--- a/docs/API_Design.docx
+++ b/docs/API_Design.docx
@@ -4,2496 +4,3579 @@
   <w:body>
     <w:p>
       <w:pPr>
-        <w:pStyle w:val="Heading1"/>
-      </w:pPr>
-      <w:r>
-        <w:rPr>
-          <w:rFonts w:ascii="Georgia" w:hAnsi="Georgia"/>
+        <w:spacing w:before="280" w:after="120"/>
+      </w:pPr>
+      <w:r>
+        <w:rPr>
+          <w:rFonts w:ascii="Playfair Display" w:hAnsi="Playfair Display"/>
           <w:b/>
           <w:color w:val="721F3A"/>
-          <w:sz w:val="36"/>
+          <w:sz w:val="44"/>
         </w:rPr>
         <w:t>MagulaPlan REST API Specification</w:t>
       </w:r>
     </w:p>
     <w:p>
-      <w:r>
-        <w:rPr>
-          <w:rFonts w:ascii="Calibri" w:hAnsi="Calibri"/>
-          <w:sz w:val="20"/>
-        </w:rPr>
-        <w:t>Base URL: `/api/v1`</w:t>
+      <w:pPr>
+        <w:spacing w:after="80"/>
+      </w:pPr>
+      <w:r>
+        <w:rPr>
+          <w:rFonts w:ascii="Segoe UI" w:hAnsi="Segoe UI"/>
+          <w:color w:val="222222"/>
+          <w:sz w:val="19"/>
+        </w:rPr>
+      </w:r>
+      <w:r>
+        <w:rPr>
+          <w:rFonts w:ascii="Segoe UI" w:hAnsi="Segoe UI"/>
+          <w:b/>
+          <w:color w:val="222222"/>
+          <w:sz w:val="19"/>
+        </w:rPr>
+        <w:t>Base URL:</w:t>
+      </w:r>
+      <w:r>
+        <w:rPr>
+          <w:rFonts w:ascii="Segoe UI" w:hAnsi="Segoe UI"/>
+          <w:color w:val="222222"/>
+          <w:sz w:val="19"/>
+        </w:rPr>
+        <w:t xml:space="preserve"> `/api/v1`</w:t>
       </w:r>
     </w:p>
     <w:p>
-      <w:r>
-        <w:rPr>
-          <w:rFonts w:ascii="Calibri" w:hAnsi="Calibri"/>
-          <w:sz w:val="20"/>
-        </w:rPr>
-        <w:t>Protocol: HTTPS</w:t>
+      <w:pPr>
+        <w:spacing w:after="80"/>
+      </w:pPr>
+      <w:r>
+        <w:rPr>
+          <w:rFonts w:ascii="Segoe UI" w:hAnsi="Segoe UI"/>
+          <w:color w:val="222222"/>
+          <w:sz w:val="19"/>
+        </w:rPr>
+      </w:r>
+      <w:r>
+        <w:rPr>
+          <w:rFonts w:ascii="Segoe UI" w:hAnsi="Segoe UI"/>
+          <w:b/>
+          <w:color w:val="222222"/>
+          <w:sz w:val="19"/>
+        </w:rPr>
+        <w:t>Protocol:</w:t>
+      </w:r>
+      <w:r>
+        <w:rPr>
+          <w:rFonts w:ascii="Segoe UI" w:hAnsi="Segoe UI"/>
+          <w:color w:val="222222"/>
+          <w:sz w:val="19"/>
+        </w:rPr>
+        <w:t xml:space="preserve"> HTTPS</w:t>
       </w:r>
     </w:p>
     <w:p>
-      <w:r>
-        <w:rPr>
-          <w:rFonts w:ascii="Calibri" w:hAnsi="Calibri"/>
-          <w:sz w:val="20"/>
-        </w:rPr>
-        <w:t>Authentication: Bearer Session Token (`Authorization: Bearer &lt;token&gt;`)</w:t>
+      <w:pPr>
+        <w:spacing w:after="80"/>
+      </w:pPr>
+      <w:r>
+        <w:rPr>
+          <w:rFonts w:ascii="Segoe UI" w:hAnsi="Segoe UI"/>
+          <w:color w:val="222222"/>
+          <w:sz w:val="19"/>
+        </w:rPr>
+      </w:r>
+      <w:r>
+        <w:rPr>
+          <w:rFonts w:ascii="Segoe UI" w:hAnsi="Segoe UI"/>
+          <w:b/>
+          <w:color w:val="222222"/>
+          <w:sz w:val="19"/>
+        </w:rPr>
+        <w:t>Authentication:</w:t>
+      </w:r>
+      <w:r>
+        <w:rPr>
+          <w:rFonts w:ascii="Segoe UI" w:hAnsi="Segoe UI"/>
+          <w:color w:val="222222"/>
+          <w:sz w:val="19"/>
+        </w:rPr>
+        <w:t xml:space="preserve"> Bearer Session Token (`Authorization: Bearer &lt;sessionToken&gt;`)</w:t>
       </w:r>
     </w:p>
     <w:p>
-      <w:r>
-        <w:rPr>
-          <w:rFonts w:ascii="Calibri" w:hAnsi="Calibri"/>
-          <w:sz w:val="20"/>
-        </w:rPr>
-        <w:t>---</w:t>
+      <w:pPr>
+        <w:spacing w:after="80"/>
+      </w:pPr>
+      <w:r>
+        <w:rPr>
+          <w:rFonts w:ascii="Segoe UI" w:hAnsi="Segoe UI"/>
+          <w:color w:val="222222"/>
+          <w:sz w:val="19"/>
+        </w:rPr>
+      </w:r>
+      <w:r>
+        <w:rPr>
+          <w:rFonts w:ascii="Segoe UI" w:hAnsi="Segoe UI"/>
+          <w:b/>
+          <w:color w:val="222222"/>
+          <w:sz w:val="19"/>
+        </w:rPr>
+        <w:t>Security Roles:</w:t>
+      </w:r>
+      <w:r>
+        <w:rPr>
+          <w:rFonts w:ascii="Segoe UI" w:hAnsi="Segoe UI"/>
+          <w:color w:val="222222"/>
+          <w:sz w:val="19"/>
+        </w:rPr>
+        <w:t xml:space="preserve"> `ROLE_USER` (Couples), `ROLE_VENDOR` (Commercial Vendors), `ROLE_ADMIN` (Administrators)</w:t>
       </w:r>
     </w:p>
     <w:p>
       <w:pPr>
-        <w:pStyle w:val="Heading2"/>
-      </w:pPr>
-      <w:r>
-        <w:rPr>
-          <w:rFonts w:ascii="Georgia" w:hAnsi="Georgia"/>
+        <w:spacing w:before="120" w:after="120"/>
+      </w:pPr>
+      <w:r>
+        <w:rPr>
+          <w:color w:val="EEDDE0"/>
+        </w:rPr>
+        <w:t>__________________________________________________________________________</w:t>
+      </w:r>
+    </w:p>
+    <w:p>
+      <w:pPr>
+        <w:spacing w:before="240" w:after="80"/>
+      </w:pPr>
+      <w:r>
+        <w:rPr>
+          <w:rFonts w:ascii="Playfair Display" w:hAnsi="Playfair Display"/>
           <w:b/>
           <w:color w:val="721F3A"/>
-          <w:sz w:val="28"/>
+          <w:sz w:val="30"/>
         </w:rPr>
         <w:t>1. Authentication &amp; User Management</w:t>
       </w:r>
     </w:p>
     <w:p>
       <w:pPr>
-        <w:pStyle w:val="Heading3"/>
-      </w:pPr>
-      <w:r>
-        <w:rPr>
-          <w:rFonts w:ascii="Georgia" w:hAnsi="Georgia"/>
+        <w:spacing w:before="160" w:after="60"/>
+      </w:pPr>
+      <w:r>
+        <w:rPr>
+          <w:rFonts w:ascii="Segoe UI" w:hAnsi="Segoe UI"/>
           <w:b/>
-          <w:color w:val="444444"/>
+          <w:color w:val="222222"/>
           <w:sz w:val="24"/>
         </w:rPr>
-        <w:t>1.1 User Registration</w:t>
+        <w:t>1.1 User / Couple Registration</w:t>
       </w:r>
     </w:p>
     <w:p>
-      <w:r>
-        <w:rPr>
-          <w:rFonts w:ascii="Calibri" w:hAnsi="Calibri"/>
-          <w:sz w:val="20"/>
-        </w:rPr>
-        <w:t>- Endpoint: `POST /api/v1/auth/register`</w:t>
+      <w:pPr>
+        <w:pStyle w:val="ListBullet"/>
+        <w:spacing w:after="40"/>
+      </w:pPr>
+      <w:r>
+        <w:rPr>
+          <w:rFonts w:ascii="Segoe UI" w:hAnsi="Segoe UI"/>
+          <w:color w:val="222222"/>
+          <w:sz w:val="19"/>
+        </w:rPr>
+      </w:r>
+      <w:r>
+        <w:rPr>
+          <w:rFonts w:ascii="Segoe UI" w:hAnsi="Segoe UI"/>
+          <w:b/>
+          <w:color w:val="222222"/>
+          <w:sz w:val="19"/>
+        </w:rPr>
+        <w:t>Endpoint:</w:t>
+      </w:r>
+      <w:r>
+        <w:rPr>
+          <w:rFonts w:ascii="Segoe UI" w:hAnsi="Segoe UI"/>
+          <w:color w:val="222222"/>
+          <w:sz w:val="19"/>
+        </w:rPr>
+        <w:t xml:space="preserve"> `POST /api/v1/auth/register`</w:t>
       </w:r>
     </w:p>
     <w:p>
-      <w:r>
-        <w:rPr>
-          <w:rFonts w:ascii="Calibri" w:hAnsi="Calibri"/>
-          <w:sz w:val="20"/>
-        </w:rPr>
-        <w:t>- Auth Required: No</w:t>
+      <w:pPr>
+        <w:pStyle w:val="ListBullet"/>
+        <w:spacing w:after="40"/>
+      </w:pPr>
+      <w:r>
+        <w:rPr>
+          <w:rFonts w:ascii="Segoe UI" w:hAnsi="Segoe UI"/>
+          <w:color w:val="222222"/>
+          <w:sz w:val="19"/>
+        </w:rPr>
+      </w:r>
+      <w:r>
+        <w:rPr>
+          <w:rFonts w:ascii="Segoe UI" w:hAnsi="Segoe UI"/>
+          <w:b/>
+          <w:color w:val="222222"/>
+          <w:sz w:val="19"/>
+        </w:rPr>
+        <w:t>Auth Required:</w:t>
+      </w:r>
+      <w:r>
+        <w:rPr>
+          <w:rFonts w:ascii="Segoe UI" w:hAnsi="Segoe UI"/>
+          <w:color w:val="222222"/>
+          <w:sz w:val="19"/>
+        </w:rPr>
+        <w:t xml:space="preserve"> No</w:t>
       </w:r>
     </w:p>
     <w:p>
-      <w:r>
-        <w:rPr>
-          <w:rFonts w:ascii="Calibri" w:hAnsi="Calibri"/>
-          <w:sz w:val="20"/>
-        </w:rPr>
-        <w:t>- Request Payload:</w:t>
+      <w:pPr>
+        <w:pStyle w:val="ListBullet"/>
+        <w:spacing w:after="40"/>
+      </w:pPr>
+      <w:r>
+        <w:rPr>
+          <w:rFonts w:ascii="Segoe UI" w:hAnsi="Segoe UI"/>
+          <w:color w:val="222222"/>
+          <w:sz w:val="19"/>
+        </w:rPr>
+      </w:r>
+      <w:r>
+        <w:rPr>
+          <w:rFonts w:ascii="Segoe UI" w:hAnsi="Segoe UI"/>
+          <w:b/>
+          <w:color w:val="222222"/>
+          <w:sz w:val="19"/>
+        </w:rPr>
+        <w:t>Request Payload:</w:t>
+      </w:r>
+      <w:r>
+        <w:rPr>
+          <w:rFonts w:ascii="Segoe UI" w:hAnsi="Segoe UI"/>
+          <w:color w:val="222222"/>
+          <w:sz w:val="19"/>
+        </w:rPr>
       </w:r>
     </w:p>
     <w:p>
-      <w:r>
-        <w:rPr>
-          <w:rFonts w:ascii="Calibri" w:hAnsi="Calibri"/>
-          <w:sz w:val="20"/>
-        </w:rPr>
-        <w:t>```json</w:t>
+      <w:pPr>
+        <w:spacing w:before="80" w:after="80"/>
+        <w:ind w:left="288"/>
+      </w:pPr>
+      <w:r>
+        <w:rPr>
+          <w:rFonts w:ascii="Consolas" w:hAnsi="Consolas"/>
+          <w:color w:val="333333"/>
+          <w:sz w:val="17"/>
+        </w:rPr>
+        <w:t>{</w:t>
+        <w:br/>
+        <w:t xml:space="preserve">  "email": "couple@example.lk",</w:t>
+        <w:br/>
+        <w:t xml:space="preserve">  "password": "Password@123",</w:t>
+        <w:br/>
+        <w:t xml:space="preserve">  "fullName": "Kasun &amp; Sandani",</w:t>
+        <w:br/>
+        <w:t xml:space="preserve">  "partnerName": "Sandani Silva",</w:t>
+        <w:br/>
+        <w:t xml:space="preserve">  "phoneNumber": "0771234567",</w:t>
+        <w:br/>
+        <w:t xml:space="preserve">  "weddingDate": "2027-02-14",</w:t>
+        <w:br/>
+        <w:t xml:space="preserve">  "totalBudget": 3500000.00</w:t>
+        <w:br/>
+        <w:t>}</w:t>
       </w:r>
     </w:p>
     <w:p>
-      <w:r>
-        <w:rPr>
-          <w:rFonts w:ascii="Calibri" w:hAnsi="Calibri"/>
-          <w:sz w:val="20"/>
-        </w:rPr>
-        <w:t>{</w:t>
+      <w:pPr>
+        <w:pStyle w:val="ListBullet"/>
+        <w:spacing w:after="40"/>
+      </w:pPr>
+      <w:r>
+        <w:rPr>
+          <w:rFonts w:ascii="Segoe UI" w:hAnsi="Segoe UI"/>
+          <w:color w:val="222222"/>
+          <w:sz w:val="19"/>
+        </w:rPr>
+      </w:r>
+      <w:r>
+        <w:rPr>
+          <w:rFonts w:ascii="Segoe UI" w:hAnsi="Segoe UI"/>
+          <w:b/>
+          <w:color w:val="222222"/>
+          <w:sz w:val="19"/>
+        </w:rPr>
+        <w:t>Response Payload (201 Created):</w:t>
+      </w:r>
+      <w:r>
+        <w:rPr>
+          <w:rFonts w:ascii="Segoe UI" w:hAnsi="Segoe UI"/>
+          <w:color w:val="222222"/>
+          <w:sz w:val="19"/>
+        </w:rPr>
       </w:r>
     </w:p>
     <w:p>
-      <w:r>
-        <w:rPr>
-          <w:rFonts w:ascii="Calibri" w:hAnsi="Calibri"/>
-          <w:sz w:val="20"/>
-        </w:rPr>
-        <w:t>"email": "couple@example.lk",</w:t>
+      <w:pPr>
+        <w:spacing w:before="80" w:after="80"/>
+        <w:ind w:left="288"/>
+      </w:pPr>
+      <w:r>
+        <w:rPr>
+          <w:rFonts w:ascii="Consolas" w:hAnsi="Consolas"/>
+          <w:color w:val="333333"/>
+          <w:sz w:val="17"/>
+        </w:rPr>
+        <w:t>{</w:t>
+        <w:br/>
+        <w:t xml:space="preserve">  "token": "a1b2c3d4-e5f6-7a8b-9c0d-1e2f3a4b5c6d",</w:t>
+        <w:br/>
+        <w:t xml:space="preserve">  "userId": 1,</w:t>
+        <w:br/>
+        <w:t xml:space="preserve">  "fullName": "Kasun &amp; Sandani",</w:t>
+        <w:br/>
+        <w:t xml:space="preserve">  "email": "couple@example.lk",</w:t>
+        <w:br/>
+        <w:t xml:space="preserve">  "role": "USER"</w:t>
+        <w:br/>
+        <w:t>}</w:t>
       </w:r>
     </w:p>
     <w:p>
-      <w:r>
-        <w:rPr>
-          <w:rFonts w:ascii="Calibri" w:hAnsi="Calibri"/>
-          <w:sz w:val="20"/>
-        </w:rPr>
-        <w:t>"password": "Password@123",</w:t>
+      <w:pPr>
+        <w:spacing w:before="160" w:after="60"/>
+      </w:pPr>
+      <w:r>
+        <w:rPr>
+          <w:rFonts w:ascii="Segoe UI" w:hAnsi="Segoe UI"/>
+          <w:b/>
+          <w:color w:val="222222"/>
+          <w:sz w:val="24"/>
+        </w:rPr>
+        <w:t>1.2 User Login (All Roles)</w:t>
       </w:r>
     </w:p>
     <w:p>
-      <w:r>
-        <w:rPr>
-          <w:rFonts w:ascii="Calibri" w:hAnsi="Calibri"/>
-          <w:sz w:val="20"/>
-        </w:rPr>
-        <w:t>"fullName": "Kasun &amp; Sandani",</w:t>
+      <w:pPr>
+        <w:pStyle w:val="ListBullet"/>
+        <w:spacing w:after="40"/>
+      </w:pPr>
+      <w:r>
+        <w:rPr>
+          <w:rFonts w:ascii="Segoe UI" w:hAnsi="Segoe UI"/>
+          <w:color w:val="222222"/>
+          <w:sz w:val="19"/>
+        </w:rPr>
+      </w:r>
+      <w:r>
+        <w:rPr>
+          <w:rFonts w:ascii="Segoe UI" w:hAnsi="Segoe UI"/>
+          <w:b/>
+          <w:color w:val="222222"/>
+          <w:sz w:val="19"/>
+        </w:rPr>
+        <w:t>Endpoint:</w:t>
+      </w:r>
+      <w:r>
+        <w:rPr>
+          <w:rFonts w:ascii="Segoe UI" w:hAnsi="Segoe UI"/>
+          <w:color w:val="222222"/>
+          <w:sz w:val="19"/>
+        </w:rPr>
+        <w:t xml:space="preserve"> `POST /api/v1/auth/login`</w:t>
       </w:r>
     </w:p>
     <w:p>
-      <w:r>
-        <w:rPr>
-          <w:rFonts w:ascii="Calibri" w:hAnsi="Calibri"/>
-          <w:sz w:val="20"/>
-        </w:rPr>
-        <w:t>"partnerName": "Sandani Silva",</w:t>
+      <w:pPr>
+        <w:pStyle w:val="ListBullet"/>
+        <w:spacing w:after="40"/>
+      </w:pPr>
+      <w:r>
+        <w:rPr>
+          <w:rFonts w:ascii="Segoe UI" w:hAnsi="Segoe UI"/>
+          <w:color w:val="222222"/>
+          <w:sz w:val="19"/>
+        </w:rPr>
+      </w:r>
+      <w:r>
+        <w:rPr>
+          <w:rFonts w:ascii="Segoe UI" w:hAnsi="Segoe UI"/>
+          <w:b/>
+          <w:color w:val="222222"/>
+          <w:sz w:val="19"/>
+        </w:rPr>
+        <w:t>Auth Required:</w:t>
+      </w:r>
+      <w:r>
+        <w:rPr>
+          <w:rFonts w:ascii="Segoe UI" w:hAnsi="Segoe UI"/>
+          <w:color w:val="222222"/>
+          <w:sz w:val="19"/>
+        </w:rPr>
+        <w:t xml:space="preserve"> No</w:t>
       </w:r>
     </w:p>
     <w:p>
-      <w:r>
-        <w:rPr>
-          <w:rFonts w:ascii="Calibri" w:hAnsi="Calibri"/>
-          <w:sz w:val="20"/>
-        </w:rPr>
-        <w:t>"phoneNumber": "0771234567",</w:t>
+      <w:pPr>
+        <w:pStyle w:val="ListBullet"/>
+        <w:spacing w:after="40"/>
+      </w:pPr>
+      <w:r>
+        <w:rPr>
+          <w:rFonts w:ascii="Segoe UI" w:hAnsi="Segoe UI"/>
+          <w:color w:val="222222"/>
+          <w:sz w:val="19"/>
+        </w:rPr>
+      </w:r>
+      <w:r>
+        <w:rPr>
+          <w:rFonts w:ascii="Segoe UI" w:hAnsi="Segoe UI"/>
+          <w:b/>
+          <w:color w:val="222222"/>
+          <w:sz w:val="19"/>
+        </w:rPr>
+        <w:t>Request Payload:</w:t>
+      </w:r>
+      <w:r>
+        <w:rPr>
+          <w:rFonts w:ascii="Segoe UI" w:hAnsi="Segoe UI"/>
+          <w:color w:val="222222"/>
+          <w:sz w:val="19"/>
+        </w:rPr>
       </w:r>
     </w:p>
     <w:p>
-      <w:r>
-        <w:rPr>
-          <w:rFonts w:ascii="Calibri" w:hAnsi="Calibri"/>
-          <w:sz w:val="20"/>
-        </w:rPr>
-        <w:t>"weddingDate": "2027-02-14",</w:t>
+      <w:pPr>
+        <w:spacing w:before="80" w:after="80"/>
+        <w:ind w:left="288"/>
+      </w:pPr>
+      <w:r>
+        <w:rPr>
+          <w:rFonts w:ascii="Consolas" w:hAnsi="Consolas"/>
+          <w:color w:val="333333"/>
+          <w:sz w:val="17"/>
+        </w:rPr>
+        <w:t>{</w:t>
+        <w:br/>
+        <w:t xml:space="preserve">  "email": "admin@magulaplan.lk",</w:t>
+        <w:br/>
+        <w:t xml:space="preserve">  "password": "Admin@123"</w:t>
+        <w:br/>
+        <w:t>}</w:t>
       </w:r>
     </w:p>
     <w:p>
-      <w:r>
-        <w:rPr>
-          <w:rFonts w:ascii="Calibri" w:hAnsi="Calibri"/>
-          <w:sz w:val="20"/>
-        </w:rPr>
-        <w:t>"totalBudget": 3500000.00</w:t>
+      <w:pPr>
+        <w:pStyle w:val="ListBullet"/>
+        <w:spacing w:after="40"/>
+      </w:pPr>
+      <w:r>
+        <w:rPr>
+          <w:rFonts w:ascii="Segoe UI" w:hAnsi="Segoe UI"/>
+          <w:color w:val="222222"/>
+          <w:sz w:val="19"/>
+        </w:rPr>
+      </w:r>
+      <w:r>
+        <w:rPr>
+          <w:rFonts w:ascii="Segoe UI" w:hAnsi="Segoe UI"/>
+          <w:b/>
+          <w:color w:val="222222"/>
+          <w:sz w:val="19"/>
+        </w:rPr>
+        <w:t>Response Payload (200 OK):</w:t>
+      </w:r>
+      <w:r>
+        <w:rPr>
+          <w:rFonts w:ascii="Segoe UI" w:hAnsi="Segoe UI"/>
+          <w:color w:val="222222"/>
+          <w:sz w:val="19"/>
+        </w:rPr>
       </w:r>
     </w:p>
     <w:p>
-      <w:r>
-        <w:rPr>
-          <w:rFonts w:ascii="Calibri" w:hAnsi="Calibri"/>
-          <w:sz w:val="20"/>
-        </w:rPr>
+      <w:pPr>
+        <w:spacing w:before="80" w:after="80"/>
+        <w:ind w:left="288"/>
+      </w:pPr>
+      <w:r>
+        <w:rPr>
+          <w:rFonts w:ascii="Consolas" w:hAnsi="Consolas"/>
+          <w:color w:val="333333"/>
+          <w:sz w:val="17"/>
+        </w:rPr>
+        <w:t>{</w:t>
+        <w:br/>
+        <w:t xml:space="preserve">  "token": "d7e8f9a0-b1c2-3d4e-5f6a-7b8c9d0e1f2a",</w:t>
+        <w:br/>
+        <w:t xml:space="preserve">  "userId": 1,</w:t>
+        <w:br/>
+        <w:t xml:space="preserve">  "fullName": "MagulaPlan Admin",</w:t>
+        <w:br/>
+        <w:t xml:space="preserve">  "email": "admin@magulaplan.lk",</w:t>
+        <w:br/>
+        <w:t xml:space="preserve">  "role": "ADMIN"</w:t>
+        <w:br/>
         <w:t>}</w:t>
       </w:r>
     </w:p>
     <w:p>
-      <w:r>
-        <w:rPr>
-          <w:rFonts w:ascii="Calibri" w:hAnsi="Calibri"/>
-          <w:sz w:val="20"/>
-        </w:rPr>
-        <w:t>```</w:t>
+      <w:pPr>
+        <w:spacing w:after="80"/>
+      </w:pPr>
+      <w:r>
+        <w:rPr>
+          <w:rFonts w:ascii="Segoe UI" w:hAnsi="Segoe UI"/>
+          <w:color w:val="222222"/>
+          <w:sz w:val="19"/>
+        </w:rPr>
+        <w:t>*Note:* The endpoint automatically trims leading/trailing whitespace and performs case-insensitive matching (`findByEmailIgnoreCase`). Password hashes are evaluated against BCrypt.</w:t>
       </w:r>
     </w:p>
     <w:p>
-      <w:r>
-        <w:rPr>
-          <w:rFonts w:ascii="Calibri" w:hAnsi="Calibri"/>
-          <w:sz w:val="20"/>
-        </w:rPr>
-        <w:t>- Response Payload (201 Created):</w:t>
+      <w:pPr>
+        <w:spacing w:before="160" w:after="60"/>
+      </w:pPr>
+      <w:r>
+        <w:rPr>
+          <w:rFonts w:ascii="Segoe UI" w:hAnsi="Segoe UI"/>
+          <w:b/>
+          <w:color w:val="222222"/>
+          <w:sz w:val="24"/>
+        </w:rPr>
+        <w:t>1.3 Get Authenticated Profile</w:t>
       </w:r>
     </w:p>
     <w:p>
-      <w:r>
-        <w:rPr>
-          <w:rFonts w:ascii="Calibri" w:hAnsi="Calibri"/>
-          <w:sz w:val="20"/>
-        </w:rPr>
-        <w:t>```json</w:t>
+      <w:pPr>
+        <w:pStyle w:val="ListBullet"/>
+        <w:spacing w:after="40"/>
+      </w:pPr>
+      <w:r>
+        <w:rPr>
+          <w:rFonts w:ascii="Segoe UI" w:hAnsi="Segoe UI"/>
+          <w:color w:val="222222"/>
+          <w:sz w:val="19"/>
+        </w:rPr>
+      </w:r>
+      <w:r>
+        <w:rPr>
+          <w:rFonts w:ascii="Segoe UI" w:hAnsi="Segoe UI"/>
+          <w:b/>
+          <w:color w:val="222222"/>
+          <w:sz w:val="19"/>
+        </w:rPr>
+        <w:t>Endpoint:</w:t>
+      </w:r>
+      <w:r>
+        <w:rPr>
+          <w:rFonts w:ascii="Segoe UI" w:hAnsi="Segoe UI"/>
+          <w:color w:val="222222"/>
+          <w:sz w:val="19"/>
+        </w:rPr>
+        <w:t xml:space="preserve"> `GET /api/v1/users/me`</w:t>
       </w:r>
     </w:p>
     <w:p>
-      <w:r>
-        <w:rPr>
-          <w:rFonts w:ascii="Calibri" w:hAnsi="Calibri"/>
-          <w:sz w:val="20"/>
-        </w:rPr>
-        <w:t>{</w:t>
+      <w:pPr>
+        <w:pStyle w:val="ListBullet"/>
+        <w:spacing w:after="40"/>
+      </w:pPr>
+      <w:r>
+        <w:rPr>
+          <w:rFonts w:ascii="Segoe UI" w:hAnsi="Segoe UI"/>
+          <w:color w:val="222222"/>
+          <w:sz w:val="19"/>
+        </w:rPr>
+      </w:r>
+      <w:r>
+        <w:rPr>
+          <w:rFonts w:ascii="Segoe UI" w:hAnsi="Segoe UI"/>
+          <w:b/>
+          <w:color w:val="222222"/>
+          <w:sz w:val="19"/>
+        </w:rPr>
+        <w:t>Auth Required:</w:t>
+      </w:r>
+      <w:r>
+        <w:rPr>
+          <w:rFonts w:ascii="Segoe UI" w:hAnsi="Segoe UI"/>
+          <w:color w:val="222222"/>
+          <w:sz w:val="19"/>
+        </w:rPr>
+        <w:t xml:space="preserve"> Yes (`ROLE_USER`, `ROLE_VENDOR`, `ROLE_ADMIN`)</w:t>
       </w:r>
     </w:p>
     <w:p>
-      <w:r>
-        <w:rPr>
-          <w:rFonts w:ascii="Calibri" w:hAnsi="Calibri"/>
-          <w:sz w:val="20"/>
-        </w:rPr>
-        <w:t>"userId": 1,</w:t>
+      <w:pPr>
+        <w:pStyle w:val="ListBullet"/>
+        <w:spacing w:after="40"/>
+      </w:pPr>
+      <w:r>
+        <w:rPr>
+          <w:rFonts w:ascii="Segoe UI" w:hAnsi="Segoe UI"/>
+          <w:color w:val="222222"/>
+          <w:sz w:val="19"/>
+        </w:rPr>
+      </w:r>
+      <w:r>
+        <w:rPr>
+          <w:rFonts w:ascii="Segoe UI" w:hAnsi="Segoe UI"/>
+          <w:b/>
+          <w:color w:val="222222"/>
+          <w:sz w:val="19"/>
+        </w:rPr>
+        <w:t>Response Payload (200 OK):</w:t>
+      </w:r>
+      <w:r>
+        <w:rPr>
+          <w:rFonts w:ascii="Segoe UI" w:hAnsi="Segoe UI"/>
+          <w:color w:val="222222"/>
+          <w:sz w:val="19"/>
+        </w:rPr>
       </w:r>
     </w:p>
     <w:p>
-      <w:r>
-        <w:rPr>
-          <w:rFonts w:ascii="Calibri" w:hAnsi="Calibri"/>
-          <w:sz w:val="20"/>
-        </w:rPr>
-        <w:t>"token": "a1b2c3d4-e5f6-7a8b-9c0d-1e2f3a4b5c6d",</w:t>
+      <w:pPr>
+        <w:spacing w:before="80" w:after="80"/>
+        <w:ind w:left="288"/>
+      </w:pPr>
+      <w:r>
+        <w:rPr>
+          <w:rFonts w:ascii="Consolas" w:hAnsi="Consolas"/>
+          <w:color w:val="333333"/>
+          <w:sz w:val="17"/>
+        </w:rPr>
+        <w:t>{</w:t>
+        <w:br/>
+        <w:t xml:space="preserve">  "userId": 1,</w:t>
+        <w:br/>
+        <w:t xml:space="preserve">  "email": "couple@example.lk",</w:t>
+        <w:br/>
+        <w:t xml:space="preserve">  "fullName": "Kasun &amp; Sandani",</w:t>
+        <w:br/>
+        <w:t xml:space="preserve">  "partnerName": "Sandani Silva",</w:t>
+        <w:br/>
+        <w:t xml:space="preserve">  "phoneNumber": "0771234567",</w:t>
+        <w:br/>
+        <w:t xml:space="preserve">  "weddingDate": "2027-02-14",</w:t>
+        <w:br/>
+        <w:t xml:space="preserve">  "totalBudget": 3500000.00,</w:t>
+        <w:br/>
+        <w:t xml:space="preserve">  "role": "USER"</w:t>
+        <w:br/>
+        <w:t>}</w:t>
       </w:r>
     </w:p>
     <w:p>
-      <w:r>
-        <w:rPr>
-          <w:rFonts w:ascii="Calibri" w:hAnsi="Calibri"/>
-          <w:sz w:val="20"/>
-        </w:rPr>
-        <w:t>"email": "couple@example.lk",</w:t>
+      <w:pPr>
+        <w:spacing w:before="160" w:after="60"/>
+      </w:pPr>
+      <w:r>
+        <w:rPr>
+          <w:rFonts w:ascii="Segoe UI" w:hAnsi="Segoe UI"/>
+          <w:b/>
+          <w:color w:val="222222"/>
+          <w:sz w:val="24"/>
+        </w:rPr>
+        <w:t>1.4 Update Authenticated Profile</w:t>
       </w:r>
     </w:p>
     <w:p>
-      <w:r>
-        <w:rPr>
-          <w:rFonts w:ascii="Calibri" w:hAnsi="Calibri"/>
-          <w:sz w:val="20"/>
-        </w:rPr>
-        <w:t>"fullName": "Kasun &amp; Sandani",</w:t>
+      <w:pPr>
+        <w:pStyle w:val="ListBullet"/>
+        <w:spacing w:after="40"/>
+      </w:pPr>
+      <w:r>
+        <w:rPr>
+          <w:rFonts w:ascii="Segoe UI" w:hAnsi="Segoe UI"/>
+          <w:color w:val="222222"/>
+          <w:sz w:val="19"/>
+        </w:rPr>
+      </w:r>
+      <w:r>
+        <w:rPr>
+          <w:rFonts w:ascii="Segoe UI" w:hAnsi="Segoe UI"/>
+          <w:b/>
+          <w:color w:val="222222"/>
+          <w:sz w:val="19"/>
+        </w:rPr>
+        <w:t>Endpoint:</w:t>
+      </w:r>
+      <w:r>
+        <w:rPr>
+          <w:rFonts w:ascii="Segoe UI" w:hAnsi="Segoe UI"/>
+          <w:color w:val="222222"/>
+          <w:sz w:val="19"/>
+        </w:rPr>
+        <w:t xml:space="preserve"> `PUT /api/v1/users/me`</w:t>
       </w:r>
     </w:p>
     <w:p>
-      <w:r>
-        <w:rPr>
-          <w:rFonts w:ascii="Calibri" w:hAnsi="Calibri"/>
-          <w:sz w:val="20"/>
-        </w:rPr>
-        <w:t>"role": "USER"</w:t>
+      <w:pPr>
+        <w:pStyle w:val="ListBullet"/>
+        <w:spacing w:after="40"/>
+      </w:pPr>
+      <w:r>
+        <w:rPr>
+          <w:rFonts w:ascii="Segoe UI" w:hAnsi="Segoe UI"/>
+          <w:color w:val="222222"/>
+          <w:sz w:val="19"/>
+        </w:rPr>
+      </w:r>
+      <w:r>
+        <w:rPr>
+          <w:rFonts w:ascii="Segoe UI" w:hAnsi="Segoe UI"/>
+          <w:b/>
+          <w:color w:val="222222"/>
+          <w:sz w:val="19"/>
+        </w:rPr>
+        <w:t>Auth Required:</w:t>
+      </w:r>
+      <w:r>
+        <w:rPr>
+          <w:rFonts w:ascii="Segoe UI" w:hAnsi="Segoe UI"/>
+          <w:color w:val="222222"/>
+          <w:sz w:val="19"/>
+        </w:rPr>
+        <w:t xml:space="preserve"> Yes</w:t>
       </w:r>
     </w:p>
     <w:p>
-      <w:r>
-        <w:rPr>
-          <w:rFonts w:ascii="Calibri" w:hAnsi="Calibri"/>
-          <w:sz w:val="20"/>
-        </w:rPr>
-        <w:t>}</w:t>
+      <w:pPr>
+        <w:pStyle w:val="ListBullet"/>
+        <w:spacing w:after="40"/>
+      </w:pPr>
+      <w:r>
+        <w:rPr>
+          <w:rFonts w:ascii="Segoe UI" w:hAnsi="Segoe UI"/>
+          <w:color w:val="222222"/>
+          <w:sz w:val="19"/>
+        </w:rPr>
+      </w:r>
+      <w:r>
+        <w:rPr>
+          <w:rFonts w:ascii="Segoe UI" w:hAnsi="Segoe UI"/>
+          <w:b/>
+          <w:color w:val="222222"/>
+          <w:sz w:val="19"/>
+        </w:rPr>
+        <w:t>Request Payload:</w:t>
+      </w:r>
+      <w:r>
+        <w:rPr>
+          <w:rFonts w:ascii="Segoe UI" w:hAnsi="Segoe UI"/>
+          <w:color w:val="222222"/>
+          <w:sz w:val="19"/>
+        </w:rPr>
       </w:r>
     </w:p>
     <w:p>
-      <w:r>
-        <w:rPr>
-          <w:rFonts w:ascii="Calibri" w:hAnsi="Calibri"/>
-          <w:sz w:val="20"/>
-        </w:rPr>
-        <w:t>```</w:t>
+      <w:pPr>
+        <w:spacing w:before="80" w:after="80"/>
+        <w:ind w:left="288"/>
+      </w:pPr>
+      <w:r>
+        <w:rPr>
+          <w:rFonts w:ascii="Consolas" w:hAnsi="Consolas"/>
+          <w:color w:val="333333"/>
+          <w:sz w:val="17"/>
+        </w:rPr>
+        <w:t>{</w:t>
+        <w:br/>
+        <w:t xml:space="preserve">  "fullName": "Kasun &amp; Sandani",</w:t>
+        <w:br/>
+        <w:t xml:space="preserve">  "partnerName": "Sandani Silva",</w:t>
+        <w:br/>
+        <w:t xml:space="preserve">  "phoneNumber": "0771234567",</w:t>
+        <w:br/>
+        <w:t xml:space="preserve">  "weddingDate": "2027-02-14",</w:t>
+        <w:br/>
+        <w:t xml:space="preserve">  "totalBudget": 3800000.00</w:t>
+        <w:br/>
+        <w:t>}</w:t>
       </w:r>
     </w:p>
     <w:p>
       <w:pPr>
-        <w:pStyle w:val="Heading3"/>
-      </w:pPr>
-      <w:r>
-        <w:rPr>
-          <w:rFonts w:ascii="Georgia" w:hAnsi="Georgia"/>
+        <w:pStyle w:val="ListBullet"/>
+        <w:spacing w:after="40"/>
+      </w:pPr>
+      <w:r>
+        <w:rPr>
+          <w:rFonts w:ascii="Segoe UI" w:hAnsi="Segoe UI"/>
+          <w:color w:val="222222"/>
+          <w:sz w:val="19"/>
+        </w:rPr>
+      </w:r>
+      <w:r>
+        <w:rPr>
+          <w:rFonts w:ascii="Segoe UI" w:hAnsi="Segoe UI"/>
           <w:b/>
-          <w:color w:val="444444"/>
-          <w:sz w:val="24"/>
-        </w:rPr>
-        <w:t>1.2 User Login</w:t>
+          <w:color w:val="222222"/>
+          <w:sz w:val="19"/>
+        </w:rPr>
+        <w:t>Response Payload (200 OK):</w:t>
+      </w:r>
+      <w:r>
+        <w:rPr>
+          <w:rFonts w:ascii="Segoe UI" w:hAnsi="Segoe UI"/>
+          <w:color w:val="222222"/>
+          <w:sz w:val="19"/>
+        </w:rPr>
       </w:r>
     </w:p>
     <w:p>
-      <w:r>
-        <w:rPr>
-          <w:rFonts w:ascii="Calibri" w:hAnsi="Calibri"/>
-          <w:sz w:val="20"/>
-        </w:rPr>
-        <w:t>- Endpoint: `POST /api/v1/auth/login`</w:t>
+      <w:pPr>
+        <w:spacing w:before="80" w:after="80"/>
+        <w:ind w:left="288"/>
+      </w:pPr>
+      <w:r>
+        <w:rPr>
+          <w:rFonts w:ascii="Consolas" w:hAnsi="Consolas"/>
+          <w:color w:val="333333"/>
+          <w:sz w:val="17"/>
+        </w:rPr>
+        <w:t>{</w:t>
+        <w:br/>
+        <w:t xml:space="preserve">  "userId": 1,</w:t>
+        <w:br/>
+        <w:t xml:space="preserve">  "message": "User updated successfully"</w:t>
+        <w:br/>
+        <w:t>}</w:t>
       </w:r>
     </w:p>
     <w:p>
-      <w:r>
-        <w:rPr>
-          <w:rFonts w:ascii="Calibri" w:hAnsi="Calibri"/>
-          <w:sz w:val="20"/>
-        </w:rPr>
-        <w:t>- Auth Required: No</w:t>
+      <w:pPr>
+        <w:spacing w:before="120" w:after="120"/>
+      </w:pPr>
+      <w:r>
+        <w:rPr>
+          <w:color w:val="EEDDE0"/>
+        </w:rPr>
+        <w:t>__________________________________________________________________________</w:t>
       </w:r>
     </w:p>
     <w:p>
-      <w:r>
-        <w:rPr>
-          <w:rFonts w:ascii="Calibri" w:hAnsi="Calibri"/>
-          <w:sz w:val="20"/>
-        </w:rPr>
-        <w:t>- Request Payload:</w:t>
+      <w:pPr>
+        <w:spacing w:before="240" w:after="80"/>
+      </w:pPr>
+      <w:r>
+        <w:rPr>
+          <w:rFonts w:ascii="Playfair Display" w:hAnsi="Playfair Display"/>
+          <w:b/>
+          <w:color w:val="721F3A"/>
+          <w:sz w:val="30"/>
+        </w:rPr>
+        <w:t>2. Vendor Directory &amp; Commercial Marketplace</w:t>
       </w:r>
     </w:p>
     <w:p>
-      <w:r>
-        <w:rPr>
-          <w:rFonts w:ascii="Calibri" w:hAnsi="Calibri"/>
-          <w:sz w:val="20"/>
-        </w:rPr>
-        <w:t>```json</w:t>
+      <w:pPr>
+        <w:spacing w:before="160" w:after="60"/>
+      </w:pPr>
+      <w:r>
+        <w:rPr>
+          <w:rFonts w:ascii="Segoe UI" w:hAnsi="Segoe UI"/>
+          <w:b/>
+          <w:color w:val="222222"/>
+          <w:sz w:val="24"/>
+        </w:rPr>
+        <w:t>2.1 Get Approved Vendors (Public Directory)</w:t>
       </w:r>
     </w:p>
     <w:p>
-      <w:r>
-        <w:rPr>
-          <w:rFonts w:ascii="Calibri" w:hAnsi="Calibri"/>
-          <w:sz w:val="20"/>
-        </w:rPr>
-        <w:t>{</w:t>
+      <w:pPr>
+        <w:pStyle w:val="ListBullet"/>
+        <w:spacing w:after="40"/>
+      </w:pPr>
+      <w:r>
+        <w:rPr>
+          <w:rFonts w:ascii="Segoe UI" w:hAnsi="Segoe UI"/>
+          <w:color w:val="222222"/>
+          <w:sz w:val="19"/>
+        </w:rPr>
+      </w:r>
+      <w:r>
+        <w:rPr>
+          <w:rFonts w:ascii="Segoe UI" w:hAnsi="Segoe UI"/>
+          <w:b/>
+          <w:color w:val="222222"/>
+          <w:sz w:val="19"/>
+        </w:rPr>
+        <w:t>Endpoint:</w:t>
+      </w:r>
+      <w:r>
+        <w:rPr>
+          <w:rFonts w:ascii="Segoe UI" w:hAnsi="Segoe UI"/>
+          <w:color w:val="222222"/>
+          <w:sz w:val="19"/>
+        </w:rPr>
+        <w:t xml:space="preserve"> `GET /api/v1/vendors`</w:t>
       </w:r>
     </w:p>
     <w:p>
-      <w:r>
-        <w:rPr>
-          <w:rFonts w:ascii="Calibri" w:hAnsi="Calibri"/>
-          <w:sz w:val="20"/>
-        </w:rPr>
-        <w:t>"email": "couple@example.lk",</w:t>
+      <w:pPr>
+        <w:pStyle w:val="ListBullet"/>
+        <w:spacing w:after="40"/>
+      </w:pPr>
+      <w:r>
+        <w:rPr>
+          <w:rFonts w:ascii="Segoe UI" w:hAnsi="Segoe UI"/>
+          <w:color w:val="222222"/>
+          <w:sz w:val="19"/>
+        </w:rPr>
+      </w:r>
+      <w:r>
+        <w:rPr>
+          <w:rFonts w:ascii="Segoe UI" w:hAnsi="Segoe UI"/>
+          <w:b/>
+          <w:color w:val="222222"/>
+          <w:sz w:val="19"/>
+        </w:rPr>
+        <w:t>Auth Required:</w:t>
+      </w:r>
+      <w:r>
+        <w:rPr>
+          <w:rFonts w:ascii="Segoe UI" w:hAnsi="Segoe UI"/>
+          <w:color w:val="222222"/>
+          <w:sz w:val="19"/>
+        </w:rPr>
+        <w:t xml:space="preserve"> No</w:t>
       </w:r>
     </w:p>
     <w:p>
-      <w:r>
-        <w:rPr>
-          <w:rFonts w:ascii="Calibri" w:hAnsi="Calibri"/>
-          <w:sz w:val="20"/>
-        </w:rPr>
-        <w:t>"password": "Password@123"</w:t>
+      <w:pPr>
+        <w:pStyle w:val="ListBullet"/>
+        <w:spacing w:after="40"/>
+      </w:pPr>
+      <w:r>
+        <w:rPr>
+          <w:rFonts w:ascii="Segoe UI" w:hAnsi="Segoe UI"/>
+          <w:color w:val="222222"/>
+          <w:sz w:val="19"/>
+        </w:rPr>
+      </w:r>
+      <w:r>
+        <w:rPr>
+          <w:rFonts w:ascii="Segoe UI" w:hAnsi="Segoe UI"/>
+          <w:b/>
+          <w:color w:val="222222"/>
+          <w:sz w:val="19"/>
+        </w:rPr>
+        <w:t>Response Payload (200 OK):</w:t>
+      </w:r>
+      <w:r>
+        <w:rPr>
+          <w:rFonts w:ascii="Segoe UI" w:hAnsi="Segoe UI"/>
+          <w:color w:val="222222"/>
+          <w:sz w:val="19"/>
+        </w:rPr>
       </w:r>
     </w:p>
     <w:p>
-      <w:r>
-        <w:rPr>
-          <w:rFonts w:ascii="Calibri" w:hAnsi="Calibri"/>
-          <w:sz w:val="20"/>
-        </w:rPr>
-        <w:t>}</w:t>
+      <w:pPr>
+        <w:spacing w:before="80" w:after="80"/>
+        <w:ind w:left="288"/>
+      </w:pPr>
+      <w:r>
+        <w:rPr>
+          <w:rFonts w:ascii="Consolas" w:hAnsi="Consolas"/>
+          <w:color w:val="333333"/>
+          <w:sz w:val="17"/>
+        </w:rPr>
+        <w:t>[</w:t>
+        <w:br/>
+        <w:t xml:space="preserve">  {</w:t>
+        <w:br/>
+        <w:t xml:space="preserve">    "vendorId": 3,</w:t>
+        <w:br/>
+        <w:t xml:space="preserve">    "categoryId": 2,</w:t>
+        <w:br/>
+        <w:t xml:space="preserve">    "categoryName": "Photography",</w:t>
+        <w:br/>
+        <w:t xml:space="preserve">    "businessName": "Studio 3000DF",</w:t>
+        <w:br/>
+        <w:t xml:space="preserve">    "districtLocation": "Colombo",</w:t>
+        <w:br/>
+        <w:t xml:space="preserve">    "contactPhone": "0732345678",</w:t>
+        <w:br/>
+        <w:t xml:space="preserve">    "contactEmail": "info@studio3000df.com",</w:t>
+        <w:br/>
+        <w:t xml:space="preserve">    "startingPrice": 35000.00,</w:t>
+        <w:br/>
+        <w:t xml:space="preserve">    "imageUrl": "https://images.unsplash.com/photo-1537633552985-df8429e8048b",</w:t>
+        <w:br/>
+        <w:t xml:space="preserve">    "rating": 4.9,</w:t>
+        <w:br/>
+        <w:t xml:space="preserve">    "reviewCount": 210,</w:t>
+        <w:br/>
+        <w:t xml:space="preserve">    "verified": true,</w:t>
+        <w:br/>
+        <w:t xml:space="preserve">    "featured": true,</w:t>
+        <w:br/>
+        <w:t xml:space="preserve">    "status": "APPROVED",</w:t>
+        <w:br/>
+        <w:t xml:space="preserve">    "subscriptionTier": "FEATURED",</w:t>
+        <w:br/>
+        <w:t xml:space="preserve">    "paymentStatus": "PAID"</w:t>
+        <w:br/>
+        <w:t xml:space="preserve">  }</w:t>
+        <w:br/>
+        <w:t>]</w:t>
       </w:r>
     </w:p>
     <w:p>
-      <w:r>
-        <w:rPr>
-          <w:rFonts w:ascii="Calibri" w:hAnsi="Calibri"/>
-          <w:sz w:val="20"/>
-        </w:rPr>
-        <w:t>```</w:t>
+      <w:pPr>
+        <w:spacing w:before="160" w:after="60"/>
+      </w:pPr>
+      <w:r>
+        <w:rPr>
+          <w:rFonts w:ascii="Segoe UI" w:hAnsi="Segoe UI"/>
+          <w:b/>
+          <w:color w:val="222222"/>
+          <w:sz w:val="24"/>
+        </w:rPr>
+        <w:t>2.2 Search &amp; Filter Vendors</w:t>
       </w:r>
     </w:p>
     <w:p>
-      <w:r>
-        <w:rPr>
-          <w:rFonts w:ascii="Calibri" w:hAnsi="Calibri"/>
-          <w:sz w:val="20"/>
-        </w:rPr>
-        <w:t>- Response Payload (200 OK):</w:t>
+      <w:pPr>
+        <w:pStyle w:val="ListBullet"/>
+        <w:spacing w:after="40"/>
+      </w:pPr>
+      <w:r>
+        <w:rPr>
+          <w:rFonts w:ascii="Segoe UI" w:hAnsi="Segoe UI"/>
+          <w:color w:val="222222"/>
+          <w:sz w:val="19"/>
+        </w:rPr>
+      </w:r>
+      <w:r>
+        <w:rPr>
+          <w:rFonts w:ascii="Segoe UI" w:hAnsi="Segoe UI"/>
+          <w:b/>
+          <w:color w:val="222222"/>
+          <w:sz w:val="19"/>
+        </w:rPr>
+        <w:t>Endpoint:</w:t>
+      </w:r>
+      <w:r>
+        <w:rPr>
+          <w:rFonts w:ascii="Segoe UI" w:hAnsi="Segoe UI"/>
+          <w:color w:val="222222"/>
+          <w:sz w:val="19"/>
+        </w:rPr>
+        <w:t xml:space="preserve"> `GET /api/v1/vendors/search`</w:t>
       </w:r>
     </w:p>
     <w:p>
-      <w:r>
-        <w:rPr>
-          <w:rFonts w:ascii="Calibri" w:hAnsi="Calibri"/>
-          <w:sz w:val="20"/>
-        </w:rPr>
-        <w:t>```json</w:t>
+      <w:pPr>
+        <w:pStyle w:val="ListBullet"/>
+        <w:spacing w:after="40"/>
+      </w:pPr>
+      <w:r>
+        <w:rPr>
+          <w:rFonts w:ascii="Segoe UI" w:hAnsi="Segoe UI"/>
+          <w:color w:val="222222"/>
+          <w:sz w:val="19"/>
+        </w:rPr>
+      </w:r>
+      <w:r>
+        <w:rPr>
+          <w:rFonts w:ascii="Segoe UI" w:hAnsi="Segoe UI"/>
+          <w:b/>
+          <w:color w:val="222222"/>
+          <w:sz w:val="19"/>
+        </w:rPr>
+        <w:t>Auth Required:</w:t>
+      </w:r>
+      <w:r>
+        <w:rPr>
+          <w:rFonts w:ascii="Segoe UI" w:hAnsi="Segoe UI"/>
+          <w:color w:val="222222"/>
+          <w:sz w:val="19"/>
+        </w:rPr>
+        <w:t xml:space="preserve"> No</w:t>
       </w:r>
     </w:p>
     <w:p>
-      <w:r>
-        <w:rPr>
-          <w:rFonts w:ascii="Calibri" w:hAnsi="Calibri"/>
-          <w:sz w:val="20"/>
-        </w:rPr>
-        <w:t>{</w:t>
+      <w:pPr>
+        <w:pStyle w:val="ListBullet"/>
+        <w:spacing w:after="40"/>
+      </w:pPr>
+      <w:r>
+        <w:rPr>
+          <w:rFonts w:ascii="Segoe UI" w:hAnsi="Segoe UI"/>
+          <w:color w:val="222222"/>
+          <w:sz w:val="19"/>
+        </w:rPr>
+      </w:r>
+      <w:r>
+        <w:rPr>
+          <w:rFonts w:ascii="Segoe UI" w:hAnsi="Segoe UI"/>
+          <w:b/>
+          <w:color w:val="222222"/>
+          <w:sz w:val="19"/>
+        </w:rPr>
+        <w:t>Query Params:</w:t>
+      </w:r>
+      <w:r>
+        <w:rPr>
+          <w:rFonts w:ascii="Segoe UI" w:hAnsi="Segoe UI"/>
+          <w:color w:val="222222"/>
+          <w:sz w:val="19"/>
+        </w:rPr>
+        <w:t xml:space="preserve"> `?search=Studio&amp;district=Colombo&amp;minPrice=10000&amp;maxPrice=50000&amp;page=0&amp;size=10`</w:t>
       </w:r>
     </w:p>
     <w:p>
-      <w:r>
-        <w:rPr>
-          <w:rFonts w:ascii="Calibri" w:hAnsi="Calibri"/>
-          <w:sz w:val="20"/>
-        </w:rPr>
-        <w:t>"userId": 1,</w:t>
+      <w:pPr>
+        <w:pStyle w:val="ListBullet"/>
+        <w:spacing w:after="40"/>
+      </w:pPr>
+      <w:r>
+        <w:rPr>
+          <w:rFonts w:ascii="Segoe UI" w:hAnsi="Segoe UI"/>
+          <w:color w:val="222222"/>
+          <w:sz w:val="19"/>
+        </w:rPr>
+      </w:r>
+      <w:r>
+        <w:rPr>
+          <w:rFonts w:ascii="Segoe UI" w:hAnsi="Segoe UI"/>
+          <w:b/>
+          <w:color w:val="222222"/>
+          <w:sz w:val="19"/>
+        </w:rPr>
+        <w:t>Response Payload (200 OK):</w:t>
+      </w:r>
+      <w:r>
+        <w:rPr>
+          <w:rFonts w:ascii="Segoe UI" w:hAnsi="Segoe UI"/>
+          <w:color w:val="222222"/>
+          <w:sz w:val="19"/>
+        </w:rPr>
+        <w:t xml:space="preserve"> Pageable JSON response with matching approved vendors.</w:t>
       </w:r>
     </w:p>
     <w:p>
-      <w:r>
-        <w:rPr>
-          <w:rFonts w:ascii="Calibri" w:hAnsi="Calibri"/>
-          <w:sz w:val="20"/>
-        </w:rPr>
-        <w:t>"token": "a1b2c3d4-e5f6-7a8b-9c0d-1e2f3a4b5c6d",</w:t>
+      <w:pPr>
+        <w:spacing w:before="160" w:after="60"/>
+      </w:pPr>
+      <w:r>
+        <w:rPr>
+          <w:rFonts w:ascii="Segoe UI" w:hAnsi="Segoe UI"/>
+          <w:b/>
+          <w:color w:val="222222"/>
+          <w:sz w:val="24"/>
+        </w:rPr>
+        <w:t>2.3 Vendor Self-Registration &amp; Plan Selection</w:t>
       </w:r>
     </w:p>
     <w:p>
-      <w:r>
-        <w:rPr>
-          <w:rFonts w:ascii="Calibri" w:hAnsi="Calibri"/>
-          <w:sz w:val="20"/>
-        </w:rPr>
-        <w:t>"email": "couple@example.lk",</w:t>
+      <w:pPr>
+        <w:pStyle w:val="ListBullet"/>
+        <w:spacing w:after="40"/>
+      </w:pPr>
+      <w:r>
+        <w:rPr>
+          <w:rFonts w:ascii="Segoe UI" w:hAnsi="Segoe UI"/>
+          <w:color w:val="222222"/>
+          <w:sz w:val="19"/>
+        </w:rPr>
+      </w:r>
+      <w:r>
+        <w:rPr>
+          <w:rFonts w:ascii="Segoe UI" w:hAnsi="Segoe UI"/>
+          <w:b/>
+          <w:color w:val="222222"/>
+          <w:sz w:val="19"/>
+        </w:rPr>
+        <w:t>Endpoint:</w:t>
+      </w:r>
+      <w:r>
+        <w:rPr>
+          <w:rFonts w:ascii="Segoe UI" w:hAnsi="Segoe UI"/>
+          <w:color w:val="222222"/>
+          <w:sz w:val="19"/>
+        </w:rPr>
+        <w:t xml:space="preserve"> `POST /api/v1/vendors`</w:t>
       </w:r>
     </w:p>
     <w:p>
-      <w:r>
-        <w:rPr>
-          <w:rFonts w:ascii="Calibri" w:hAnsi="Calibri"/>
-          <w:sz w:val="20"/>
-        </w:rPr>
-        <w:t>"fullName": "Kasun &amp; Sandani",</w:t>
+      <w:pPr>
+        <w:pStyle w:val="ListBullet"/>
+        <w:spacing w:after="40"/>
+      </w:pPr>
+      <w:r>
+        <w:rPr>
+          <w:rFonts w:ascii="Segoe UI" w:hAnsi="Segoe UI"/>
+          <w:color w:val="222222"/>
+          <w:sz w:val="19"/>
+        </w:rPr>
+      </w:r>
+      <w:r>
+        <w:rPr>
+          <w:rFonts w:ascii="Segoe UI" w:hAnsi="Segoe UI"/>
+          <w:b/>
+          <w:color w:val="222222"/>
+          <w:sz w:val="19"/>
+        </w:rPr>
+        <w:t>Auth Required:</w:t>
+      </w:r>
+      <w:r>
+        <w:rPr>
+          <w:rFonts w:ascii="Segoe UI" w:hAnsi="Segoe UI"/>
+          <w:color w:val="222222"/>
+          <w:sz w:val="19"/>
+        </w:rPr>
+        <w:t xml:space="preserve"> No (Public self-registration permitted)</w:t>
       </w:r>
     </w:p>
     <w:p>
-      <w:r>
-        <w:rPr>
-          <w:rFonts w:ascii="Calibri" w:hAnsi="Calibri"/>
-          <w:sz w:val="20"/>
-        </w:rPr>
-        <w:t>"role": "USER"</w:t>
+      <w:pPr>
+        <w:pStyle w:val="ListBullet"/>
+        <w:spacing w:after="40"/>
+      </w:pPr>
+      <w:r>
+        <w:rPr>
+          <w:rFonts w:ascii="Segoe UI" w:hAnsi="Segoe UI"/>
+          <w:color w:val="222222"/>
+          <w:sz w:val="19"/>
+        </w:rPr>
+      </w:r>
+      <w:r>
+        <w:rPr>
+          <w:rFonts w:ascii="Segoe UI" w:hAnsi="Segoe UI"/>
+          <w:b/>
+          <w:color w:val="222222"/>
+          <w:sz w:val="19"/>
+        </w:rPr>
+        <w:t>Validation Constraints:</w:t>
+      </w:r>
+      <w:r>
+        <w:rPr>
+          <w:rFonts w:ascii="Segoe UI" w:hAnsi="Segoe UI"/>
+          <w:color w:val="222222"/>
+          <w:sz w:val="19"/>
+        </w:rPr>
+        <w:t xml:space="preserve"> `@NotBlank` on `businessName`, `districtLocation`, `contactPhone`; `@NotNull` on `categoryId`; `@Email` on `contactEmail`.</w:t>
       </w:r>
     </w:p>
     <w:p>
-      <w:r>
-        <w:rPr>
-          <w:rFonts w:ascii="Calibri" w:hAnsi="Calibri"/>
-          <w:sz w:val="20"/>
-        </w:rPr>
-        <w:t>}</w:t>
+      <w:pPr>
+        <w:pStyle w:val="ListBullet"/>
+        <w:spacing w:after="40"/>
+      </w:pPr>
+      <w:r>
+        <w:rPr>
+          <w:rFonts w:ascii="Segoe UI" w:hAnsi="Segoe UI"/>
+          <w:color w:val="222222"/>
+          <w:sz w:val="19"/>
+        </w:rPr>
+      </w:r>
+      <w:r>
+        <w:rPr>
+          <w:rFonts w:ascii="Segoe UI" w:hAnsi="Segoe UI"/>
+          <w:b/>
+          <w:color w:val="222222"/>
+          <w:sz w:val="19"/>
+        </w:rPr>
+        <w:t>Request Payload:</w:t>
+      </w:r>
+      <w:r>
+        <w:rPr>
+          <w:rFonts w:ascii="Segoe UI" w:hAnsi="Segoe UI"/>
+          <w:color w:val="222222"/>
+          <w:sz w:val="19"/>
+        </w:rPr>
       </w:r>
     </w:p>
     <w:p>
-      <w:r>
-        <w:rPr>
-          <w:rFonts w:ascii="Calibri" w:hAnsi="Calibri"/>
-          <w:sz w:val="20"/>
-        </w:rPr>
-        <w:t>```</w:t>
+      <w:pPr>
+        <w:spacing w:before="80" w:after="80"/>
+        <w:ind w:left="288"/>
+      </w:pPr>
+      <w:r>
+        <w:rPr>
+          <w:rFonts w:ascii="Consolas" w:hAnsi="Consolas"/>
+          <w:color w:val="333333"/>
+          <w:sz w:val="17"/>
+        </w:rPr>
+        <w:t>{</w:t>
+        <w:br/>
+        <w:t xml:space="preserve">  "categoryId": 2,</w:t>
+        <w:br/>
+        <w:t xml:space="preserve">  "businessName": "Royal Ceylon Photography",</w:t>
+        <w:br/>
+        <w:t xml:space="preserve">  "districtLocation": "Colombo",</w:t>
+        <w:br/>
+        <w:t xml:space="preserve">  "contactPhone": "0771234567",</w:t>
+        <w:br/>
+        <w:t xml:space="preserve">  "contactEmail": "royal@ceylon.lk",</w:t>
+        <w:br/>
+        <w:t xml:space="preserve">  "startingPrice": 75000.00,</w:t>
+        <w:br/>
+        <w:t xml:space="preserve">  "imageUrl": "https://images.unsplash.com/photo-1537633552985-df8429e8048b",</w:t>
+        <w:br/>
+        <w:t xml:space="preserve">  "description": "Premier wedding photography studio in Colombo. Specializing in Kandyan weddings.",</w:t>
+        <w:br/>
+        <w:t xml:space="preserve">  "subscriptionTier": "PRO",</w:t>
+        <w:br/>
+        <w:t xml:space="preserve">  "paymentStatus": "PAID",</w:t>
+        <w:br/>
+        <w:t xml:space="preserve">  "password": "VendorSecret@123"</w:t>
+        <w:br/>
+        <w:t>}</w:t>
       </w:r>
     </w:p>
     <w:p>
       <w:pPr>
-        <w:pStyle w:val="Heading3"/>
-      </w:pPr>
-      <w:r>
-        <w:rPr>
-          <w:rFonts w:ascii="Georgia" w:hAnsi="Georgia"/>
+        <w:pStyle w:val="ListBullet"/>
+        <w:spacing w:after="40"/>
+      </w:pPr>
+      <w:r>
+        <w:rPr>
+          <w:rFonts w:ascii="Segoe UI" w:hAnsi="Segoe UI"/>
+          <w:color w:val="222222"/>
+          <w:sz w:val="19"/>
+        </w:rPr>
+      </w:r>
+      <w:r>
+        <w:rPr>
+          <w:rFonts w:ascii="Segoe UI" w:hAnsi="Segoe UI"/>
           <w:b/>
-          <w:color w:val="444444"/>
-          <w:sz w:val="24"/>
-        </w:rPr>
-        <w:t>1.3 Get Current User Profile</w:t>
+          <w:color w:val="222222"/>
+          <w:sz w:val="19"/>
+        </w:rPr>
+        <w:t>Response Payload (201 Created):</w:t>
+      </w:r>
+      <w:r>
+        <w:rPr>
+          <w:rFonts w:ascii="Segoe UI" w:hAnsi="Segoe UI"/>
+          <w:color w:val="222222"/>
+          <w:sz w:val="19"/>
+        </w:rPr>
       </w:r>
     </w:p>
     <w:p>
-      <w:r>
-        <w:rPr>
-          <w:rFonts w:ascii="Calibri" w:hAnsi="Calibri"/>
-          <w:sz w:val="20"/>
-        </w:rPr>
-        <w:t>- Endpoint: `GET /api/v1/users/me`</w:t>
+      <w:pPr>
+        <w:spacing w:before="80" w:after="80"/>
+        <w:ind w:left="288"/>
+      </w:pPr>
+      <w:r>
+        <w:rPr>
+          <w:rFonts w:ascii="Consolas" w:hAnsi="Consolas"/>
+          <w:color w:val="333333"/>
+          <w:sz w:val="17"/>
+        </w:rPr>
+        <w:t>{</w:t>
+        <w:br/>
+        <w:t xml:space="preserve">  "vendorId": 14,</w:t>
+        <w:br/>
+        <w:t xml:space="preserve">  "categoryId": 2,</w:t>
+        <w:br/>
+        <w:t xml:space="preserve">  "categoryName": "Photography",</w:t>
+        <w:br/>
+        <w:t xml:space="preserve">  "businessName": "Royal Ceylon Photography",</w:t>
+        <w:br/>
+        <w:t xml:space="preserve">  "districtLocation": "Colombo",</w:t>
+        <w:br/>
+        <w:t xml:space="preserve">  "contactPhone": "0771234567",</w:t>
+        <w:br/>
+        <w:t xml:space="preserve">  "contactEmail": "royal@ceylon.lk",</w:t>
+        <w:br/>
+        <w:t xml:space="preserve">  "startingPrice": 75000.00,</w:t>
+        <w:br/>
+        <w:t xml:space="preserve">  "imageUrl": "https://images.unsplash.com/photo-1537633552985-df8429e8048b",</w:t>
+        <w:br/>
+        <w:t xml:space="preserve">  "rating": null,</w:t>
+        <w:br/>
+        <w:t xml:space="preserve">  "reviewCount": 0,</w:t>
+        <w:br/>
+        <w:t xml:space="preserve">  "verified": true,</w:t>
+        <w:br/>
+        <w:t xml:space="preserve">  "featured": false,</w:t>
+        <w:br/>
+        <w:t xml:space="preserve">  "status": "PENDING",</w:t>
+        <w:br/>
+        <w:t xml:space="preserve">  "subscriptionTier": "PRO",</w:t>
+        <w:br/>
+        <w:t xml:space="preserve">  "paymentStatus": "PAID",</w:t>
+        <w:br/>
+        <w:t xml:space="preserve">  "userId": 5,</w:t>
+        <w:br/>
+        <w:t xml:space="preserve">  "sessionToken": "b4e2f1a9-8c3d-4e5f-9a1b-2c3d4e5f6a7b"</w:t>
+        <w:br/>
+        <w:t>}</w:t>
       </w:r>
     </w:p>
     <w:p>
-      <w:r>
-        <w:rPr>
-          <w:rFonts w:ascii="Calibri" w:hAnsi="Calibri"/>
-          <w:sz w:val="20"/>
-        </w:rPr>
-        <w:t>- Auth Required: Yes (Bearer Token)</w:t>
+      <w:pPr>
+        <w:spacing w:after="80"/>
+      </w:pPr>
+      <w:r>
+        <w:rPr>
+          <w:rFonts w:ascii="Segoe UI" w:hAnsi="Segoe UI"/>
+          <w:color w:val="222222"/>
+          <w:sz w:val="19"/>
+        </w:rPr>
+        <w:t>*Note:* Automatically creates a `User` account with `ROLE_VENDOR` if `password` is provided, returning `sessionToken` for instant client-side authentication.</w:t>
       </w:r>
     </w:p>
     <w:p>
-      <w:r>
-        <w:rPr>
-          <w:rFonts w:ascii="Calibri" w:hAnsi="Calibri"/>
-          <w:sz w:val="20"/>
-        </w:rPr>
-        <w:t>- Response Payload (200 OK):</w:t>
+      <w:pPr>
+        <w:spacing w:before="160" w:after="60"/>
+      </w:pPr>
+      <w:r>
+        <w:rPr>
+          <w:rFonts w:ascii="Segoe UI" w:hAnsi="Segoe UI"/>
+          <w:b/>
+          <w:color w:val="222222"/>
+          <w:sz w:val="24"/>
+        </w:rPr>
+        <w:t>2.4 Get Authenticated Vendor Listing</w:t>
       </w:r>
     </w:p>
     <w:p>
-      <w:r>
-        <w:rPr>
-          <w:rFonts w:ascii="Calibri" w:hAnsi="Calibri"/>
-          <w:sz w:val="20"/>
-        </w:rPr>
-        <w:t>```json</w:t>
+      <w:pPr>
+        <w:pStyle w:val="ListBullet"/>
+        <w:spacing w:after="40"/>
+      </w:pPr>
+      <w:r>
+        <w:rPr>
+          <w:rFonts w:ascii="Segoe UI" w:hAnsi="Segoe UI"/>
+          <w:color w:val="222222"/>
+          <w:sz w:val="19"/>
+        </w:rPr>
+      </w:r>
+      <w:r>
+        <w:rPr>
+          <w:rFonts w:ascii="Segoe UI" w:hAnsi="Segoe UI"/>
+          <w:b/>
+          <w:color w:val="222222"/>
+          <w:sz w:val="19"/>
+        </w:rPr>
+        <w:t>Endpoint:</w:t>
+      </w:r>
+      <w:r>
+        <w:rPr>
+          <w:rFonts w:ascii="Segoe UI" w:hAnsi="Segoe UI"/>
+          <w:color w:val="222222"/>
+          <w:sz w:val="19"/>
+        </w:rPr>
+        <w:t xml:space="preserve"> `GET /api/v1/vendors/me`</w:t>
       </w:r>
     </w:p>
     <w:p>
-      <w:r>
-        <w:rPr>
-          <w:rFonts w:ascii="Calibri" w:hAnsi="Calibri"/>
-          <w:sz w:val="20"/>
-        </w:rPr>
-        <w:t>{</w:t>
+      <w:pPr>
+        <w:pStyle w:val="ListBullet"/>
+        <w:spacing w:after="40"/>
+      </w:pPr>
+      <w:r>
+        <w:rPr>
+          <w:rFonts w:ascii="Segoe UI" w:hAnsi="Segoe UI"/>
+          <w:color w:val="222222"/>
+          <w:sz w:val="19"/>
+        </w:rPr>
+      </w:r>
+      <w:r>
+        <w:rPr>
+          <w:rFonts w:ascii="Segoe UI" w:hAnsi="Segoe UI"/>
+          <w:b/>
+          <w:color w:val="222222"/>
+          <w:sz w:val="19"/>
+        </w:rPr>
+        <w:t>Auth Required:</w:t>
+      </w:r>
+      <w:r>
+        <w:rPr>
+          <w:rFonts w:ascii="Segoe UI" w:hAnsi="Segoe UI"/>
+          <w:color w:val="222222"/>
+          <w:sz w:val="19"/>
+        </w:rPr>
+        <w:t xml:space="preserve"> Yes (`ROLE_VENDOR` or owning user)</w:t>
       </w:r>
     </w:p>
     <w:p>
-      <w:r>
-        <w:rPr>
-          <w:rFonts w:ascii="Calibri" w:hAnsi="Calibri"/>
-          <w:sz w:val="20"/>
-        </w:rPr>
-        <w:t>"userId": 1,</w:t>
+      <w:pPr>
+        <w:pStyle w:val="ListBullet"/>
+        <w:spacing w:after="40"/>
+      </w:pPr>
+      <w:r>
+        <w:rPr>
+          <w:rFonts w:ascii="Segoe UI" w:hAnsi="Segoe UI"/>
+          <w:color w:val="222222"/>
+          <w:sz w:val="19"/>
+        </w:rPr>
+      </w:r>
+      <w:r>
+        <w:rPr>
+          <w:rFonts w:ascii="Segoe UI" w:hAnsi="Segoe UI"/>
+          <w:b/>
+          <w:color w:val="222222"/>
+          <w:sz w:val="19"/>
+        </w:rPr>
+        <w:t>Response Payload (200 OK):</w:t>
+      </w:r>
+      <w:r>
+        <w:rPr>
+          <w:rFonts w:ascii="Segoe UI" w:hAnsi="Segoe UI"/>
+          <w:color w:val="222222"/>
+          <w:sz w:val="19"/>
+        </w:rPr>
+        <w:t xml:space="preserve"> The authenticated vendor's full business profile.</w:t>
       </w:r>
     </w:p>
     <w:p>
-      <w:r>
-        <w:rPr>
-          <w:rFonts w:ascii="Calibri" w:hAnsi="Calibri"/>
-          <w:sz w:val="20"/>
-        </w:rPr>
-        <w:t>"email": "couple@example.lk",</w:t>
+      <w:pPr>
+        <w:spacing w:before="160" w:after="60"/>
+      </w:pPr>
+      <w:r>
+        <w:rPr>
+          <w:rFonts w:ascii="Segoe UI" w:hAnsi="Segoe UI"/>
+          <w:b/>
+          <w:color w:val="222222"/>
+          <w:sz w:val="24"/>
+        </w:rPr>
+        <w:t>2.5 Update Vendor Listing (IDOR Protected)</w:t>
       </w:r>
     </w:p>
     <w:p>
-      <w:r>
-        <w:rPr>
-          <w:rFonts w:ascii="Calibri" w:hAnsi="Calibri"/>
-          <w:sz w:val="20"/>
-        </w:rPr>
-        <w:t>"fullName": "Kasun &amp; Sandani",</w:t>
+      <w:pPr>
+        <w:pStyle w:val="ListBullet"/>
+        <w:spacing w:after="40"/>
+      </w:pPr>
+      <w:r>
+        <w:rPr>
+          <w:rFonts w:ascii="Segoe UI" w:hAnsi="Segoe UI"/>
+          <w:color w:val="222222"/>
+          <w:sz w:val="19"/>
+        </w:rPr>
+      </w:r>
+      <w:r>
+        <w:rPr>
+          <w:rFonts w:ascii="Segoe UI" w:hAnsi="Segoe UI"/>
+          <w:b/>
+          <w:color w:val="222222"/>
+          <w:sz w:val="19"/>
+        </w:rPr>
+        <w:t>Endpoint:</w:t>
+      </w:r>
+      <w:r>
+        <w:rPr>
+          <w:rFonts w:ascii="Segoe UI" w:hAnsi="Segoe UI"/>
+          <w:color w:val="222222"/>
+          <w:sz w:val="19"/>
+        </w:rPr>
+        <w:t xml:space="preserve"> `PUT /api/v1/vendors/{vendorId}`</w:t>
       </w:r>
     </w:p>
     <w:p>
-      <w:r>
-        <w:rPr>
-          <w:rFonts w:ascii="Calibri" w:hAnsi="Calibri"/>
-          <w:sz w:val="20"/>
-        </w:rPr>
-        <w:t>"partnerName": "Sandani Silva",</w:t>
+      <w:pPr>
+        <w:pStyle w:val="ListBullet"/>
+        <w:spacing w:after="40"/>
+      </w:pPr>
+      <w:r>
+        <w:rPr>
+          <w:rFonts w:ascii="Segoe UI" w:hAnsi="Segoe UI"/>
+          <w:color w:val="222222"/>
+          <w:sz w:val="19"/>
+        </w:rPr>
+      </w:r>
+      <w:r>
+        <w:rPr>
+          <w:rFonts w:ascii="Segoe UI" w:hAnsi="Segoe UI"/>
+          <w:b/>
+          <w:color w:val="222222"/>
+          <w:sz w:val="19"/>
+        </w:rPr>
+        <w:t>Auth Required:</w:t>
+      </w:r>
+      <w:r>
+        <w:rPr>
+          <w:rFonts w:ascii="Segoe UI" w:hAnsi="Segoe UI"/>
+          <w:color w:val="222222"/>
+          <w:sz w:val="19"/>
+        </w:rPr>
+        <w:t xml:space="preserve"> Yes (Owner of `vendorId` or `ROLE_ADMIN`)</w:t>
       </w:r>
     </w:p>
     <w:p>
-      <w:r>
-        <w:rPr>
-          <w:rFonts w:ascii="Calibri" w:hAnsi="Calibri"/>
-          <w:sz w:val="20"/>
-        </w:rPr>
-        <w:t>"phoneNumber": "0771234567",</w:t>
+      <w:pPr>
+        <w:pStyle w:val="ListBullet"/>
+        <w:spacing w:after="40"/>
+      </w:pPr>
+      <w:r>
+        <w:rPr>
+          <w:rFonts w:ascii="Segoe UI" w:hAnsi="Segoe UI"/>
+          <w:color w:val="222222"/>
+          <w:sz w:val="19"/>
+        </w:rPr>
+      </w:r>
+      <w:r>
+        <w:rPr>
+          <w:rFonts w:ascii="Segoe UI" w:hAnsi="Segoe UI"/>
+          <w:b/>
+          <w:color w:val="222222"/>
+          <w:sz w:val="19"/>
+        </w:rPr>
+        <w:t>Access Control:</w:t>
+      </w:r>
+      <w:r>
+        <w:rPr>
+          <w:rFonts w:ascii="Segoe UI" w:hAnsi="Segoe UI"/>
+          <w:color w:val="222222"/>
+          <w:sz w:val="19"/>
+        </w:rPr>
+        <w:t xml:space="preserve"> Non-admin callers who do not own the vendor receive `403 Forbidden`.</w:t>
       </w:r>
     </w:p>
     <w:p>
-      <w:r>
-        <w:rPr>
-          <w:rFonts w:ascii="Calibri" w:hAnsi="Calibri"/>
-          <w:sz w:val="20"/>
-        </w:rPr>
-        <w:t>"weddingDate": "2027-02-14",</w:t>
+      <w:pPr>
+        <w:pStyle w:val="ListBullet"/>
+        <w:spacing w:after="40"/>
+      </w:pPr>
+      <w:r>
+        <w:rPr>
+          <w:rFonts w:ascii="Segoe UI" w:hAnsi="Segoe UI"/>
+          <w:color w:val="222222"/>
+          <w:sz w:val="19"/>
+        </w:rPr>
+      </w:r>
+      <w:r>
+        <w:rPr>
+          <w:rFonts w:ascii="Segoe UI" w:hAnsi="Segoe UI"/>
+          <w:b/>
+          <w:color w:val="222222"/>
+          <w:sz w:val="19"/>
+        </w:rPr>
+        <w:t>Request Payload:</w:t>
+      </w:r>
+      <w:r>
+        <w:rPr>
+          <w:rFonts w:ascii="Segoe UI" w:hAnsi="Segoe UI"/>
+          <w:color w:val="222222"/>
+          <w:sz w:val="19"/>
+        </w:rPr>
       </w:r>
     </w:p>
     <w:p>
-      <w:r>
-        <w:rPr>
-          <w:rFonts w:ascii="Calibri" w:hAnsi="Calibri"/>
-          <w:sz w:val="20"/>
-        </w:rPr>
-        <w:t>"totalBudget": 3500000.00,</w:t>
+      <w:pPr>
+        <w:spacing w:before="80" w:after="80"/>
+        <w:ind w:left="288"/>
+      </w:pPr>
+      <w:r>
+        <w:rPr>
+          <w:rFonts w:ascii="Consolas" w:hAnsi="Consolas"/>
+          <w:color w:val="333333"/>
+          <w:sz w:val="17"/>
+        </w:rPr>
+        <w:t>{</w:t>
+        <w:br/>
+        <w:t xml:space="preserve">  "categoryId": 2,</w:t>
+        <w:br/>
+        <w:t xml:space="preserve">  "businessName": "Royal Ceylon Photography",</w:t>
+        <w:br/>
+        <w:t xml:space="preserve">  "districtLocation": "Colombo",</w:t>
+        <w:br/>
+        <w:t xml:space="preserve">  "contactPhone": "0779998888",</w:t>
+        <w:br/>
+        <w:t xml:space="preserve">  "contactEmail": "royal@ceylon.lk",</w:t>
+        <w:br/>
+        <w:t xml:space="preserve">  "startingPrice": 85000.00,</w:t>
+        <w:br/>
+        <w:t xml:space="preserve">  "imageUrl": "https://images.unsplash.com/photo-1537633552985-df8429e8048b",</w:t>
+        <w:br/>
+        <w:t xml:space="preserve">  "description": "Updated portfolio description.",</w:t>
+        <w:br/>
+        <w:t xml:space="preserve">  "subscriptionTier": "FEATURED"</w:t>
+        <w:br/>
+        <w:t>}</w:t>
       </w:r>
     </w:p>
     <w:p>
-      <w:r>
-        <w:rPr>
-          <w:rFonts w:ascii="Calibri" w:hAnsi="Calibri"/>
-          <w:sz w:val="20"/>
-        </w:rPr>
-        <w:t>"role": "USER"</w:t>
+      <w:pPr>
+        <w:pStyle w:val="ListBullet"/>
+        <w:spacing w:after="40"/>
+      </w:pPr>
+      <w:r>
+        <w:rPr>
+          <w:rFonts w:ascii="Segoe UI" w:hAnsi="Segoe UI"/>
+          <w:color w:val="222222"/>
+          <w:sz w:val="19"/>
+        </w:rPr>
+      </w:r>
+      <w:r>
+        <w:rPr>
+          <w:rFonts w:ascii="Segoe UI" w:hAnsi="Segoe UI"/>
+          <w:b/>
+          <w:color w:val="222222"/>
+          <w:sz w:val="19"/>
+        </w:rPr>
+        <w:t>Response Payload (200 OK):</w:t>
+      </w:r>
+      <w:r>
+        <w:rPr>
+          <w:rFonts w:ascii="Segoe UI" w:hAnsi="Segoe UI"/>
+          <w:color w:val="222222"/>
+          <w:sz w:val="19"/>
+        </w:rPr>
+        <w:t xml:space="preserve"> Updated `VendorResponseDto`.</w:t>
       </w:r>
     </w:p>
     <w:p>
-      <w:r>
-        <w:rPr>
-          <w:rFonts w:ascii="Calibri" w:hAnsi="Calibri"/>
-          <w:sz w:val="20"/>
-        </w:rPr>
-        <w:t>}</w:t>
+      <w:pPr>
+        <w:spacing w:before="160" w:after="60"/>
+      </w:pPr>
+      <w:r>
+        <w:rPr>
+          <w:rFonts w:ascii="Segoe UI" w:hAnsi="Segoe UI"/>
+          <w:b/>
+          <w:color w:val="222222"/>
+          <w:sz w:val="24"/>
+        </w:rPr>
+        <w:t>2.6 Delete Vendor Listing</w:t>
       </w:r>
     </w:p>
     <w:p>
-      <w:r>
-        <w:rPr>
-          <w:rFonts w:ascii="Calibri" w:hAnsi="Calibri"/>
-          <w:sz w:val="20"/>
-        </w:rPr>
-        <w:t>```</w:t>
+      <w:pPr>
+        <w:pStyle w:val="ListBullet"/>
+        <w:spacing w:after="40"/>
+      </w:pPr>
+      <w:r>
+        <w:rPr>
+          <w:rFonts w:ascii="Segoe UI" w:hAnsi="Segoe UI"/>
+          <w:color w:val="222222"/>
+          <w:sz w:val="19"/>
+        </w:rPr>
+      </w:r>
+      <w:r>
+        <w:rPr>
+          <w:rFonts w:ascii="Segoe UI" w:hAnsi="Segoe UI"/>
+          <w:b/>
+          <w:color w:val="222222"/>
+          <w:sz w:val="19"/>
+        </w:rPr>
+        <w:t>Endpoint:</w:t>
+      </w:r>
+      <w:r>
+        <w:rPr>
+          <w:rFonts w:ascii="Segoe UI" w:hAnsi="Segoe UI"/>
+          <w:color w:val="222222"/>
+          <w:sz w:val="19"/>
+        </w:rPr>
+        <w:t xml:space="preserve"> `DELETE /api/v1/vendors/{vendorId}`</w:t>
       </w:r>
     </w:p>
     <w:p>
       <w:pPr>
-        <w:pStyle w:val="Heading3"/>
-      </w:pPr>
-      <w:r>
-        <w:rPr>
-          <w:rFonts w:ascii="Georgia" w:hAnsi="Georgia"/>
+        <w:pStyle w:val="ListBullet"/>
+        <w:spacing w:after="40"/>
+      </w:pPr>
+      <w:r>
+        <w:rPr>
+          <w:rFonts w:ascii="Segoe UI" w:hAnsi="Segoe UI"/>
+          <w:color w:val="222222"/>
+          <w:sz w:val="19"/>
+        </w:rPr>
+      </w:r>
+      <w:r>
+        <w:rPr>
+          <w:rFonts w:ascii="Segoe UI" w:hAnsi="Segoe UI"/>
           <w:b/>
-          <w:color w:val="444444"/>
-          <w:sz w:val="24"/>
-        </w:rPr>
-        <w:t>1.4 Update Current User Profile</w:t>
+          <w:color w:val="222222"/>
+          <w:sz w:val="19"/>
+        </w:rPr>
+        <w:t>Auth Required:</w:t>
+      </w:r>
+      <w:r>
+        <w:rPr>
+          <w:rFonts w:ascii="Segoe UI" w:hAnsi="Segoe UI"/>
+          <w:color w:val="222222"/>
+          <w:sz w:val="19"/>
+        </w:rPr>
+        <w:t xml:space="preserve"> Yes (Owner or `ROLE_ADMIN`)</w:t>
       </w:r>
     </w:p>
     <w:p>
-      <w:r>
-        <w:rPr>
-          <w:rFonts w:ascii="Calibri" w:hAnsi="Calibri"/>
-          <w:sz w:val="20"/>
-        </w:rPr>
-        <w:t>- Endpoint: `PUT /api/v1/users/me`</w:t>
+      <w:pPr>
+        <w:pStyle w:val="ListBullet"/>
+        <w:spacing w:after="40"/>
+      </w:pPr>
+      <w:r>
+        <w:rPr>
+          <w:rFonts w:ascii="Segoe UI" w:hAnsi="Segoe UI"/>
+          <w:color w:val="222222"/>
+          <w:sz w:val="19"/>
+        </w:rPr>
+      </w:r>
+      <w:r>
+        <w:rPr>
+          <w:rFonts w:ascii="Segoe UI" w:hAnsi="Segoe UI"/>
+          <w:b/>
+          <w:color w:val="222222"/>
+          <w:sz w:val="19"/>
+        </w:rPr>
+        <w:t>Response Payload (204 No Content)</w:t>
+      </w:r>
+      <w:r>
+        <w:rPr>
+          <w:rFonts w:ascii="Segoe UI" w:hAnsi="Segoe UI"/>
+          <w:color w:val="222222"/>
+          <w:sz w:val="19"/>
+        </w:rPr>
       </w:r>
     </w:p>
     <w:p>
-      <w:r>
-        <w:rPr>
-          <w:rFonts w:ascii="Calibri" w:hAnsi="Calibri"/>
-          <w:sz w:val="20"/>
-        </w:rPr>
-        <w:t>- Auth Required: Yes (Bearer Token)</w:t>
+      <w:pPr>
+        <w:spacing w:before="120" w:after="120"/>
+      </w:pPr>
+      <w:r>
+        <w:rPr>
+          <w:color w:val="EEDDE0"/>
+        </w:rPr>
+        <w:t>__________________________________________________________________________</w:t>
       </w:r>
     </w:p>
     <w:p>
-      <w:r>
-        <w:rPr>
-          <w:rFonts w:ascii="Calibri" w:hAnsi="Calibri"/>
-          <w:sz w:val="20"/>
-        </w:rPr>
-        <w:t>- Request Payload:</w:t>
+      <w:pPr>
+        <w:spacing w:before="240" w:after="80"/>
+      </w:pPr>
+      <w:r>
+        <w:rPr>
+          <w:rFonts w:ascii="Playfair Display" w:hAnsi="Playfair Display"/>
+          <w:b/>
+          <w:color w:val="721F3A"/>
+          <w:sz w:val="30"/>
+        </w:rPr>
+        <w:t>3. Budget Tracker &amp; Financial Analytics (IDOR Scoped)</w:t>
       </w:r>
     </w:p>
     <w:p>
-      <w:r>
-        <w:rPr>
-          <w:rFonts w:ascii="Calibri" w:hAnsi="Calibri"/>
-          <w:sz w:val="20"/>
-        </w:rPr>
-        <w:t>```json</w:t>
+      <w:pPr>
+        <w:spacing w:before="160" w:after="60"/>
+      </w:pPr>
+      <w:r>
+        <w:rPr>
+          <w:rFonts w:ascii="Segoe UI" w:hAnsi="Segoe UI"/>
+          <w:b/>
+          <w:color w:val="222222"/>
+          <w:sz w:val="24"/>
+        </w:rPr>
+        <w:t>3.1 Get Budget Items for User</w:t>
       </w:r>
     </w:p>
     <w:p>
-      <w:r>
-        <w:rPr>
-          <w:rFonts w:ascii="Calibri" w:hAnsi="Calibri"/>
-          <w:sz w:val="20"/>
-        </w:rPr>
-        <w:t>{</w:t>
+      <w:pPr>
+        <w:pStyle w:val="ListBullet"/>
+        <w:spacing w:after="40"/>
+      </w:pPr>
+      <w:r>
+        <w:rPr>
+          <w:rFonts w:ascii="Segoe UI" w:hAnsi="Segoe UI"/>
+          <w:color w:val="222222"/>
+          <w:sz w:val="19"/>
+        </w:rPr>
+      </w:r>
+      <w:r>
+        <w:rPr>
+          <w:rFonts w:ascii="Segoe UI" w:hAnsi="Segoe UI"/>
+          <w:b/>
+          <w:color w:val="222222"/>
+          <w:sz w:val="19"/>
+        </w:rPr>
+        <w:t>Endpoint:</w:t>
+      </w:r>
+      <w:r>
+        <w:rPr>
+          <w:rFonts w:ascii="Segoe UI" w:hAnsi="Segoe UI"/>
+          <w:color w:val="222222"/>
+          <w:sz w:val="19"/>
+        </w:rPr>
+        <w:t xml:space="preserve"> `GET /api/v1/budget-items`</w:t>
       </w:r>
     </w:p>
     <w:p>
-      <w:r>
-        <w:rPr>
-          <w:rFonts w:ascii="Calibri" w:hAnsi="Calibri"/>
-          <w:sz w:val="20"/>
-        </w:rPr>
-        <w:t>"fullName": "Kasun &amp; Sandani",</w:t>
+      <w:pPr>
+        <w:pStyle w:val="ListBullet"/>
+        <w:spacing w:after="40"/>
+      </w:pPr>
+      <w:r>
+        <w:rPr>
+          <w:rFonts w:ascii="Segoe UI" w:hAnsi="Segoe UI"/>
+          <w:color w:val="222222"/>
+          <w:sz w:val="19"/>
+        </w:rPr>
+      </w:r>
+      <w:r>
+        <w:rPr>
+          <w:rFonts w:ascii="Segoe UI" w:hAnsi="Segoe UI"/>
+          <w:b/>
+          <w:color w:val="222222"/>
+          <w:sz w:val="19"/>
+        </w:rPr>
+        <w:t>Auth Required:</w:t>
+      </w:r>
+      <w:r>
+        <w:rPr>
+          <w:rFonts w:ascii="Segoe UI" w:hAnsi="Segoe UI"/>
+          <w:color w:val="222222"/>
+          <w:sz w:val="19"/>
+        </w:rPr>
+        <w:t xml:space="preserve"> Yes (`ROLE_USER`)</w:t>
       </w:r>
     </w:p>
     <w:p>
-      <w:r>
-        <w:rPr>
-          <w:rFonts w:ascii="Calibri" w:hAnsi="Calibri"/>
-          <w:sz w:val="20"/>
-        </w:rPr>
-        <w:t>"partnerName": "Sandani Silva",</w:t>
+      <w:pPr>
+        <w:pStyle w:val="ListBullet"/>
+        <w:spacing w:after="40"/>
+      </w:pPr>
+      <w:r>
+        <w:rPr>
+          <w:rFonts w:ascii="Segoe UI" w:hAnsi="Segoe UI"/>
+          <w:color w:val="222222"/>
+          <w:sz w:val="19"/>
+        </w:rPr>
+      </w:r>
+      <w:r>
+        <w:rPr>
+          <w:rFonts w:ascii="Segoe UI" w:hAnsi="Segoe UI"/>
+          <w:b/>
+          <w:color w:val="222222"/>
+          <w:sz w:val="19"/>
+        </w:rPr>
+        <w:t>Isolation Rule:</w:t>
+      </w:r>
+      <w:r>
+        <w:rPr>
+          <w:rFonts w:ascii="Segoe UI" w:hAnsi="Segoe UI"/>
+          <w:color w:val="222222"/>
+          <w:sz w:val="19"/>
+        </w:rPr>
+        <w:t xml:space="preserve"> Authenticated non-admin callers automatically receive </w:t>
+      </w:r>
+      <w:r>
+        <w:rPr>
+          <w:rFonts w:ascii="Segoe UI" w:hAnsi="Segoe UI"/>
+          <w:b/>
+          <w:color w:val="222222"/>
+          <w:sz w:val="19"/>
+        </w:rPr>
+        <w:t>only their own</w:t>
+      </w:r>
+      <w:r>
+        <w:rPr>
+          <w:rFonts w:ascii="Segoe UI" w:hAnsi="Segoe UI"/>
+          <w:color w:val="222222"/>
+          <w:sz w:val="19"/>
+        </w:rPr>
+        <w:t xml:space="preserve"> budget items.</w:t>
       </w:r>
     </w:p>
     <w:p>
-      <w:r>
-        <w:rPr>
-          <w:rFonts w:ascii="Calibri" w:hAnsi="Calibri"/>
-          <w:sz w:val="20"/>
-        </w:rPr>
-        <w:t>"phoneNumber": "0771234567",</w:t>
+      <w:pPr>
+        <w:pStyle w:val="ListBullet"/>
+        <w:spacing w:after="40"/>
+      </w:pPr>
+      <w:r>
+        <w:rPr>
+          <w:rFonts w:ascii="Segoe UI" w:hAnsi="Segoe UI"/>
+          <w:color w:val="222222"/>
+          <w:sz w:val="19"/>
+        </w:rPr>
+      </w:r>
+      <w:r>
+        <w:rPr>
+          <w:rFonts w:ascii="Segoe UI" w:hAnsi="Segoe UI"/>
+          <w:b/>
+          <w:color w:val="222222"/>
+          <w:sz w:val="19"/>
+        </w:rPr>
+        <w:t>Response Payload (200 OK):</w:t>
+      </w:r>
+      <w:r>
+        <w:rPr>
+          <w:rFonts w:ascii="Segoe UI" w:hAnsi="Segoe UI"/>
+          <w:color w:val="222222"/>
+          <w:sz w:val="19"/>
+        </w:rPr>
       </w:r>
     </w:p>
     <w:p>
-      <w:r>
-        <w:rPr>
-          <w:rFonts w:ascii="Calibri" w:hAnsi="Calibri"/>
-          <w:sz w:val="20"/>
-        </w:rPr>
-        <w:t>"weddingDate": "2027-02-14",</w:t>
+      <w:pPr>
+        <w:spacing w:before="80" w:after="80"/>
+        <w:ind w:left="288"/>
+      </w:pPr>
+      <w:r>
+        <w:rPr>
+          <w:rFonts w:ascii="Consolas" w:hAnsi="Consolas"/>
+          <w:color w:val="333333"/>
+          <w:sz w:val="17"/>
+        </w:rPr>
+        <w:t>[</w:t>
+        <w:br/>
+        <w:t xml:space="preserve">  {</w:t>
+        <w:br/>
+        <w:t xml:space="preserve">    "budgetItemId": 1,</w:t>
+        <w:br/>
+        <w:t xml:space="preserve">    "itemName": "Grand Ballroom Deposit",</w:t>
+        <w:br/>
+        <w:t xml:space="preserve">    "category": "Venues &amp; Reception Halls",</w:t>
+        <w:br/>
+        <w:t xml:space="preserve">    "estimatedCost": 350000.00,</w:t>
+        <w:br/>
+        <w:t xml:space="preserve">    "actualCost": 350000.00,</w:t>
+        <w:br/>
+        <w:t xml:space="preserve">    "depositPaid": 100000.00,</w:t>
+        <w:br/>
+        <w:t xml:space="preserve">    "status": "Deposit Paid",</w:t>
+        <w:br/>
+        <w:t xml:space="preserve">    "userId": 1</w:t>
+        <w:br/>
+        <w:t xml:space="preserve">  }</w:t>
+        <w:br/>
+        <w:t>]</w:t>
       </w:r>
     </w:p>
     <w:p>
-      <w:r>
-        <w:rPr>
-          <w:rFonts w:ascii="Calibri" w:hAnsi="Calibri"/>
-          <w:sz w:val="20"/>
-        </w:rPr>
-        <w:t>"totalBudget": 3800000.00</w:t>
+      <w:pPr>
+        <w:spacing w:before="160" w:after="60"/>
+      </w:pPr>
+      <w:r>
+        <w:rPr>
+          <w:rFonts w:ascii="Segoe UI" w:hAnsi="Segoe UI"/>
+          <w:b/>
+          <w:color w:val="222222"/>
+          <w:sz w:val="24"/>
+        </w:rPr>
+        <w:t>3.2 Add Budget Item</w:t>
       </w:r>
     </w:p>
     <w:p>
-      <w:r>
-        <w:rPr>
-          <w:rFonts w:ascii="Calibri" w:hAnsi="Calibri"/>
-          <w:sz w:val="20"/>
-        </w:rPr>
-        <w:t>}</w:t>
+      <w:pPr>
+        <w:pStyle w:val="ListBullet"/>
+        <w:spacing w:after="40"/>
+      </w:pPr>
+      <w:r>
+        <w:rPr>
+          <w:rFonts w:ascii="Segoe UI" w:hAnsi="Segoe UI"/>
+          <w:color w:val="222222"/>
+          <w:sz w:val="19"/>
+        </w:rPr>
+      </w:r>
+      <w:r>
+        <w:rPr>
+          <w:rFonts w:ascii="Segoe UI" w:hAnsi="Segoe UI"/>
+          <w:b/>
+          <w:color w:val="222222"/>
+          <w:sz w:val="19"/>
+        </w:rPr>
+        <w:t>Endpoint:</w:t>
+      </w:r>
+      <w:r>
+        <w:rPr>
+          <w:rFonts w:ascii="Segoe UI" w:hAnsi="Segoe UI"/>
+          <w:color w:val="222222"/>
+          <w:sz w:val="19"/>
+        </w:rPr>
+        <w:t xml:space="preserve"> `POST /api/v1/budget-items`</w:t>
       </w:r>
     </w:p>
     <w:p>
-      <w:r>
-        <w:rPr>
-          <w:rFonts w:ascii="Calibri" w:hAnsi="Calibri"/>
-          <w:sz w:val="20"/>
-        </w:rPr>
-        <w:t>```</w:t>
+      <w:pPr>
+        <w:pStyle w:val="ListBullet"/>
+        <w:spacing w:after="40"/>
+      </w:pPr>
+      <w:r>
+        <w:rPr>
+          <w:rFonts w:ascii="Segoe UI" w:hAnsi="Segoe UI"/>
+          <w:color w:val="222222"/>
+          <w:sz w:val="19"/>
+        </w:rPr>
+      </w:r>
+      <w:r>
+        <w:rPr>
+          <w:rFonts w:ascii="Segoe UI" w:hAnsi="Segoe UI"/>
+          <w:b/>
+          <w:color w:val="222222"/>
+          <w:sz w:val="19"/>
+        </w:rPr>
+        <w:t>Auth Required:</w:t>
+      </w:r>
+      <w:r>
+        <w:rPr>
+          <w:rFonts w:ascii="Segoe UI" w:hAnsi="Segoe UI"/>
+          <w:color w:val="222222"/>
+          <w:sz w:val="19"/>
+        </w:rPr>
+        <w:t xml:space="preserve"> Yes</w:t>
       </w:r>
     </w:p>
     <w:p>
-      <w:r>
-        <w:rPr>
-          <w:rFonts w:ascii="Calibri" w:hAnsi="Calibri"/>
-          <w:sz w:val="20"/>
-        </w:rPr>
-        <w:t>- Response Payload (200 OK):</w:t>
+      <w:pPr>
+        <w:pStyle w:val="ListBullet"/>
+        <w:spacing w:after="40"/>
+      </w:pPr>
+      <w:r>
+        <w:rPr>
+          <w:rFonts w:ascii="Segoe UI" w:hAnsi="Segoe UI"/>
+          <w:color w:val="222222"/>
+          <w:sz w:val="19"/>
+        </w:rPr>
+      </w:r>
+      <w:r>
+        <w:rPr>
+          <w:rFonts w:ascii="Segoe UI" w:hAnsi="Segoe UI"/>
+          <w:b/>
+          <w:color w:val="222222"/>
+          <w:sz w:val="19"/>
+        </w:rPr>
+        <w:t>Isolation Rule:</w:t>
+      </w:r>
+      <w:r>
+        <w:rPr>
+          <w:rFonts w:ascii="Segoe UI" w:hAnsi="Segoe UI"/>
+          <w:color w:val="222222"/>
+          <w:sz w:val="19"/>
+        </w:rPr>
+        <w:t xml:space="preserve"> Caller's user ID from `SecurityContextHolder` overrides client-supplied `userId`.</w:t>
       </w:r>
     </w:p>
     <w:p>
-      <w:r>
-        <w:rPr>
-          <w:rFonts w:ascii="Calibri" w:hAnsi="Calibri"/>
-          <w:sz w:val="20"/>
-        </w:rPr>
-        <w:t>```json</w:t>
+      <w:pPr>
+        <w:pStyle w:val="ListBullet"/>
+        <w:spacing w:after="40"/>
+      </w:pPr>
+      <w:r>
+        <w:rPr>
+          <w:rFonts w:ascii="Segoe UI" w:hAnsi="Segoe UI"/>
+          <w:color w:val="222222"/>
+          <w:sz w:val="19"/>
+        </w:rPr>
+      </w:r>
+      <w:r>
+        <w:rPr>
+          <w:rFonts w:ascii="Segoe UI" w:hAnsi="Segoe UI"/>
+          <w:b/>
+          <w:color w:val="222222"/>
+          <w:sz w:val="19"/>
+        </w:rPr>
+        <w:t>Request Payload:</w:t>
+      </w:r>
+      <w:r>
+        <w:rPr>
+          <w:rFonts w:ascii="Segoe UI" w:hAnsi="Segoe UI"/>
+          <w:color w:val="222222"/>
+          <w:sz w:val="19"/>
+        </w:rPr>
       </w:r>
     </w:p>
     <w:p>
-      <w:r>
-        <w:rPr>
-          <w:rFonts w:ascii="Calibri" w:hAnsi="Calibri"/>
-          <w:sz w:val="20"/>
+      <w:pPr>
+        <w:spacing w:before="80" w:after="80"/>
+        <w:ind w:left="288"/>
+      </w:pPr>
+      <w:r>
+        <w:rPr>
+          <w:rFonts w:ascii="Consolas" w:hAnsi="Consolas"/>
+          <w:color w:val="333333"/>
+          <w:sz w:val="17"/>
         </w:rPr>
         <w:t>{</w:t>
+        <w:br/>
+        <w:t xml:space="preserve">  "itemName": "Floral Poruwa Arch",</w:t>
+        <w:br/>
+        <w:t xml:space="preserve">  "category": "Floral &amp; Poruwa Decor",</w:t>
+        <w:br/>
+        <w:t xml:space="preserve">  "estimatedCost": 75000.00,</w:t>
+        <w:br/>
+        <w:t xml:space="preserve">  "actualCost": 75000.00,</w:t>
+        <w:br/>
+        <w:t xml:space="preserve">  "depositPaid": 25000.00,</w:t>
+        <w:br/>
+        <w:t xml:space="preserve">  "status": "Planned"</w:t>
+        <w:br/>
+        <w:t>}</w:t>
       </w:r>
     </w:p>
     <w:p>
-      <w:r>
-        <w:rPr>
-          <w:rFonts w:ascii="Calibri" w:hAnsi="Calibri"/>
-          <w:sz w:val="20"/>
-        </w:rPr>
-        <w:t>"userId": 1,</w:t>
+      <w:pPr>
+        <w:pStyle w:val="ListBullet"/>
+        <w:spacing w:after="40"/>
+      </w:pPr>
+      <w:r>
+        <w:rPr>
+          <w:rFonts w:ascii="Segoe UI" w:hAnsi="Segoe UI"/>
+          <w:color w:val="222222"/>
+          <w:sz w:val="19"/>
+        </w:rPr>
+      </w:r>
+      <w:r>
+        <w:rPr>
+          <w:rFonts w:ascii="Segoe UI" w:hAnsi="Segoe UI"/>
+          <w:b/>
+          <w:color w:val="222222"/>
+          <w:sz w:val="19"/>
+        </w:rPr>
+        <w:t>Response Payload (201 Created)</w:t>
+      </w:r>
+      <w:r>
+        <w:rPr>
+          <w:rFonts w:ascii="Segoe UI" w:hAnsi="Segoe UI"/>
+          <w:color w:val="222222"/>
+          <w:sz w:val="19"/>
+        </w:rPr>
       </w:r>
     </w:p>
     <w:p>
-      <w:r>
-        <w:rPr>
-          <w:rFonts w:ascii="Calibri" w:hAnsi="Calibri"/>
-          <w:sz w:val="20"/>
-        </w:rPr>
-        <w:t>"message": "User updated successfully"</w:t>
+      <w:pPr>
+        <w:spacing w:before="160" w:after="60"/>
+      </w:pPr>
+      <w:r>
+        <w:rPr>
+          <w:rFonts w:ascii="Segoe UI" w:hAnsi="Segoe UI"/>
+          <w:b/>
+          <w:color w:val="222222"/>
+          <w:sz w:val="24"/>
+        </w:rPr>
+        <w:t>3.3 Update / Delete Budget Item</w:t>
       </w:r>
     </w:p>
     <w:p>
-      <w:r>
-        <w:rPr>
-          <w:rFonts w:ascii="Calibri" w:hAnsi="Calibri"/>
-          <w:sz w:val="20"/>
-        </w:rPr>
-        <w:t>}</w:t>
+      <w:pPr>
+        <w:pStyle w:val="ListBullet"/>
+        <w:spacing w:after="40"/>
+      </w:pPr>
+      <w:r>
+        <w:rPr>
+          <w:rFonts w:ascii="Segoe UI" w:hAnsi="Segoe UI"/>
+          <w:color w:val="222222"/>
+          <w:sz w:val="19"/>
+        </w:rPr>
+      </w:r>
+      <w:r>
+        <w:rPr>
+          <w:rFonts w:ascii="Segoe UI" w:hAnsi="Segoe UI"/>
+          <w:b/>
+          <w:color w:val="222222"/>
+          <w:sz w:val="19"/>
+        </w:rPr>
+        <w:t>Endpoint:</w:t>
+      </w:r>
+      <w:r>
+        <w:rPr>
+          <w:rFonts w:ascii="Segoe UI" w:hAnsi="Segoe UI"/>
+          <w:color w:val="222222"/>
+          <w:sz w:val="19"/>
+        </w:rPr>
+        <w:t xml:space="preserve"> `PUT /api/v1/budget-items/{budgetItemId}` / `DELETE /api/v1/budget-items/{budgetItemId}`</w:t>
       </w:r>
     </w:p>
     <w:p>
-      <w:r>
-        <w:rPr>
-          <w:rFonts w:ascii="Calibri" w:hAnsi="Calibri"/>
-          <w:sz w:val="20"/>
-        </w:rPr>
-        <w:t>```</w:t>
+      <w:pPr>
+        <w:pStyle w:val="ListBullet"/>
+        <w:spacing w:after="40"/>
+      </w:pPr>
+      <w:r>
+        <w:rPr>
+          <w:rFonts w:ascii="Segoe UI" w:hAnsi="Segoe UI"/>
+          <w:color w:val="222222"/>
+          <w:sz w:val="19"/>
+        </w:rPr>
+      </w:r>
+      <w:r>
+        <w:rPr>
+          <w:rFonts w:ascii="Segoe UI" w:hAnsi="Segoe UI"/>
+          <w:b/>
+          <w:color w:val="222222"/>
+          <w:sz w:val="19"/>
+        </w:rPr>
+        <w:t>Auth Required:</w:t>
+      </w:r>
+      <w:r>
+        <w:rPr>
+          <w:rFonts w:ascii="Segoe UI" w:hAnsi="Segoe UI"/>
+          <w:color w:val="222222"/>
+          <w:sz w:val="19"/>
+        </w:rPr>
+        <w:t xml:space="preserve"> Yes (Owner or Admin)</w:t>
       </w:r>
     </w:p>
     <w:p>
-      <w:r>
-        <w:rPr>
-          <w:rFonts w:ascii="Calibri" w:hAnsi="Calibri"/>
-          <w:sz w:val="20"/>
-        </w:rPr>
-        <w:t>---</w:t>
+      <w:pPr>
+        <w:pStyle w:val="ListBullet"/>
+        <w:spacing w:after="40"/>
+      </w:pPr>
+      <w:r>
+        <w:rPr>
+          <w:rFonts w:ascii="Segoe UI" w:hAnsi="Segoe UI"/>
+          <w:color w:val="222222"/>
+          <w:sz w:val="19"/>
+        </w:rPr>
+      </w:r>
+      <w:r>
+        <w:rPr>
+          <w:rFonts w:ascii="Segoe UI" w:hAnsi="Segoe UI"/>
+          <w:b/>
+          <w:color w:val="222222"/>
+          <w:sz w:val="19"/>
+        </w:rPr>
+        <w:t>Access Control:</w:t>
+      </w:r>
+      <w:r>
+        <w:rPr>
+          <w:rFonts w:ascii="Segoe UI" w:hAnsi="Segoe UI"/>
+          <w:color w:val="222222"/>
+          <w:sz w:val="19"/>
+        </w:rPr>
+        <w:t xml:space="preserve"> Unauthorized modification returns `403 Forbidden`.</w:t>
       </w:r>
     </w:p>
     <w:p>
       <w:pPr>
-        <w:pStyle w:val="Heading2"/>
-      </w:pPr>
-      <w:r>
-        <w:rPr>
-          <w:rFonts w:ascii="Georgia" w:hAnsi="Georgia"/>
+        <w:spacing w:before="120" w:after="120"/>
+      </w:pPr>
+      <w:r>
+        <w:rPr>
+          <w:color w:val="EEDDE0"/>
+        </w:rPr>
+        <w:t>__________________________________________________________________________</w:t>
+      </w:r>
+    </w:p>
+    <w:p>
+      <w:pPr>
+        <w:spacing w:before="240" w:after="80"/>
+      </w:pPr>
+      <w:r>
+        <w:rPr>
+          <w:rFonts w:ascii="Playfair Display" w:hAnsi="Playfair Display"/>
           <w:b/>
           <w:color w:val="721F3A"/>
-          <w:sz w:val="28"/>
-        </w:rPr>
-        <w:t>2. Vendor Directory &amp; Marketplace</w:t>
+          <w:sz w:val="30"/>
+        </w:rPr>
+        <w:t>4. Guest List, RSVP &amp; Digital Invitations (IDOR Scoped)</w:t>
       </w:r>
     </w:p>
     <w:p>
       <w:pPr>
-        <w:pStyle w:val="Heading3"/>
-      </w:pPr>
-      <w:r>
-        <w:rPr>
-          <w:rFonts w:ascii="Georgia" w:hAnsi="Georgia"/>
+        <w:spacing w:before="160" w:after="60"/>
+      </w:pPr>
+      <w:r>
+        <w:rPr>
+          <w:rFonts w:ascii="Segoe UI" w:hAnsi="Segoe UI"/>
           <w:b/>
-          <w:color w:val="444444"/>
+          <w:color w:val="222222"/>
           <w:sz w:val="24"/>
         </w:rPr>
-        <w:t>2.1 Get Approved Vendors</w:t>
+        <w:t>4.1 Get All Guests for User</w:t>
       </w:r>
     </w:p>
     <w:p>
-      <w:r>
-        <w:rPr>
-          <w:rFonts w:ascii="Calibri" w:hAnsi="Calibri"/>
-          <w:sz w:val="20"/>
-        </w:rPr>
-        <w:t>- Endpoint: `GET /api/v1/vendors`</w:t>
+      <w:pPr>
+        <w:pStyle w:val="ListBullet"/>
+        <w:spacing w:after="40"/>
+      </w:pPr>
+      <w:r>
+        <w:rPr>
+          <w:rFonts w:ascii="Segoe UI" w:hAnsi="Segoe UI"/>
+          <w:color w:val="222222"/>
+          <w:sz w:val="19"/>
+        </w:rPr>
+      </w:r>
+      <w:r>
+        <w:rPr>
+          <w:rFonts w:ascii="Segoe UI" w:hAnsi="Segoe UI"/>
+          <w:b/>
+          <w:color w:val="222222"/>
+          <w:sz w:val="19"/>
+        </w:rPr>
+        <w:t>Endpoint:</w:t>
+      </w:r>
+      <w:r>
+        <w:rPr>
+          <w:rFonts w:ascii="Segoe UI" w:hAnsi="Segoe UI"/>
+          <w:color w:val="222222"/>
+          <w:sz w:val="19"/>
+        </w:rPr>
+        <w:t xml:space="preserve"> `GET /api/v1/guests`</w:t>
       </w:r>
     </w:p>
     <w:p>
-      <w:r>
-        <w:rPr>
-          <w:rFonts w:ascii="Calibri" w:hAnsi="Calibri"/>
-          <w:sz w:val="20"/>
-        </w:rPr>
-        <w:t>- Auth Required: No</w:t>
+      <w:pPr>
+        <w:pStyle w:val="ListBullet"/>
+        <w:spacing w:after="40"/>
+      </w:pPr>
+      <w:r>
+        <w:rPr>
+          <w:rFonts w:ascii="Segoe UI" w:hAnsi="Segoe UI"/>
+          <w:color w:val="222222"/>
+          <w:sz w:val="19"/>
+        </w:rPr>
+      </w:r>
+      <w:r>
+        <w:rPr>
+          <w:rFonts w:ascii="Segoe UI" w:hAnsi="Segoe UI"/>
+          <w:b/>
+          <w:color w:val="222222"/>
+          <w:sz w:val="19"/>
+        </w:rPr>
+        <w:t>Auth Required:</w:t>
+      </w:r>
+      <w:r>
+        <w:rPr>
+          <w:rFonts w:ascii="Segoe UI" w:hAnsi="Segoe UI"/>
+          <w:color w:val="222222"/>
+          <w:sz w:val="19"/>
+        </w:rPr>
+        <w:t xml:space="preserve"> Yes (`ROLE_USER`)</w:t>
       </w:r>
     </w:p>
     <w:p>
-      <w:r>
-        <w:rPr>
-          <w:rFonts w:ascii="Calibri" w:hAnsi="Calibri"/>
-          <w:sz w:val="20"/>
-        </w:rPr>
-        <w:t>- Query Params: `?search=Studio&amp;district=Colombo&amp;categoryId=2`</w:t>
+      <w:pPr>
+        <w:pStyle w:val="ListBullet"/>
+        <w:spacing w:after="40"/>
+      </w:pPr>
+      <w:r>
+        <w:rPr>
+          <w:rFonts w:ascii="Segoe UI" w:hAnsi="Segoe UI"/>
+          <w:color w:val="222222"/>
+          <w:sz w:val="19"/>
+        </w:rPr>
+      </w:r>
+      <w:r>
+        <w:rPr>
+          <w:rFonts w:ascii="Segoe UI" w:hAnsi="Segoe UI"/>
+          <w:b/>
+          <w:color w:val="222222"/>
+          <w:sz w:val="19"/>
+        </w:rPr>
+        <w:t>Isolation Rule:</w:t>
+      </w:r>
+      <w:r>
+        <w:rPr>
+          <w:rFonts w:ascii="Segoe UI" w:hAnsi="Segoe UI"/>
+          <w:color w:val="222222"/>
+          <w:sz w:val="19"/>
+        </w:rPr>
+        <w:t xml:space="preserve"> Scoped to caller's `user_id`. Non-admin users cannot view other couples' guests.</w:t>
       </w:r>
     </w:p>
     <w:p>
-      <w:r>
-        <w:rPr>
-          <w:rFonts w:ascii="Calibri" w:hAnsi="Calibri"/>
-          <w:sz w:val="20"/>
-        </w:rPr>
-        <w:t>- Response Payload (200 OK):</w:t>
+      <w:pPr>
+        <w:spacing w:before="160" w:after="60"/>
+      </w:pPr>
+      <w:r>
+        <w:rPr>
+          <w:rFonts w:ascii="Segoe UI" w:hAnsi="Segoe UI"/>
+          <w:b/>
+          <w:color w:val="222222"/>
+          <w:sz w:val="24"/>
+        </w:rPr>
+        <w:t>4.2 Generate Shareable Digital Invitation</w:t>
       </w:r>
     </w:p>
     <w:p>
-      <w:r>
-        <w:rPr>
-          <w:rFonts w:ascii="Calibri" w:hAnsi="Calibri"/>
-          <w:sz w:val="20"/>
-        </w:rPr>
-        <w:t>```json</w:t>
+      <w:pPr>
+        <w:pStyle w:val="ListBullet"/>
+        <w:spacing w:after="40"/>
+      </w:pPr>
+      <w:r>
+        <w:rPr>
+          <w:rFonts w:ascii="Segoe UI" w:hAnsi="Segoe UI"/>
+          <w:color w:val="222222"/>
+          <w:sz w:val="19"/>
+        </w:rPr>
+      </w:r>
+      <w:r>
+        <w:rPr>
+          <w:rFonts w:ascii="Segoe UI" w:hAnsi="Segoe UI"/>
+          <w:b/>
+          <w:color w:val="222222"/>
+          <w:sz w:val="19"/>
+        </w:rPr>
+        <w:t>Endpoint:</w:t>
+      </w:r>
+      <w:r>
+        <w:rPr>
+          <w:rFonts w:ascii="Segoe UI" w:hAnsi="Segoe UI"/>
+          <w:color w:val="222222"/>
+          <w:sz w:val="19"/>
+        </w:rPr>
+        <w:t xml:space="preserve"> `GET /api/v1/guests/{guestId}/share`</w:t>
       </w:r>
     </w:p>
     <w:p>
-      <w:r>
-        <w:rPr>
-          <w:rFonts w:ascii="Calibri" w:hAnsi="Calibri"/>
-          <w:sz w:val="20"/>
-        </w:rPr>
-        <w:t>[</w:t>
+      <w:pPr>
+        <w:pStyle w:val="ListBullet"/>
+        <w:spacing w:after="40"/>
+      </w:pPr>
+      <w:r>
+        <w:rPr>
+          <w:rFonts w:ascii="Segoe UI" w:hAnsi="Segoe UI"/>
+          <w:color w:val="222222"/>
+          <w:sz w:val="19"/>
+        </w:rPr>
+      </w:r>
+      <w:r>
+        <w:rPr>
+          <w:rFonts w:ascii="Segoe UI" w:hAnsi="Segoe UI"/>
+          <w:b/>
+          <w:color w:val="222222"/>
+          <w:sz w:val="19"/>
+        </w:rPr>
+        <w:t>Auth Required:</w:t>
+      </w:r>
+      <w:r>
+        <w:rPr>
+          <w:rFonts w:ascii="Segoe UI" w:hAnsi="Segoe UI"/>
+          <w:color w:val="222222"/>
+          <w:sz w:val="19"/>
+        </w:rPr>
+        <w:t xml:space="preserve"> Yes</w:t>
       </w:r>
     </w:p>
     <w:p>
-      <w:r>
-        <w:rPr>
-          <w:rFonts w:ascii="Calibri" w:hAnsi="Calibri"/>
-          <w:sz w:val="20"/>
-        </w:rPr>
-        <w:t>{</w:t>
+      <w:pPr>
+        <w:pStyle w:val="ListBullet"/>
+        <w:spacing w:after="40"/>
+      </w:pPr>
+      <w:r>
+        <w:rPr>
+          <w:rFonts w:ascii="Segoe UI" w:hAnsi="Segoe UI"/>
+          <w:color w:val="222222"/>
+          <w:sz w:val="19"/>
+        </w:rPr>
+      </w:r>
+      <w:r>
+        <w:rPr>
+          <w:rFonts w:ascii="Segoe UI" w:hAnsi="Segoe UI"/>
+          <w:b/>
+          <w:color w:val="222222"/>
+          <w:sz w:val="19"/>
+        </w:rPr>
+        <w:t>Response Payload (200 OK):</w:t>
+      </w:r>
+      <w:r>
+        <w:rPr>
+          <w:rFonts w:ascii="Segoe UI" w:hAnsi="Segoe UI"/>
+          <w:color w:val="222222"/>
+          <w:sz w:val="19"/>
+        </w:rPr>
       </w:r>
     </w:p>
     <w:p>
-      <w:r>
-        <w:rPr>
-          <w:rFonts w:ascii="Calibri" w:hAnsi="Calibri"/>
-          <w:sz w:val="20"/>
-        </w:rPr>
-        <w:t>"vendorId": 1,</w:t>
+      <w:pPr>
+        <w:spacing w:before="80" w:after="80"/>
+        <w:ind w:left="288"/>
+      </w:pPr>
+      <w:r>
+        <w:rPr>
+          <w:rFonts w:ascii="Consolas" w:hAnsi="Consolas"/>
+          <w:color w:val="333333"/>
+          <w:sz w:val="17"/>
+        </w:rPr>
+        <w:t>{</w:t>
+        <w:br/>
+        <w:t xml:space="preserve">  "title": "Wedding Invitation",</w:t>
+        <w:br/>
+        <w:t xml:space="preserve">  "message": "You're invited! Kasun &amp; Sandani request the pleasure of your company at our wedding. Please RSVP here: https://magulaplan.com/rsvp/a123e456-e89b-12d3-a456-426614174000",</w:t>
+        <w:br/>
+        <w:t xml:space="preserve">  "rsvpUrl": "https://magulaplan.com/rsvp/a123e456-e89b-12d3-a456-426614174000",</w:t>
+        <w:br/>
+        <w:t xml:space="preserve">  "guestName": "Nadeesha Gunawardena",</w:t>
+        <w:br/>
+        <w:t xml:space="preserve">  "whatsappStatus": "SENT"</w:t>
+        <w:br/>
+        <w:t>}</w:t>
       </w:r>
     </w:p>
     <w:p>
-      <w:r>
-        <w:rPr>
-          <w:rFonts w:ascii="Calibri" w:hAnsi="Calibri"/>
-          <w:sz w:val="20"/>
-        </w:rPr>
-        <w:t>"categoryId": 2,</w:t>
+      <w:pPr>
+        <w:spacing w:before="120" w:after="120"/>
+      </w:pPr>
+      <w:r>
+        <w:rPr>
+          <w:color w:val="EEDDE0"/>
+        </w:rPr>
+        <w:t>__________________________________________________________________________</w:t>
       </w:r>
     </w:p>
     <w:p>
-      <w:r>
-        <w:rPr>
-          <w:rFonts w:ascii="Calibri" w:hAnsi="Calibri"/>
-          <w:sz w:val="20"/>
-        </w:rPr>
-        <w:t>"categoryName": "Photography &amp; Videography",</w:t>
+      <w:pPr>
+        <w:spacing w:before="240" w:after="80"/>
+      </w:pPr>
+      <w:r>
+        <w:rPr>
+          <w:rFonts w:ascii="Playfair Display" w:hAnsi="Playfair Display"/>
+          <w:b/>
+          <w:color w:val="721F3A"/>
+          <w:sz w:val="30"/>
+        </w:rPr>
+        <w:t>5. Multi-Vendor Commerce &amp; Lead Pipeline</w:t>
       </w:r>
     </w:p>
     <w:p>
-      <w:r>
-        <w:rPr>
-          <w:rFonts w:ascii="Calibri" w:hAnsi="Calibri"/>
-          <w:sz w:val="20"/>
-        </w:rPr>
-        <w:t>"businessName": "Studio 3000DF",</w:t>
+      <w:pPr>
+        <w:spacing w:before="160" w:after="60"/>
+      </w:pPr>
+      <w:r>
+        <w:rPr>
+          <w:rFonts w:ascii="Segoe UI" w:hAnsi="Segoe UI"/>
+          <w:b/>
+          <w:color w:val="222222"/>
+          <w:sz w:val="24"/>
+        </w:rPr>
+        <w:t>5.1 Finalize Booking Cart Checkout</w:t>
       </w:r>
     </w:p>
     <w:p>
-      <w:r>
-        <w:rPr>
-          <w:rFonts w:ascii="Calibri" w:hAnsi="Calibri"/>
-          <w:sz w:val="20"/>
-        </w:rPr>
-        <w:t>"districtLocation": "Colombo",</w:t>
+      <w:pPr>
+        <w:pStyle w:val="ListBullet"/>
+        <w:spacing w:after="40"/>
+      </w:pPr>
+      <w:r>
+        <w:rPr>
+          <w:rFonts w:ascii="Segoe UI" w:hAnsi="Segoe UI"/>
+          <w:color w:val="222222"/>
+          <w:sz w:val="19"/>
+        </w:rPr>
+      </w:r>
+      <w:r>
+        <w:rPr>
+          <w:rFonts w:ascii="Segoe UI" w:hAnsi="Segoe UI"/>
+          <w:b/>
+          <w:color w:val="222222"/>
+          <w:sz w:val="19"/>
+        </w:rPr>
+        <w:t>Endpoint:</w:t>
+      </w:r>
+      <w:r>
+        <w:rPr>
+          <w:rFonts w:ascii="Segoe UI" w:hAnsi="Segoe UI"/>
+          <w:color w:val="222222"/>
+          <w:sz w:val="19"/>
+        </w:rPr>
+        <w:t xml:space="preserve"> `POST /api/v1/bookings/checkout`</w:t>
       </w:r>
     </w:p>
     <w:p>
-      <w:r>
-        <w:rPr>
-          <w:rFonts w:ascii="Calibri" w:hAnsi="Calibri"/>
-          <w:sz w:val="20"/>
-        </w:rPr>
-        <w:t>"contactPhone": "0732345678",</w:t>
+      <w:pPr>
+        <w:pStyle w:val="ListBullet"/>
+        <w:spacing w:after="40"/>
+      </w:pPr>
+      <w:r>
+        <w:rPr>
+          <w:rFonts w:ascii="Segoe UI" w:hAnsi="Segoe UI"/>
+          <w:color w:val="222222"/>
+          <w:sz w:val="19"/>
+        </w:rPr>
+      </w:r>
+      <w:r>
+        <w:rPr>
+          <w:rFonts w:ascii="Segoe UI" w:hAnsi="Segoe UI"/>
+          <w:b/>
+          <w:color w:val="222222"/>
+          <w:sz w:val="19"/>
+        </w:rPr>
+        <w:t>Auth Required:</w:t>
+      </w:r>
+      <w:r>
+        <w:rPr>
+          <w:rFonts w:ascii="Segoe UI" w:hAnsi="Segoe UI"/>
+          <w:color w:val="222222"/>
+          <w:sz w:val="19"/>
+        </w:rPr>
+        <w:t xml:space="preserve"> Yes (`ROLE_USER`)</w:t>
       </w:r>
     </w:p>
     <w:p>
-      <w:r>
-        <w:rPr>
-          <w:rFonts w:ascii="Calibri" w:hAnsi="Calibri"/>
-          <w:sz w:val="20"/>
-        </w:rPr>
-        <w:t>"contactEmail": "info@studio3000df.com",</w:t>
+      <w:pPr>
+        <w:pStyle w:val="ListBullet"/>
+        <w:spacing w:after="40"/>
+      </w:pPr>
+      <w:r>
+        <w:rPr>
+          <w:rFonts w:ascii="Segoe UI" w:hAnsi="Segoe UI"/>
+          <w:color w:val="222222"/>
+          <w:sz w:val="19"/>
+        </w:rPr>
+      </w:r>
+      <w:r>
+        <w:rPr>
+          <w:rFonts w:ascii="Segoe UI" w:hAnsi="Segoe UI"/>
+          <w:b/>
+          <w:color w:val="222222"/>
+          <w:sz w:val="19"/>
+        </w:rPr>
+        <w:t>Request Payload:</w:t>
+      </w:r>
+      <w:r>
+        <w:rPr>
+          <w:rFonts w:ascii="Segoe UI" w:hAnsi="Segoe UI"/>
+          <w:color w:val="222222"/>
+          <w:sz w:val="19"/>
+        </w:rPr>
       </w:r>
     </w:p>
     <w:p>
-      <w:r>
-        <w:rPr>
-          <w:rFonts w:ascii="Calibri" w:hAnsi="Calibri"/>
-          <w:sz w:val="20"/>
-        </w:rPr>
-        <w:t>"startingPrice": 35000.00,</w:t>
+      <w:pPr>
+        <w:spacing w:before="80" w:after="80"/>
+        <w:ind w:left="288"/>
+      </w:pPr>
+      <w:r>
+        <w:rPr>
+          <w:rFonts w:ascii="Consolas" w:hAnsi="Consolas"/>
+          <w:color w:val="333333"/>
+          <w:sz w:val="17"/>
+        </w:rPr>
+        <w:t>{</w:t>
+        <w:br/>
+        <w:t xml:space="preserve">  "userId": 1,</w:t>
+        <w:br/>
+        <w:t xml:space="preserve">  "vendorIds": [1, 3, 7]</w:t>
+        <w:br/>
+        <w:t>}</w:t>
       </w:r>
     </w:p>
     <w:p>
-      <w:r>
-        <w:rPr>
-          <w:rFonts w:ascii="Calibri" w:hAnsi="Calibri"/>
-          <w:sz w:val="20"/>
-        </w:rPr>
-        <w:t>"imageUrl": "https://images.unsplash.com/photo-1537633552985-df8429e8048b",</w:t>
+      <w:pPr>
+        <w:pStyle w:val="ListBullet"/>
+        <w:spacing w:after="40"/>
+      </w:pPr>
+      <w:r>
+        <w:rPr>
+          <w:rFonts w:ascii="Segoe UI" w:hAnsi="Segoe UI"/>
+          <w:color w:val="222222"/>
+          <w:sz w:val="19"/>
+        </w:rPr>
+      </w:r>
+      <w:r>
+        <w:rPr>
+          <w:rFonts w:ascii="Segoe UI" w:hAnsi="Segoe UI"/>
+          <w:b/>
+          <w:color w:val="222222"/>
+          <w:sz w:val="19"/>
+        </w:rPr>
+        <w:t>Response Payload (201 Created):</w:t>
+      </w:r>
+      <w:r>
+        <w:rPr>
+          <w:rFonts w:ascii="Segoe UI" w:hAnsi="Segoe UI"/>
+          <w:color w:val="222222"/>
+          <w:sz w:val="19"/>
+        </w:rPr>
       </w:r>
     </w:p>
     <w:p>
-      <w:r>
-        <w:rPr>
-          <w:rFonts w:ascii="Calibri" w:hAnsi="Calibri"/>
-          <w:sz w:val="20"/>
-        </w:rPr>
-        <w:t>"rating": 4.9,</w:t>
+      <w:pPr>
+        <w:spacing w:before="80" w:after="80"/>
+        <w:ind w:left="288"/>
+      </w:pPr>
+      <w:r>
+        <w:rPr>
+          <w:rFonts w:ascii="Consolas" w:hAnsi="Consolas"/>
+          <w:color w:val="333333"/>
+          <w:sz w:val="17"/>
+        </w:rPr>
+        <w:t>[</w:t>
+        <w:br/>
+        <w:t xml:space="preserve">  {</w:t>
+        <w:br/>
+        <w:t xml:space="preserve">    "bookingId": 101,</w:t>
+        <w:br/>
+        <w:t xml:space="preserve">    "userId": 1,</w:t>
+        <w:br/>
+        <w:t xml:space="preserve">    "vendorId": 3,</w:t>
+        <w:br/>
+        <w:t xml:space="preserve">    "vendorName": "Studio 3000DF",</w:t>
+        <w:br/>
+        <w:t xml:space="preserve">    "status": "PENDING",</w:t>
+        <w:br/>
+        <w:t xml:space="preserve">    "bookedAt": "2026-09-02T12:00:00",</w:t>
+        <w:br/>
+        <w:t xml:space="preserve">    "customerName": "Kasun &amp; Sandani",</w:t>
+        <w:br/>
+        <w:t xml:space="preserve">    "customerEmail": "couple@example.lk",</w:t>
+        <w:br/>
+        <w:t xml:space="preserve">    "customerPhone": "0771234567"</w:t>
+        <w:br/>
+        <w:t xml:space="preserve">  }</w:t>
+        <w:br/>
+        <w:t>]</w:t>
       </w:r>
     </w:p>
     <w:p>
-      <w:r>
-        <w:rPr>
-          <w:rFonts w:ascii="Calibri" w:hAnsi="Calibri"/>
-          <w:sz w:val="20"/>
-        </w:rPr>
-        <w:t>"reviewCount": 210,</w:t>
+      <w:pPr>
+        <w:spacing w:before="160" w:after="60"/>
+      </w:pPr>
+      <w:r>
+        <w:rPr>
+          <w:rFonts w:ascii="Segoe UI" w:hAnsi="Segoe UI"/>
+          <w:b/>
+          <w:color w:val="222222"/>
+          <w:sz w:val="24"/>
+        </w:rPr>
+        <w:t>5.2 Get Vendor Booking Inquiries &amp; Leads</w:t>
       </w:r>
     </w:p>
     <w:p>
-      <w:r>
-        <w:rPr>
-          <w:rFonts w:ascii="Calibri" w:hAnsi="Calibri"/>
-          <w:sz w:val="20"/>
-        </w:rPr>
-        <w:t>"verified": true,</w:t>
+      <w:pPr>
+        <w:pStyle w:val="ListBullet"/>
+        <w:spacing w:after="40"/>
+      </w:pPr>
+      <w:r>
+        <w:rPr>
+          <w:rFonts w:ascii="Segoe UI" w:hAnsi="Segoe UI"/>
+          <w:color w:val="222222"/>
+          <w:sz w:val="19"/>
+        </w:rPr>
+      </w:r>
+      <w:r>
+        <w:rPr>
+          <w:rFonts w:ascii="Segoe UI" w:hAnsi="Segoe UI"/>
+          <w:b/>
+          <w:color w:val="222222"/>
+          <w:sz w:val="19"/>
+        </w:rPr>
+        <w:t>Endpoint:</w:t>
+      </w:r>
+      <w:r>
+        <w:rPr>
+          <w:rFonts w:ascii="Segoe UI" w:hAnsi="Segoe UI"/>
+          <w:color w:val="222222"/>
+          <w:sz w:val="19"/>
+        </w:rPr>
+        <w:t xml:space="preserve"> `GET /api/v1/bookings/vendor/{vendorId}`</w:t>
       </w:r>
     </w:p>
     <w:p>
-      <w:r>
-        <w:rPr>
-          <w:rFonts w:ascii="Calibri" w:hAnsi="Calibri"/>
-          <w:sz w:val="20"/>
-        </w:rPr>
-        <w:t>"featured": true,</w:t>
+      <w:pPr>
+        <w:pStyle w:val="ListBullet"/>
+        <w:spacing w:after="40"/>
+      </w:pPr>
+      <w:r>
+        <w:rPr>
+          <w:rFonts w:ascii="Segoe UI" w:hAnsi="Segoe UI"/>
+          <w:color w:val="222222"/>
+          <w:sz w:val="19"/>
+        </w:rPr>
+      </w:r>
+      <w:r>
+        <w:rPr>
+          <w:rFonts w:ascii="Segoe UI" w:hAnsi="Segoe UI"/>
+          <w:b/>
+          <w:color w:val="222222"/>
+          <w:sz w:val="19"/>
+        </w:rPr>
+        <w:t>Auth Required:</w:t>
+      </w:r>
+      <w:r>
+        <w:rPr>
+          <w:rFonts w:ascii="Segoe UI" w:hAnsi="Segoe UI"/>
+          <w:color w:val="222222"/>
+          <w:sz w:val="19"/>
+        </w:rPr>
+        <w:t xml:space="preserve"> Yes (`ROLE_VENDOR` owning `vendorId` or `ROLE_ADMIN`)</w:t>
       </w:r>
     </w:p>
     <w:p>
-      <w:r>
-        <w:rPr>
-          <w:rFonts w:ascii="Calibri" w:hAnsi="Calibri"/>
-          <w:sz w:val="20"/>
-        </w:rPr>
-        <w:t>"status": "APPROVED"</w:t>
+      <w:pPr>
+        <w:pStyle w:val="ListBullet"/>
+        <w:spacing w:after="40"/>
+      </w:pPr>
+      <w:r>
+        <w:rPr>
+          <w:rFonts w:ascii="Segoe UI" w:hAnsi="Segoe UI"/>
+          <w:color w:val="222222"/>
+          <w:sz w:val="19"/>
+        </w:rPr>
+      </w:r>
+      <w:r>
+        <w:rPr>
+          <w:rFonts w:ascii="Segoe UI" w:hAnsi="Segoe UI"/>
+          <w:b/>
+          <w:color w:val="222222"/>
+          <w:sz w:val="19"/>
+        </w:rPr>
+        <w:t>Response Payload (200 OK):</w:t>
+      </w:r>
+      <w:r>
+        <w:rPr>
+          <w:rFonts w:ascii="Segoe UI" w:hAnsi="Segoe UI"/>
+          <w:color w:val="222222"/>
+          <w:sz w:val="19"/>
+        </w:rPr>
       </w:r>
     </w:p>
     <w:p>
-      <w:r>
-        <w:rPr>
-          <w:rFonts w:ascii="Calibri" w:hAnsi="Calibri"/>
-          <w:sz w:val="20"/>
-        </w:rPr>
-        <w:t>}</w:t>
+      <w:pPr>
+        <w:spacing w:before="80" w:after="80"/>
+        <w:ind w:left="288"/>
+      </w:pPr>
+      <w:r>
+        <w:rPr>
+          <w:rFonts w:ascii="Consolas" w:hAnsi="Consolas"/>
+          <w:color w:val="333333"/>
+          <w:sz w:val="17"/>
+        </w:rPr>
+        <w:t>[</w:t>
+        <w:br/>
+        <w:t xml:space="preserve">  {</w:t>
+        <w:br/>
+        <w:t xml:space="preserve">    "bookingId": 101,</w:t>
+        <w:br/>
+        <w:t xml:space="preserve">    "userId": 1,</w:t>
+        <w:br/>
+        <w:t xml:space="preserve">    "vendorId": 3,</w:t>
+        <w:br/>
+        <w:t xml:space="preserve">    "vendorName": "Studio 3000DF",</w:t>
+        <w:br/>
+        <w:t xml:space="preserve">    "status": "PENDING",</w:t>
+        <w:br/>
+        <w:t xml:space="preserve">    "bookedAt": "2026-09-02T12:00:00",</w:t>
+        <w:br/>
+        <w:t xml:space="preserve">    "customerName": "Kasun &amp; Sandani",</w:t>
+        <w:br/>
+        <w:t xml:space="preserve">    "customerEmail": "couple@example.lk",</w:t>
+        <w:br/>
+        <w:t xml:space="preserve">    "customerPhone": "0771234567"</w:t>
+        <w:br/>
+        <w:t xml:space="preserve">  }</w:t>
+        <w:br/>
+        <w:t>]</w:t>
       </w:r>
     </w:p>
     <w:p>
-      <w:r>
-        <w:rPr>
-          <w:rFonts w:ascii="Calibri" w:hAnsi="Calibri"/>
-          <w:sz w:val="20"/>
-        </w:rPr>
-        <w:t>]</w:t>
+      <w:pPr>
+        <w:spacing w:before="120" w:after="120"/>
+      </w:pPr>
+      <w:r>
+        <w:rPr>
+          <w:color w:val="EEDDE0"/>
+        </w:rPr>
+        <w:t>__________________________________________________________________________</w:t>
       </w:r>
     </w:p>
     <w:p>
-      <w:r>
-        <w:rPr>
-          <w:rFonts w:ascii="Calibri" w:hAnsi="Calibri"/>
-          <w:sz w:val="20"/>
-        </w:rPr>
-        <w:t>```</w:t>
+      <w:pPr>
+        <w:spacing w:before="240" w:after="80"/>
+      </w:pPr>
+      <w:r>
+        <w:rPr>
+          <w:rFonts w:ascii="Playfair Display" w:hAnsi="Playfair Display"/>
+          <w:b/>
+          <w:color w:val="721F3A"/>
+          <w:sz w:val="30"/>
+        </w:rPr>
+        <w:t>6. Platform Administration &amp; Governance (`ROLE_ADMIN`)</w:t>
       </w:r>
     </w:p>
     <w:p>
       <w:pPr>
-        <w:pStyle w:val="Heading3"/>
-      </w:pPr>
-      <w:r>
-        <w:rPr>
-          <w:rFonts w:ascii="Georgia" w:hAnsi="Georgia"/>
+        <w:spacing w:before="160" w:after="60"/>
+      </w:pPr>
+      <w:r>
+        <w:rPr>
+          <w:rFonts w:ascii="Segoe UI" w:hAnsi="Segoe UI"/>
           <w:b/>
-          <w:color w:val="444444"/>
+          <w:color w:val="222222"/>
           <w:sz w:val="24"/>
         </w:rPr>
-        <w:t>2.2 Vendor Self-Registration</w:t>
+        <w:t>6.1 Platform Overview KPI Metrics</w:t>
       </w:r>
     </w:p>
     <w:p>
-      <w:r>
-        <w:rPr>
-          <w:rFonts w:ascii="Calibri" w:hAnsi="Calibri"/>
-          <w:sz w:val="20"/>
-        </w:rPr>
-        <w:t>- Endpoint: `POST /api/v1/vendors`</w:t>
+      <w:pPr>
+        <w:pStyle w:val="ListBullet"/>
+        <w:spacing w:after="40"/>
+      </w:pPr>
+      <w:r>
+        <w:rPr>
+          <w:rFonts w:ascii="Segoe UI" w:hAnsi="Segoe UI"/>
+          <w:color w:val="222222"/>
+          <w:sz w:val="19"/>
+        </w:rPr>
+      </w:r>
+      <w:r>
+        <w:rPr>
+          <w:rFonts w:ascii="Segoe UI" w:hAnsi="Segoe UI"/>
+          <w:b/>
+          <w:color w:val="222222"/>
+          <w:sz w:val="19"/>
+        </w:rPr>
+        <w:t>Endpoint:</w:t>
+      </w:r>
+      <w:r>
+        <w:rPr>
+          <w:rFonts w:ascii="Segoe UI" w:hAnsi="Segoe UI"/>
+          <w:color w:val="222222"/>
+          <w:sz w:val="19"/>
+        </w:rPr>
+        <w:t xml:space="preserve"> `GET /api/v1/admin/stats`</w:t>
       </w:r>
     </w:p>
     <w:p>
-      <w:r>
-        <w:rPr>
-          <w:rFonts w:ascii="Calibri" w:hAnsi="Calibri"/>
-          <w:sz w:val="20"/>
-        </w:rPr>
-        <w:t>- Auth Required: No</w:t>
+      <w:pPr>
+        <w:pStyle w:val="ListBullet"/>
+        <w:spacing w:after="40"/>
+      </w:pPr>
+      <w:r>
+        <w:rPr>
+          <w:rFonts w:ascii="Segoe UI" w:hAnsi="Segoe UI"/>
+          <w:color w:val="222222"/>
+          <w:sz w:val="19"/>
+        </w:rPr>
+      </w:r>
+      <w:r>
+        <w:rPr>
+          <w:rFonts w:ascii="Segoe UI" w:hAnsi="Segoe UI"/>
+          <w:b/>
+          <w:color w:val="222222"/>
+          <w:sz w:val="19"/>
+        </w:rPr>
+        <w:t>Auth Required:</w:t>
+      </w:r>
+      <w:r>
+        <w:rPr>
+          <w:rFonts w:ascii="Segoe UI" w:hAnsi="Segoe UI"/>
+          <w:color w:val="222222"/>
+          <w:sz w:val="19"/>
+        </w:rPr>
+        <w:t xml:space="preserve"> Yes (`ROLE_ADMIN`)</w:t>
       </w:r>
     </w:p>
     <w:p>
-      <w:r>
-        <w:rPr>
-          <w:rFonts w:ascii="Calibri" w:hAnsi="Calibri"/>
-          <w:sz w:val="20"/>
-        </w:rPr>
-        <w:t>- Request Payload:</w:t>
+      <w:pPr>
+        <w:pStyle w:val="ListBullet"/>
+        <w:spacing w:after="40"/>
+      </w:pPr>
+      <w:r>
+        <w:rPr>
+          <w:rFonts w:ascii="Segoe UI" w:hAnsi="Segoe UI"/>
+          <w:color w:val="222222"/>
+          <w:sz w:val="19"/>
+        </w:rPr>
+      </w:r>
+      <w:r>
+        <w:rPr>
+          <w:rFonts w:ascii="Segoe UI" w:hAnsi="Segoe UI"/>
+          <w:b/>
+          <w:color w:val="222222"/>
+          <w:sz w:val="19"/>
+        </w:rPr>
+        <w:t>Response Payload (200 OK):</w:t>
+      </w:r>
+      <w:r>
+        <w:rPr>
+          <w:rFonts w:ascii="Segoe UI" w:hAnsi="Segoe UI"/>
+          <w:color w:val="222222"/>
+          <w:sz w:val="19"/>
+        </w:rPr>
       </w:r>
     </w:p>
     <w:p>
-      <w:r>
-        <w:rPr>
-          <w:rFonts w:ascii="Calibri" w:hAnsi="Calibri"/>
-          <w:sz w:val="20"/>
-        </w:rPr>
-        <w:t>```json</w:t>
+      <w:pPr>
+        <w:spacing w:before="80" w:after="80"/>
+        <w:ind w:left="288"/>
+      </w:pPr>
+      <w:r>
+        <w:rPr>
+          <w:rFonts w:ascii="Consolas" w:hAnsi="Consolas"/>
+          <w:color w:val="333333"/>
+          <w:sz w:val="17"/>
+        </w:rPr>
+        <w:t>{</w:t>
+        <w:br/>
+        <w:t xml:space="preserve">  "totalVendors": 14,</w:t>
+        <w:br/>
+        <w:t xml:space="preserve">  "totalUsers": 28,</w:t>
+        <w:br/>
+        <w:t xml:space="preserve">  "pendingApprovals": 2,</w:t>
+        <w:br/>
+        <w:t xml:space="preserve">  "totalBookings": 45</w:t>
+        <w:br/>
+        <w:t>}</w:t>
       </w:r>
     </w:p>
     <w:p>
-      <w:r>
-        <w:rPr>
-          <w:rFonts w:ascii="Calibri" w:hAnsi="Calibri"/>
-          <w:sz w:val="20"/>
-        </w:rPr>
-        <w:t>{</w:t>
+      <w:pPr>
+        <w:spacing w:before="160" w:after="60"/>
+      </w:pPr>
+      <w:r>
+        <w:rPr>
+          <w:rFonts w:ascii="Segoe UI" w:hAnsi="Segoe UI"/>
+          <w:b/>
+          <w:color w:val="222222"/>
+          <w:sz w:val="24"/>
+        </w:rPr>
+        <w:t>6.2 Pending Vendor Moderation Queue</w:t>
       </w:r>
     </w:p>
     <w:p>
-      <w:r>
-        <w:rPr>
-          <w:rFonts w:ascii="Calibri" w:hAnsi="Calibri"/>
-          <w:sz w:val="20"/>
-        </w:rPr>
-        <w:t>"categoryId": 1,</w:t>
+      <w:pPr>
+        <w:pStyle w:val="ListBullet"/>
+        <w:spacing w:after="40"/>
+      </w:pPr>
+      <w:r>
+        <w:rPr>
+          <w:rFonts w:ascii="Segoe UI" w:hAnsi="Segoe UI"/>
+          <w:color w:val="222222"/>
+          <w:sz w:val="19"/>
+        </w:rPr>
+      </w:r>
+      <w:r>
+        <w:rPr>
+          <w:rFonts w:ascii="Segoe UI" w:hAnsi="Segoe UI"/>
+          <w:b/>
+          <w:color w:val="222222"/>
+          <w:sz w:val="19"/>
+        </w:rPr>
+        <w:t>Endpoint:</w:t>
+      </w:r>
+      <w:r>
+        <w:rPr>
+          <w:rFonts w:ascii="Segoe UI" w:hAnsi="Segoe UI"/>
+          <w:color w:val="222222"/>
+          <w:sz w:val="19"/>
+        </w:rPr>
+        <w:t xml:space="preserve"> `GET /api/v1/admin/vendors/pending`</w:t>
       </w:r>
     </w:p>
     <w:p>
-      <w:r>
-        <w:rPr>
-          <w:rFonts w:ascii="Calibri" w:hAnsi="Calibri"/>
-          <w:sz w:val="20"/>
-        </w:rPr>
-        <w:t>"businessName": "Grand Ballroom Ceylon",</w:t>
+      <w:pPr>
+        <w:pStyle w:val="ListBullet"/>
+        <w:spacing w:after="40"/>
+      </w:pPr>
+      <w:r>
+        <w:rPr>
+          <w:rFonts w:ascii="Segoe UI" w:hAnsi="Segoe UI"/>
+          <w:color w:val="222222"/>
+          <w:sz w:val="19"/>
+        </w:rPr>
+      </w:r>
+      <w:r>
+        <w:rPr>
+          <w:rFonts w:ascii="Segoe UI" w:hAnsi="Segoe UI"/>
+          <w:b/>
+          <w:color w:val="222222"/>
+          <w:sz w:val="19"/>
+        </w:rPr>
+        <w:t>Auth Required:</w:t>
+      </w:r>
+      <w:r>
+        <w:rPr>
+          <w:rFonts w:ascii="Segoe UI" w:hAnsi="Segoe UI"/>
+          <w:color w:val="222222"/>
+          <w:sz w:val="19"/>
+        </w:rPr>
+        <w:t xml:space="preserve"> Yes (`ROLE_ADMIN`)</w:t>
       </w:r>
     </w:p>
     <w:p>
-      <w:r>
-        <w:rPr>
-          <w:rFonts w:ascii="Calibri" w:hAnsi="Calibri"/>
-          <w:sz w:val="20"/>
-        </w:rPr>
-        <w:t>"districtLocation": "Colombo",</w:t>
+      <w:pPr>
+        <w:pStyle w:val="ListBullet"/>
+        <w:spacing w:after="40"/>
+      </w:pPr>
+      <w:r>
+        <w:rPr>
+          <w:rFonts w:ascii="Segoe UI" w:hAnsi="Segoe UI"/>
+          <w:color w:val="222222"/>
+          <w:sz w:val="19"/>
+        </w:rPr>
+      </w:r>
+      <w:r>
+        <w:rPr>
+          <w:rFonts w:ascii="Segoe UI" w:hAnsi="Segoe UI"/>
+          <w:b/>
+          <w:color w:val="222222"/>
+          <w:sz w:val="19"/>
+        </w:rPr>
+        <w:t>Response Payload (200 OK):</w:t>
+      </w:r>
+      <w:r>
+        <w:rPr>
+          <w:rFonts w:ascii="Segoe UI" w:hAnsi="Segoe UI"/>
+          <w:color w:val="222222"/>
+          <w:sz w:val="19"/>
+        </w:rPr>
+        <w:t xml:space="preserve"> Array of vendors with status `PENDING`.</w:t>
       </w:r>
     </w:p>
     <w:p>
-      <w:r>
-        <w:rPr>
-          <w:rFonts w:ascii="Calibri" w:hAnsi="Calibri"/>
-          <w:sz w:val="20"/>
-        </w:rPr>
-        <w:t>"contactPhone": "0771234567",</w:t>
+      <w:pPr>
+        <w:spacing w:before="160" w:after="60"/>
+      </w:pPr>
+      <w:r>
+        <w:rPr>
+          <w:rFonts w:ascii="Segoe UI" w:hAnsi="Segoe UI"/>
+          <w:b/>
+          <w:color w:val="222222"/>
+          <w:sz w:val="24"/>
+        </w:rPr>
+        <w:t>6.3 Approve Vendor Listing</w:t>
       </w:r>
     </w:p>
     <w:p>
-      <w:r>
-        <w:rPr>
-          <w:rFonts w:ascii="Calibri" w:hAnsi="Calibri"/>
-          <w:sz w:val="20"/>
-        </w:rPr>
-        <w:t>"contactEmail": "weddings@grandballroom.lk",</w:t>
+      <w:pPr>
+        <w:pStyle w:val="ListBullet"/>
+        <w:spacing w:after="40"/>
+      </w:pPr>
+      <w:r>
+        <w:rPr>
+          <w:rFonts w:ascii="Segoe UI" w:hAnsi="Segoe UI"/>
+          <w:color w:val="222222"/>
+          <w:sz w:val="19"/>
+        </w:rPr>
+      </w:r>
+      <w:r>
+        <w:rPr>
+          <w:rFonts w:ascii="Segoe UI" w:hAnsi="Segoe UI"/>
+          <w:b/>
+          <w:color w:val="222222"/>
+          <w:sz w:val="19"/>
+        </w:rPr>
+        <w:t>Endpoint:</w:t>
+      </w:r>
+      <w:r>
+        <w:rPr>
+          <w:rFonts w:ascii="Segoe UI" w:hAnsi="Segoe UI"/>
+          <w:color w:val="222222"/>
+          <w:sz w:val="19"/>
+        </w:rPr>
+        <w:t xml:space="preserve"> `PUT /api/v1/admin/vendors/{vendorId}/approve`</w:t>
       </w:r>
     </w:p>
     <w:p>
-      <w:r>
-        <w:rPr>
-          <w:rFonts w:ascii="Calibri" w:hAnsi="Calibri"/>
-          <w:sz w:val="20"/>
-        </w:rPr>
-        <w:t>"startingPrice": 250000.00,</w:t>
+      <w:pPr>
+        <w:pStyle w:val="ListBullet"/>
+        <w:spacing w:after="40"/>
+      </w:pPr>
+      <w:r>
+        <w:rPr>
+          <w:rFonts w:ascii="Segoe UI" w:hAnsi="Segoe UI"/>
+          <w:color w:val="222222"/>
+          <w:sz w:val="19"/>
+        </w:rPr>
+      </w:r>
+      <w:r>
+        <w:rPr>
+          <w:rFonts w:ascii="Segoe UI" w:hAnsi="Segoe UI"/>
+          <w:b/>
+          <w:color w:val="222222"/>
+          <w:sz w:val="19"/>
+        </w:rPr>
+        <w:t>Auth Required:</w:t>
+      </w:r>
+      <w:r>
+        <w:rPr>
+          <w:rFonts w:ascii="Segoe UI" w:hAnsi="Segoe UI"/>
+          <w:color w:val="222222"/>
+          <w:sz w:val="19"/>
+        </w:rPr>
+        <w:t xml:space="preserve"> Yes (`ROLE_ADMIN`)</w:t>
       </w:r>
     </w:p>
     <w:p>
-      <w:r>
-        <w:rPr>
-          <w:rFonts w:ascii="Calibri" w:hAnsi="Calibri"/>
-          <w:sz w:val="20"/>
-        </w:rPr>
-        <w:t>"imageUrl": "https://images.unsplash.com/photo-1519167758481-83f550bb49b3",</w:t>
+      <w:pPr>
+        <w:pStyle w:val="ListBullet"/>
+        <w:spacing w:after="40"/>
+      </w:pPr>
+      <w:r>
+        <w:rPr>
+          <w:rFonts w:ascii="Segoe UI" w:hAnsi="Segoe UI"/>
+          <w:color w:val="222222"/>
+          <w:sz w:val="19"/>
+        </w:rPr>
+      </w:r>
+      <w:r>
+        <w:rPr>
+          <w:rFonts w:ascii="Segoe UI" w:hAnsi="Segoe UI"/>
+          <w:b/>
+          <w:color w:val="222222"/>
+          <w:sz w:val="19"/>
+        </w:rPr>
+        <w:t>Action:</w:t>
+      </w:r>
+      <w:r>
+        <w:rPr>
+          <w:rFonts w:ascii="Segoe UI" w:hAnsi="Segoe UI"/>
+          <w:color w:val="222222"/>
+          <w:sz w:val="19"/>
+        </w:rPr>
+        <w:t xml:space="preserve"> Sets `status = "APPROVED"` and `verified = true`, publishing the business to the public directory.</w:t>
       </w:r>
     </w:p>
     <w:p>
-      <w:r>
-        <w:rPr>
-          <w:rFonts w:ascii="Calibri" w:hAnsi="Calibri"/>
-          <w:sz w:val="20"/>
-        </w:rPr>
-        <w:t>"description": "Luxury 5-star wedding venue with panoramic ballroom."</w:t>
+      <w:pPr>
+        <w:spacing w:before="160" w:after="60"/>
+      </w:pPr>
+      <w:r>
+        <w:rPr>
+          <w:rFonts w:ascii="Segoe UI" w:hAnsi="Segoe UI"/>
+          <w:b/>
+          <w:color w:val="222222"/>
+          <w:sz w:val="24"/>
+        </w:rPr>
+        <w:t>6.4 Reject Vendor Listing</w:t>
       </w:r>
     </w:p>
     <w:p>
-      <w:r>
-        <w:rPr>
-          <w:rFonts w:ascii="Calibri" w:hAnsi="Calibri"/>
-          <w:sz w:val="20"/>
-        </w:rPr>
-        <w:t>}</w:t>
+      <w:pPr>
+        <w:pStyle w:val="ListBullet"/>
+        <w:spacing w:after="40"/>
+      </w:pPr>
+      <w:r>
+        <w:rPr>
+          <w:rFonts w:ascii="Segoe UI" w:hAnsi="Segoe UI"/>
+          <w:color w:val="222222"/>
+          <w:sz w:val="19"/>
+        </w:rPr>
+      </w:r>
+      <w:r>
+        <w:rPr>
+          <w:rFonts w:ascii="Segoe UI" w:hAnsi="Segoe UI"/>
+          <w:b/>
+          <w:color w:val="222222"/>
+          <w:sz w:val="19"/>
+        </w:rPr>
+        <w:t>Endpoint:</w:t>
+      </w:r>
+      <w:r>
+        <w:rPr>
+          <w:rFonts w:ascii="Segoe UI" w:hAnsi="Segoe UI"/>
+          <w:color w:val="222222"/>
+          <w:sz w:val="19"/>
+        </w:rPr>
+        <w:t xml:space="preserve"> `PUT /api/v1/admin/vendors/{vendorId}/reject`</w:t>
       </w:r>
     </w:p>
     <w:p>
-      <w:r>
-        <w:rPr>
-          <w:rFonts w:ascii="Calibri" w:hAnsi="Calibri"/>
-          <w:sz w:val="20"/>
-        </w:rPr>
-        <w:t>```</w:t>
+      <w:pPr>
+        <w:pStyle w:val="ListBullet"/>
+        <w:spacing w:after="40"/>
+      </w:pPr>
+      <w:r>
+        <w:rPr>
+          <w:rFonts w:ascii="Segoe UI" w:hAnsi="Segoe UI"/>
+          <w:color w:val="222222"/>
+          <w:sz w:val="19"/>
+        </w:rPr>
+      </w:r>
+      <w:r>
+        <w:rPr>
+          <w:rFonts w:ascii="Segoe UI" w:hAnsi="Segoe UI"/>
+          <w:b/>
+          <w:color w:val="222222"/>
+          <w:sz w:val="19"/>
+        </w:rPr>
+        <w:t>Auth Required:</w:t>
+      </w:r>
+      <w:r>
+        <w:rPr>
+          <w:rFonts w:ascii="Segoe UI" w:hAnsi="Segoe UI"/>
+          <w:color w:val="222222"/>
+          <w:sz w:val="19"/>
+        </w:rPr>
+        <w:t xml:space="preserve"> Yes (`ROLE_ADMIN`)</w:t>
       </w:r>
     </w:p>
     <w:p>
-      <w:r>
-        <w:rPr>
-          <w:rFonts w:ascii="Calibri" w:hAnsi="Calibri"/>
-          <w:sz w:val="20"/>
-        </w:rPr>
-        <w:t>- Response Payload (201 Created):</w:t>
+      <w:pPr>
+        <w:pStyle w:val="ListBullet"/>
+        <w:spacing w:after="40"/>
+      </w:pPr>
+      <w:r>
+        <w:rPr>
+          <w:rFonts w:ascii="Segoe UI" w:hAnsi="Segoe UI"/>
+          <w:color w:val="222222"/>
+          <w:sz w:val="19"/>
+        </w:rPr>
+      </w:r>
+      <w:r>
+        <w:rPr>
+          <w:rFonts w:ascii="Segoe UI" w:hAnsi="Segoe UI"/>
+          <w:b/>
+          <w:color w:val="222222"/>
+          <w:sz w:val="19"/>
+        </w:rPr>
+        <w:t>Action:</w:t>
+      </w:r>
+      <w:r>
+        <w:rPr>
+          <w:rFonts w:ascii="Segoe UI" w:hAnsi="Segoe UI"/>
+          <w:color w:val="222222"/>
+          <w:sz w:val="19"/>
+        </w:rPr>
+        <w:t xml:space="preserve"> Sets `status = "REJECTED"`, excluding the business from search.</w:t>
       </w:r>
     </w:p>
     <w:p>
-      <w:r>
-        <w:rPr>
-          <w:rFonts w:ascii="Calibri" w:hAnsi="Calibri"/>
-          <w:sz w:val="20"/>
-        </w:rPr>
-        <w:t>```json</w:t>
+      <w:pPr>
+        <w:spacing w:before="160" w:after="60"/>
+      </w:pPr>
+      <w:r>
+        <w:rPr>
+          <w:rFonts w:ascii="Segoe UI" w:hAnsi="Segoe UI"/>
+          <w:b/>
+          <w:color w:val="222222"/>
+          <w:sz w:val="24"/>
+        </w:rPr>
+        <w:t>6.5 User Management &amp; Account Suspension</w:t>
       </w:r>
     </w:p>
     <w:p>
-      <w:r>
-        <w:rPr>
-          <w:rFonts w:ascii="Calibri" w:hAnsi="Calibri"/>
-          <w:sz w:val="20"/>
-        </w:rPr>
-        <w:t>{</w:t>
+      <w:pPr>
+        <w:pStyle w:val="ListBullet"/>
+        <w:spacing w:after="40"/>
+      </w:pPr>
+      <w:r>
+        <w:rPr>
+          <w:rFonts w:ascii="Segoe UI" w:hAnsi="Segoe UI"/>
+          <w:color w:val="222222"/>
+          <w:sz w:val="19"/>
+        </w:rPr>
+      </w:r>
+      <w:r>
+        <w:rPr>
+          <w:rFonts w:ascii="Segoe UI" w:hAnsi="Segoe UI"/>
+          <w:b/>
+          <w:color w:val="222222"/>
+          <w:sz w:val="19"/>
+        </w:rPr>
+        <w:t>Endpoint:</w:t>
+      </w:r>
+      <w:r>
+        <w:rPr>
+          <w:rFonts w:ascii="Segoe UI" w:hAnsi="Segoe UI"/>
+          <w:color w:val="222222"/>
+          <w:sz w:val="19"/>
+        </w:rPr>
+        <w:t xml:space="preserve"> `GET /api/v1/admin/users` (List all users)</w:t>
       </w:r>
     </w:p>
     <w:p>
-      <w:r>
-        <w:rPr>
-          <w:rFonts w:ascii="Calibri" w:hAnsi="Calibri"/>
-          <w:sz w:val="20"/>
-        </w:rPr>
-        <w:t>"vendorId": 14,</w:t>
+      <w:pPr>
+        <w:pStyle w:val="ListBullet"/>
+        <w:spacing w:after="40"/>
+      </w:pPr>
+      <w:r>
+        <w:rPr>
+          <w:rFonts w:ascii="Segoe UI" w:hAnsi="Segoe UI"/>
+          <w:color w:val="222222"/>
+          <w:sz w:val="19"/>
+        </w:rPr>
+      </w:r>
+      <w:r>
+        <w:rPr>
+          <w:rFonts w:ascii="Segoe UI" w:hAnsi="Segoe UI"/>
+          <w:b/>
+          <w:color w:val="222222"/>
+          <w:sz w:val="19"/>
+        </w:rPr>
+        <w:t>Endpoint:</w:t>
+      </w:r>
+      <w:r>
+        <w:rPr>
+          <w:rFonts w:ascii="Segoe UI" w:hAnsi="Segoe UI"/>
+          <w:color w:val="222222"/>
+          <w:sz w:val="19"/>
+        </w:rPr>
+        <w:t xml:space="preserve"> `PUT /api/v1/admin/users/{userId}/suspend` (Sets `isActive = false`)</w:t>
       </w:r>
     </w:p>
     <w:p>
-      <w:r>
-        <w:rPr>
-          <w:rFonts w:ascii="Calibri" w:hAnsi="Calibri"/>
-          <w:sz w:val="20"/>
-        </w:rPr>
-        <w:t>"status": "PENDING",</w:t>
+      <w:pPr>
+        <w:pStyle w:val="ListBullet"/>
+        <w:spacing w:after="40"/>
+      </w:pPr>
+      <w:r>
+        <w:rPr>
+          <w:rFonts w:ascii="Segoe UI" w:hAnsi="Segoe UI"/>
+          <w:color w:val="222222"/>
+          <w:sz w:val="19"/>
+        </w:rPr>
+      </w:r>
+      <w:r>
+        <w:rPr>
+          <w:rFonts w:ascii="Segoe UI" w:hAnsi="Segoe UI"/>
+          <w:b/>
+          <w:color w:val="222222"/>
+          <w:sz w:val="19"/>
+        </w:rPr>
+        <w:t>Endpoint:</w:t>
+      </w:r>
+      <w:r>
+        <w:rPr>
+          <w:rFonts w:ascii="Segoe UI" w:hAnsi="Segoe UI"/>
+          <w:color w:val="222222"/>
+          <w:sz w:val="19"/>
+        </w:rPr>
+        <w:t xml:space="preserve"> `PUT /api/v1/admin/users/{userId}/reinstate` (Sets `isActive = true`)</w:t>
       </w:r>
     </w:p>
     <w:p>
-      <w:r>
-        <w:rPr>
-          <w:rFonts w:ascii="Calibri" w:hAnsi="Calibri"/>
-          <w:sz w:val="20"/>
-        </w:rPr>
-        <w:t>"message": "Registration submitted for admin review."</w:t>
+      <w:pPr>
+        <w:pStyle w:val="ListBullet"/>
+        <w:spacing w:after="40"/>
+      </w:pPr>
+      <w:r>
+        <w:rPr>
+          <w:rFonts w:ascii="Segoe UI" w:hAnsi="Segoe UI"/>
+          <w:color w:val="222222"/>
+          <w:sz w:val="19"/>
+        </w:rPr>
+      </w:r>
+      <w:r>
+        <w:rPr>
+          <w:rFonts w:ascii="Segoe UI" w:hAnsi="Segoe UI"/>
+          <w:b/>
+          <w:color w:val="222222"/>
+          <w:sz w:val="19"/>
+        </w:rPr>
+        <w:t>Auth Required:</w:t>
+      </w:r>
+      <w:r>
+        <w:rPr>
+          <w:rFonts w:ascii="Segoe UI" w:hAnsi="Segoe UI"/>
+          <w:color w:val="222222"/>
+          <w:sz w:val="19"/>
+        </w:rPr>
+        <w:t xml:space="preserve"> Yes (`ROLE_ADMIN`)</w:t>
       </w:r>
     </w:p>
     <w:p>
-      <w:r>
-        <w:rPr>
-          <w:rFonts w:ascii="Calibri" w:hAnsi="Calibri"/>
-          <w:sz w:val="20"/>
-        </w:rPr>
-        <w:t>}</w:t>
+      <w:pPr>
+        <w:spacing w:before="120" w:after="120"/>
+      </w:pPr>
+      <w:r>
+        <w:rPr>
+          <w:color w:val="EEDDE0"/>
+        </w:rPr>
+        <w:t>__________________________________________________________________________</w:t>
       </w:r>
     </w:p>
     <w:p>
-      <w:r>
-        <w:rPr>
-          <w:rFonts w:ascii="Calibri" w:hAnsi="Calibri"/>
-          <w:sz w:val="20"/>
-        </w:rPr>
-        <w:t>```</w:t>
-      </w:r>
-    </w:p>
-    <w:p>
-      <w:r>
-        <w:rPr>
-          <w:rFonts w:ascii="Calibri" w:hAnsi="Calibri"/>
-          <w:sz w:val="20"/>
-        </w:rPr>
-        <w:t>---</w:t>
-      </w:r>
-    </w:p>
-    <w:p>
-      <w:pPr>
-        <w:pStyle w:val="Heading2"/>
-      </w:pPr>
-      <w:r>
-        <w:rPr>
-          <w:rFonts w:ascii="Georgia" w:hAnsi="Georgia"/>
+      <w:pPr>
+        <w:spacing w:before="240" w:after="80"/>
+      </w:pPr>
+      <w:r>
+        <w:rPr>
+          <w:rFonts w:ascii="Playfair Display" w:hAnsi="Playfair Display"/>
           <w:b/>
           <w:color w:val="721F3A"/>
-          <w:sz w:val="28"/>
-        </w:rPr>
-        <w:t>3. Budget Tracker &amp; Financial Analytics</w:t>
-      </w:r>
-    </w:p>
-    <w:p>
-      <w:pPr>
-        <w:pStyle w:val="Heading3"/>
-      </w:pPr>
-      <w:r>
-        <w:rPr>
-          <w:rFonts w:ascii="Georgia" w:hAnsi="Georgia"/>
-          <w:b/>
-          <w:color w:val="444444"/>
-          <w:sz w:val="24"/>
-        </w:rPr>
-        <w:t>3.1 Get Budget Items for User</w:t>
-      </w:r>
-    </w:p>
-    <w:p>
-      <w:r>
-        <w:rPr>
-          <w:rFonts w:ascii="Calibri" w:hAnsi="Calibri"/>
-          <w:sz w:val="20"/>
-        </w:rPr>
-        <w:t>- Endpoint: `GET /api/v1/budget-items`</w:t>
-      </w:r>
-    </w:p>
-    <w:p>
-      <w:r>
-        <w:rPr>
-          <w:rFonts w:ascii="Calibri" w:hAnsi="Calibri"/>
-          <w:sz w:val="20"/>
-        </w:rPr>
-        <w:t>- Auth Required: Yes (Bearer Token)</w:t>
-      </w:r>
-    </w:p>
-    <w:p>
-      <w:r>
-        <w:rPr>
-          <w:rFonts w:ascii="Calibri" w:hAnsi="Calibri"/>
-          <w:sz w:val="20"/>
-        </w:rPr>
-        <w:t>- Response Payload (200 OK):</w:t>
-      </w:r>
-    </w:p>
-    <w:p>
-      <w:r>
-        <w:rPr>
-          <w:rFonts w:ascii="Calibri" w:hAnsi="Calibri"/>
-          <w:sz w:val="20"/>
-        </w:rPr>
-        <w:t>```json</w:t>
-      </w:r>
-    </w:p>
-    <w:p>
-      <w:r>
-        <w:rPr>
-          <w:rFonts w:ascii="Calibri" w:hAnsi="Calibri"/>
-          <w:sz w:val="20"/>
-        </w:rPr>
-        <w:t>[</w:t>
-      </w:r>
-    </w:p>
-    <w:p>
-      <w:r>
-        <w:rPr>
-          <w:rFonts w:ascii="Calibri" w:hAnsi="Calibri"/>
-          <w:sz w:val="20"/>
-        </w:rPr>
-        <w:t>{</w:t>
-      </w:r>
-    </w:p>
-    <w:p>
-      <w:r>
-        <w:rPr>
-          <w:rFonts w:ascii="Calibri" w:hAnsi="Calibri"/>
-          <w:sz w:val="20"/>
-        </w:rPr>
-        <w:t>"budgetItemId": 1,</w:t>
-      </w:r>
-    </w:p>
-    <w:p>
-      <w:r>
-        <w:rPr>
-          <w:rFonts w:ascii="Calibri" w:hAnsi="Calibri"/>
-          <w:sz w:val="20"/>
-        </w:rPr>
-        <w:t>"itemName": "Grand Ballroom Deposit",</w:t>
-      </w:r>
-    </w:p>
-    <w:p>
-      <w:r>
-        <w:rPr>
-          <w:rFonts w:ascii="Calibri" w:hAnsi="Calibri"/>
-          <w:sz w:val="20"/>
-        </w:rPr>
-        <w:t>"category": "Venues &amp; Reception Halls",</w:t>
-      </w:r>
-    </w:p>
-    <w:p>
-      <w:r>
-        <w:rPr>
-          <w:rFonts w:ascii="Calibri" w:hAnsi="Calibri"/>
-          <w:sz w:val="20"/>
-        </w:rPr>
-        <w:t>"estimatedCost": 350000.00,</w:t>
-      </w:r>
-    </w:p>
-    <w:p>
-      <w:r>
-        <w:rPr>
-          <w:rFonts w:ascii="Calibri" w:hAnsi="Calibri"/>
-          <w:sz w:val="20"/>
-        </w:rPr>
-        <w:t>"actualCost": 350000.00,</w:t>
-      </w:r>
-    </w:p>
-    <w:p>
-      <w:r>
-        <w:rPr>
-          <w:rFonts w:ascii="Calibri" w:hAnsi="Calibri"/>
-          <w:sz w:val="20"/>
-        </w:rPr>
-        <w:t>"depositPaid": 100000.00,</w:t>
-      </w:r>
-    </w:p>
-    <w:p>
-      <w:r>
-        <w:rPr>
-          <w:rFonts w:ascii="Calibri" w:hAnsi="Calibri"/>
-          <w:sz w:val="20"/>
-        </w:rPr>
-        <w:t>"status": "Deposit Paid"</w:t>
-      </w:r>
-    </w:p>
-    <w:p>
-      <w:r>
-        <w:rPr>
-          <w:rFonts w:ascii="Calibri" w:hAnsi="Calibri"/>
-          <w:sz w:val="20"/>
-        </w:rPr>
-        <w:t>}</w:t>
-      </w:r>
-    </w:p>
-    <w:p>
-      <w:r>
-        <w:rPr>
-          <w:rFonts w:ascii="Calibri" w:hAnsi="Calibri"/>
-          <w:sz w:val="20"/>
-        </w:rPr>
-        <w:t>]</w:t>
-      </w:r>
-    </w:p>
-    <w:p>
-      <w:r>
-        <w:rPr>
-          <w:rFonts w:ascii="Calibri" w:hAnsi="Calibri"/>
-          <w:sz w:val="20"/>
-        </w:rPr>
-        <w:t>```</w:t>
-      </w:r>
-    </w:p>
-    <w:p>
-      <w:pPr>
-        <w:pStyle w:val="Heading3"/>
-      </w:pPr>
-      <w:r>
-        <w:rPr>
-          <w:rFonts w:ascii="Georgia" w:hAnsi="Georgia"/>
-          <w:b/>
-          <w:color w:val="444444"/>
-          <w:sz w:val="24"/>
-        </w:rPr>
-        <w:t>3.2 Add Budget Item</w:t>
-      </w:r>
-    </w:p>
-    <w:p>
-      <w:r>
-        <w:rPr>
-          <w:rFonts w:ascii="Calibri" w:hAnsi="Calibri"/>
-          <w:sz w:val="20"/>
-        </w:rPr>
-        <w:t>- Endpoint: `POST /api/v1/budget-items`</w:t>
-      </w:r>
-    </w:p>
-    <w:p>
-      <w:r>
-        <w:rPr>
-          <w:rFonts w:ascii="Calibri" w:hAnsi="Calibri"/>
-          <w:sz w:val="20"/>
-        </w:rPr>
-        <w:t>- Auth Required: Yes (Bearer Token)</w:t>
-      </w:r>
-    </w:p>
-    <w:p>
-      <w:r>
-        <w:rPr>
-          <w:rFonts w:ascii="Calibri" w:hAnsi="Calibri"/>
-          <w:sz w:val="20"/>
-        </w:rPr>
-        <w:t>- Request Payload:</w:t>
-      </w:r>
-    </w:p>
-    <w:p>
-      <w:r>
-        <w:rPr>
-          <w:rFonts w:ascii="Calibri" w:hAnsi="Calibri"/>
-          <w:sz w:val="20"/>
-        </w:rPr>
-        <w:t>```json</w:t>
-      </w:r>
-    </w:p>
-    <w:p>
-      <w:r>
-        <w:rPr>
-          <w:rFonts w:ascii="Calibri" w:hAnsi="Calibri"/>
-          <w:sz w:val="20"/>
-        </w:rPr>
-        <w:t>{</w:t>
-      </w:r>
-    </w:p>
-    <w:p>
-      <w:r>
-        <w:rPr>
-          <w:rFonts w:ascii="Calibri" w:hAnsi="Calibri"/>
-          <w:sz w:val="20"/>
-        </w:rPr>
-        <w:t>"userId": 1,</w:t>
-      </w:r>
-    </w:p>
-    <w:p>
-      <w:r>
-        <w:rPr>
-          <w:rFonts w:ascii="Calibri" w:hAnsi="Calibri"/>
-          <w:sz w:val="20"/>
-        </w:rPr>
-        <w:t>"itemName": "Floral Poruwa Arch",</w:t>
-      </w:r>
-    </w:p>
-    <w:p>
-      <w:r>
-        <w:rPr>
-          <w:rFonts w:ascii="Calibri" w:hAnsi="Calibri"/>
-          <w:sz w:val="20"/>
-        </w:rPr>
-        <w:t>"category": "Floral &amp; Poruwa Decor",</w:t>
-      </w:r>
-    </w:p>
-    <w:p>
-      <w:r>
-        <w:rPr>
-          <w:rFonts w:ascii="Calibri" w:hAnsi="Calibri"/>
-          <w:sz w:val="20"/>
-        </w:rPr>
-        <w:t>"estimatedCost": 75000.00,</w:t>
-      </w:r>
-    </w:p>
-    <w:p>
-      <w:r>
-        <w:rPr>
-          <w:rFonts w:ascii="Calibri" w:hAnsi="Calibri"/>
-          <w:sz w:val="20"/>
-        </w:rPr>
-        <w:t>"actualCost": 75000.00,</w:t>
-      </w:r>
-    </w:p>
-    <w:p>
-      <w:r>
-        <w:rPr>
-          <w:rFonts w:ascii="Calibri" w:hAnsi="Calibri"/>
-          <w:sz w:val="20"/>
-        </w:rPr>
-        <w:t>"depositPaid": 25000.00,</w:t>
-      </w:r>
-    </w:p>
-    <w:p>
-      <w:r>
-        <w:rPr>
-          <w:rFonts w:ascii="Calibri" w:hAnsi="Calibri"/>
-          <w:sz w:val="20"/>
-        </w:rPr>
-        <w:t>"status": "Planned"</w:t>
-      </w:r>
-    </w:p>
-    <w:p>
-      <w:r>
-        <w:rPr>
-          <w:rFonts w:ascii="Calibri" w:hAnsi="Calibri"/>
-          <w:sz w:val="20"/>
-        </w:rPr>
-        <w:t>}</w:t>
-      </w:r>
-    </w:p>
-    <w:p>
-      <w:r>
-        <w:rPr>
-          <w:rFonts w:ascii="Calibri" w:hAnsi="Calibri"/>
-          <w:sz w:val="20"/>
-        </w:rPr>
-        <w:t>```</w:t>
-      </w:r>
-    </w:p>
-    <w:p>
-      <w:r>
-        <w:rPr>
-          <w:rFonts w:ascii="Calibri" w:hAnsi="Calibri"/>
-          <w:sz w:val="20"/>
-        </w:rPr>
-        <w:t>- Response Payload (201 Created):</w:t>
-      </w:r>
-    </w:p>
-    <w:p>
-      <w:r>
-        <w:rPr>
-          <w:rFonts w:ascii="Calibri" w:hAnsi="Calibri"/>
-          <w:sz w:val="20"/>
-        </w:rPr>
-        <w:t>```json</w:t>
-      </w:r>
-    </w:p>
-    <w:p>
-      <w:r>
-        <w:rPr>
-          <w:rFonts w:ascii="Calibri" w:hAnsi="Calibri"/>
-          <w:sz w:val="20"/>
-        </w:rPr>
-        <w:t>{</w:t>
-      </w:r>
-    </w:p>
-    <w:p>
-      <w:r>
-        <w:rPr>
-          <w:rFonts w:ascii="Calibri" w:hAnsi="Calibri"/>
-          <w:sz w:val="20"/>
-        </w:rPr>
-        <w:t>"budgetItemId": 2,</w:t>
-      </w:r>
-    </w:p>
-    <w:p>
-      <w:r>
-        <w:rPr>
-          <w:rFonts w:ascii="Calibri" w:hAnsi="Calibri"/>
-          <w:sz w:val="20"/>
-        </w:rPr>
-        <w:t>"itemName": "Floral Poruwa Arch",</w:t>
-      </w:r>
-    </w:p>
-    <w:p>
-      <w:r>
-        <w:rPr>
-          <w:rFonts w:ascii="Calibri" w:hAnsi="Calibri"/>
-          <w:sz w:val="20"/>
-        </w:rPr>
-        <w:t>"status": "Planned"</w:t>
-      </w:r>
-    </w:p>
-    <w:p>
-      <w:r>
-        <w:rPr>
-          <w:rFonts w:ascii="Calibri" w:hAnsi="Calibri"/>
-          <w:sz w:val="20"/>
-        </w:rPr>
-        <w:t>}</w:t>
-      </w:r>
-    </w:p>
-    <w:p>
-      <w:r>
-        <w:rPr>
-          <w:rFonts w:ascii="Calibri" w:hAnsi="Calibri"/>
-          <w:sz w:val="20"/>
-        </w:rPr>
-        <w:t>```</w:t>
-      </w:r>
-    </w:p>
-    <w:p>
-      <w:pPr>
-        <w:pStyle w:val="Heading3"/>
-      </w:pPr>
-      <w:r>
-        <w:rPr>
-          <w:rFonts w:ascii="Georgia" w:hAnsi="Georgia"/>
-          <w:b/>
-          <w:color w:val="444444"/>
-          <w:sz w:val="24"/>
-        </w:rPr>
-        <w:t>3.3 Get Financial Budget Summary</w:t>
-      </w:r>
-    </w:p>
-    <w:p>
-      <w:r>
-        <w:rPr>
-          <w:rFonts w:ascii="Calibri" w:hAnsi="Calibri"/>
-          <w:sz w:val="20"/>
-        </w:rPr>
-        <w:t>- Endpoint: `GET /api/v1/budget-items/summary/{userId}`</w:t>
-      </w:r>
-    </w:p>
-    <w:p>
-      <w:r>
-        <w:rPr>
-          <w:rFonts w:ascii="Calibri" w:hAnsi="Calibri"/>
-          <w:sz w:val="20"/>
-        </w:rPr>
-        <w:t>- Auth Required: Yes (Bearer Token)</w:t>
-      </w:r>
-    </w:p>
-    <w:p>
-      <w:r>
-        <w:rPr>
-          <w:rFonts w:ascii="Calibri" w:hAnsi="Calibri"/>
-          <w:sz w:val="20"/>
-        </w:rPr>
-        <w:t>- Response Payload (200 OK):</w:t>
-      </w:r>
-    </w:p>
-    <w:p>
-      <w:r>
-        <w:rPr>
-          <w:rFonts w:ascii="Calibri" w:hAnsi="Calibri"/>
-          <w:sz w:val="20"/>
-        </w:rPr>
-        <w:t>```json</w:t>
-      </w:r>
-    </w:p>
-    <w:p>
-      <w:r>
-        <w:rPr>
-          <w:rFonts w:ascii="Calibri" w:hAnsi="Calibri"/>
-          <w:sz w:val="20"/>
-        </w:rPr>
-        <w:t>{</w:t>
-      </w:r>
-    </w:p>
-    <w:p>
-      <w:r>
-        <w:rPr>
-          <w:rFonts w:ascii="Calibri" w:hAnsi="Calibri"/>
-          <w:sz w:val="20"/>
-        </w:rPr>
-        <w:t>"totalBudget": 3500000.00,</w:t>
-      </w:r>
-    </w:p>
-    <w:p>
-      <w:r>
-        <w:rPr>
-          <w:rFonts w:ascii="Calibri" w:hAnsi="Calibri"/>
-          <w:sz w:val="20"/>
-        </w:rPr>
-        <w:t>"totalEstimated": 1250000.00,</w:t>
-      </w:r>
-    </w:p>
-    <w:p>
-      <w:r>
-        <w:rPr>
-          <w:rFonts w:ascii="Calibri" w:hAnsi="Calibri"/>
-          <w:sz w:val="20"/>
-        </w:rPr>
-        <w:t>"totalActual": 950000.00,</w:t>
-      </w:r>
-    </w:p>
-    <w:p>
-      <w:r>
-        <w:rPr>
-          <w:rFonts w:ascii="Calibri" w:hAnsi="Calibri"/>
-          <w:sz w:val="20"/>
-        </w:rPr>
-        <w:t>"totalDepositPaid": 450000.00,</w:t>
-      </w:r>
-    </w:p>
-    <w:p>
-      <w:r>
-        <w:rPr>
-          <w:rFonts w:ascii="Calibri" w:hAnsi="Calibri"/>
-          <w:sz w:val="20"/>
-        </w:rPr>
-        <w:t>"remainingBudget": 2250000.00</w:t>
-      </w:r>
-    </w:p>
-    <w:p>
-      <w:r>
-        <w:rPr>
-          <w:rFonts w:ascii="Calibri" w:hAnsi="Calibri"/>
-          <w:sz w:val="20"/>
-        </w:rPr>
-        <w:t>}</w:t>
-      </w:r>
-    </w:p>
-    <w:p>
-      <w:r>
-        <w:rPr>
-          <w:rFonts w:ascii="Calibri" w:hAnsi="Calibri"/>
-          <w:sz w:val="20"/>
-        </w:rPr>
-        <w:t>```</w:t>
-      </w:r>
-    </w:p>
-    <w:p>
-      <w:r>
-        <w:rPr>
-          <w:rFonts w:ascii="Calibri" w:hAnsi="Calibri"/>
-          <w:sz w:val="20"/>
-        </w:rPr>
-        <w:t>---</w:t>
-      </w:r>
-    </w:p>
-    <w:p>
-      <w:pPr>
-        <w:pStyle w:val="Heading2"/>
-      </w:pPr>
-      <w:r>
-        <w:rPr>
-          <w:rFonts w:ascii="Georgia" w:hAnsi="Georgia"/>
-          <w:b/>
-          <w:color w:val="721F3A"/>
-          <w:sz w:val="28"/>
-        </w:rPr>
-        <w:t>4. Guest List, RSVP &amp; Digital Invitations</w:t>
-      </w:r>
-    </w:p>
-    <w:p>
-      <w:pPr>
-        <w:pStyle w:val="Heading3"/>
-      </w:pPr>
-      <w:r>
-        <w:rPr>
-          <w:rFonts w:ascii="Georgia" w:hAnsi="Georgia"/>
-          <w:b/>
-          <w:color w:val="444444"/>
-          <w:sz w:val="24"/>
-        </w:rPr>
-        <w:t>4.1 Get All Guests</w:t>
-      </w:r>
-    </w:p>
-    <w:p>
-      <w:r>
-        <w:rPr>
-          <w:rFonts w:ascii="Calibri" w:hAnsi="Calibri"/>
-          <w:sz w:val="20"/>
-        </w:rPr>
-        <w:t>- Endpoint: `GET /api/v1/guests`</w:t>
-      </w:r>
-    </w:p>
-    <w:p>
-      <w:r>
-        <w:rPr>
-          <w:rFonts w:ascii="Calibri" w:hAnsi="Calibri"/>
-          <w:sz w:val="20"/>
-        </w:rPr>
-        <w:t>- Auth Required: Yes (Bearer Token)</w:t>
-      </w:r>
-    </w:p>
-    <w:p>
-      <w:r>
-        <w:rPr>
-          <w:rFonts w:ascii="Calibri" w:hAnsi="Calibri"/>
-          <w:sz w:val="20"/>
-        </w:rPr>
-        <w:t>- Response Payload (200 OK):</w:t>
-      </w:r>
-    </w:p>
-    <w:p>
-      <w:r>
-        <w:rPr>
-          <w:rFonts w:ascii="Calibri" w:hAnsi="Calibri"/>
-          <w:sz w:val="20"/>
-        </w:rPr>
-        <w:t>```json</w:t>
-      </w:r>
-    </w:p>
-    <w:p>
-      <w:r>
-        <w:rPr>
-          <w:rFonts w:ascii="Calibri" w:hAnsi="Calibri"/>
-          <w:sz w:val="20"/>
-        </w:rPr>
-        <w:t>[</w:t>
-      </w:r>
-    </w:p>
-    <w:p>
-      <w:r>
-        <w:rPr>
-          <w:rFonts w:ascii="Calibri" w:hAnsi="Calibri"/>
-          <w:sz w:val="20"/>
-        </w:rPr>
-        <w:t>{</w:t>
-      </w:r>
-    </w:p>
-    <w:p>
-      <w:r>
-        <w:rPr>
-          <w:rFonts w:ascii="Calibri" w:hAnsi="Calibri"/>
-          <w:sz w:val="20"/>
-        </w:rPr>
-        <w:t>"guestId": "a123e456-e89b-12d3-a456-426614174000",</w:t>
-      </w:r>
-    </w:p>
-    <w:p>
-      <w:r>
-        <w:rPr>
-          <w:rFonts w:ascii="Calibri" w:hAnsi="Calibri"/>
-          <w:sz w:val="20"/>
-        </w:rPr>
-        <w:t>"guestName": "Nadeesha Gunawardena",</w:t>
-      </w:r>
-    </w:p>
-    <w:p>
-      <w:r>
-        <w:rPr>
-          <w:rFonts w:ascii="Calibri" w:hAnsi="Calibri"/>
-          <w:sz w:val="20"/>
-        </w:rPr>
-        <w:t>"contactNumber": "0771234567",</w:t>
-      </w:r>
-    </w:p>
-    <w:p>
-      <w:r>
-        <w:rPr>
-          <w:rFonts w:ascii="Calibri" w:hAnsi="Calibri"/>
-          <w:sz w:val="20"/>
-        </w:rPr>
-        <w:t>"sideOfFamily": "Bride",</w:t>
-      </w:r>
-    </w:p>
-    <w:p>
-      <w:r>
-        <w:rPr>
-          <w:rFonts w:ascii="Calibri" w:hAnsi="Calibri"/>
-          <w:sz w:val="20"/>
-        </w:rPr>
-        <w:t>"rsvpStatus": "Attending",</w:t>
-      </w:r>
-    </w:p>
-    <w:p>
-      <w:r>
-        <w:rPr>
-          <w:rFonts w:ascii="Calibri" w:hAnsi="Calibri"/>
-          <w:sz w:val="20"/>
-        </w:rPr>
-        <w:t>"whatsappStatus": "SENT",</w:t>
-      </w:r>
-    </w:p>
-    <w:p>
-      <w:r>
-        <w:rPr>
-          <w:rFonts w:ascii="Calibri" w:hAnsi="Calibri"/>
-          <w:sz w:val="20"/>
-        </w:rPr>
-        <w:t>"plusOnes": 1,</w:t>
-      </w:r>
-    </w:p>
-    <w:p>
-      <w:r>
-        <w:rPr>
-          <w:rFonts w:ascii="Calibri" w:hAnsi="Calibri"/>
-          <w:sz w:val="20"/>
-        </w:rPr>
-        <w:t>"mealPreference": "Non-Veg"</w:t>
-      </w:r>
-    </w:p>
-    <w:p>
-      <w:r>
-        <w:rPr>
-          <w:rFonts w:ascii="Calibri" w:hAnsi="Calibri"/>
-          <w:sz w:val="20"/>
-        </w:rPr>
-        <w:t>}</w:t>
-      </w:r>
-    </w:p>
-    <w:p>
-      <w:r>
-        <w:rPr>
-          <w:rFonts w:ascii="Calibri" w:hAnsi="Calibri"/>
-          <w:sz w:val="20"/>
-        </w:rPr>
-        <w:t>]</w:t>
-      </w:r>
-    </w:p>
-    <w:p>
-      <w:r>
-        <w:rPr>
-          <w:rFonts w:ascii="Calibri" w:hAnsi="Calibri"/>
-          <w:sz w:val="20"/>
-        </w:rPr>
-        <w:t>```</w:t>
-      </w:r>
-    </w:p>
-    <w:p>
-      <w:pPr>
-        <w:pStyle w:val="Heading3"/>
-      </w:pPr>
-      <w:r>
-        <w:rPr>
-          <w:rFonts w:ascii="Georgia" w:hAnsi="Georgia"/>
-          <w:b/>
-          <w:color w:val="444444"/>
-          <w:sz w:val="24"/>
-        </w:rPr>
-        <w:t>4.2 Generate Shareable Digital Invitation</w:t>
-      </w:r>
-    </w:p>
-    <w:p>
-      <w:r>
-        <w:rPr>
-          <w:rFonts w:ascii="Calibri" w:hAnsi="Calibri"/>
-          <w:sz w:val="20"/>
-        </w:rPr>
-        <w:t>- Endpoint: `GET /api/v1/guests/{guestId}/share`</w:t>
-      </w:r>
-    </w:p>
-    <w:p>
-      <w:r>
-        <w:rPr>
-          <w:rFonts w:ascii="Calibri" w:hAnsi="Calibri"/>
-          <w:sz w:val="20"/>
-        </w:rPr>
-        <w:t>- Auth Required: Yes (Bearer Token)</w:t>
-      </w:r>
-    </w:p>
-    <w:p>
-      <w:r>
-        <w:rPr>
-          <w:rFonts w:ascii="Calibri" w:hAnsi="Calibri"/>
-          <w:sz w:val="20"/>
-        </w:rPr>
-        <w:t>- Response Payload (200 OK):</w:t>
-      </w:r>
-    </w:p>
-    <w:p>
-      <w:r>
-        <w:rPr>
-          <w:rFonts w:ascii="Calibri" w:hAnsi="Calibri"/>
-          <w:sz w:val="20"/>
-        </w:rPr>
-        <w:t>```json</w:t>
-      </w:r>
-    </w:p>
-    <w:p>
-      <w:r>
-        <w:rPr>
-          <w:rFonts w:ascii="Calibri" w:hAnsi="Calibri"/>
-          <w:sz w:val="20"/>
-        </w:rPr>
-        <w:t>{</w:t>
-      </w:r>
-    </w:p>
-    <w:p>
-      <w:r>
-        <w:rPr>
-          <w:rFonts w:ascii="Calibri" w:hAnsi="Calibri"/>
-          <w:sz w:val="20"/>
-        </w:rPr>
-        <w:t>"guestName": "Nadeesha Gunawardena",</w:t>
-      </w:r>
-    </w:p>
-    <w:p>
-      <w:r>
-        <w:rPr>
-          <w:rFonts w:ascii="Calibri" w:hAnsi="Calibri"/>
-          <w:sz w:val="20"/>
-        </w:rPr>
-        <w:t>"rsvpUrl": "https://magulaplan.netlify.app/rsvp/a123e456-e89b-12d3-a456-426614174000",</w:t>
-      </w:r>
-    </w:p>
-    <w:p>
-      <w:r>
-        <w:rPr>
-          <w:rFonts w:ascii="Calibri" w:hAnsi="Calibri"/>
-          <w:sz w:val="20"/>
-        </w:rPr>
-        <w:t>"title": "Wedding Invitation — Kasun &amp; Sandani",</w:t>
-      </w:r>
-    </w:p>
-    <w:p>
-      <w:r>
-        <w:rPr>
-          <w:rFonts w:ascii="Calibri" w:hAnsi="Calibri"/>
-          <w:sz w:val="20"/>
-        </w:rPr>
-        <w:t>"message": "Dear Nadeesha Gunawardena, Kasun &amp; Sandani invite you to celebrate their wedding day! Please confirm your attendance here:",</w:t>
-      </w:r>
-    </w:p>
-    <w:p>
-      <w:r>
-        <w:rPr>
-          <w:rFonts w:ascii="Calibri" w:hAnsi="Calibri"/>
-          <w:sz w:val="20"/>
-        </w:rPr>
-        <w:t>"whatsappStatus": "SENT"</w:t>
-      </w:r>
-    </w:p>
-    <w:p>
-      <w:r>
-        <w:rPr>
-          <w:rFonts w:ascii="Calibri" w:hAnsi="Calibri"/>
-          <w:sz w:val="20"/>
-        </w:rPr>
-        <w:t>}</w:t>
-      </w:r>
-    </w:p>
-    <w:p>
-      <w:r>
-        <w:rPr>
-          <w:rFonts w:ascii="Calibri" w:hAnsi="Calibri"/>
-          <w:sz w:val="20"/>
-        </w:rPr>
-        <w:t>```</w:t>
-      </w:r>
-    </w:p>
-    <w:p>
-      <w:pPr>
-        <w:pStyle w:val="Heading3"/>
-      </w:pPr>
-      <w:r>
-        <w:rPr>
-          <w:rFonts w:ascii="Georgia" w:hAnsi="Georgia"/>
-          <w:b/>
-          <w:color w:val="444444"/>
-          <w:sz w:val="24"/>
-        </w:rPr>
-        <w:t>4.3 Update Guest RSVP Status</w:t>
-      </w:r>
-    </w:p>
-    <w:p>
-      <w:r>
-        <w:rPr>
-          <w:rFonts w:ascii="Calibri" w:hAnsi="Calibri"/>
-          <w:sz w:val="20"/>
-        </w:rPr>
-        <w:t>- Endpoint: `PATCH /api/v1/guests/{guestId}/rsvp`</w:t>
-      </w:r>
-    </w:p>
-    <w:p>
-      <w:r>
-        <w:rPr>
-          <w:rFonts w:ascii="Calibri" w:hAnsi="Calibri"/>
-          <w:sz w:val="20"/>
-        </w:rPr>
-        <w:t>- Auth Required: Yes</w:t>
-      </w:r>
-    </w:p>
-    <w:p>
-      <w:r>
-        <w:rPr>
-          <w:rFonts w:ascii="Calibri" w:hAnsi="Calibri"/>
-          <w:sz w:val="20"/>
-        </w:rPr>
-        <w:t>- Request Payload:</w:t>
-      </w:r>
-    </w:p>
-    <w:p>
-      <w:r>
-        <w:rPr>
-          <w:rFonts w:ascii="Calibri" w:hAnsi="Calibri"/>
-          <w:sz w:val="20"/>
-        </w:rPr>
-        <w:t>```json</w:t>
-      </w:r>
-    </w:p>
-    <w:p>
-      <w:r>
-        <w:rPr>
-          <w:rFonts w:ascii="Calibri" w:hAnsi="Calibri"/>
-          <w:sz w:val="20"/>
-        </w:rPr>
-        <w:t>{</w:t>
-      </w:r>
-    </w:p>
-    <w:p>
-      <w:r>
-        <w:rPr>
-          <w:rFonts w:ascii="Calibri" w:hAnsi="Calibri"/>
-          <w:sz w:val="20"/>
-        </w:rPr>
-        <w:t>"rsvpStatus": "Attending"</w:t>
-      </w:r>
-    </w:p>
-    <w:p>
-      <w:r>
-        <w:rPr>
-          <w:rFonts w:ascii="Calibri" w:hAnsi="Calibri"/>
-          <w:sz w:val="20"/>
-        </w:rPr>
-        <w:t>}</w:t>
-      </w:r>
-    </w:p>
-    <w:p>
-      <w:r>
-        <w:rPr>
-          <w:rFonts w:ascii="Calibri" w:hAnsi="Calibri"/>
-          <w:sz w:val="20"/>
-        </w:rPr>
-        <w:t>```</w:t>
-      </w:r>
-    </w:p>
-    <w:p>
-      <w:r>
-        <w:rPr>
-          <w:rFonts w:ascii="Calibri" w:hAnsi="Calibri"/>
-          <w:sz w:val="20"/>
-        </w:rPr>
-        <w:t>- Response Payload (200 OK):</w:t>
-      </w:r>
-    </w:p>
-    <w:p>
-      <w:r>
-        <w:rPr>
-          <w:rFonts w:ascii="Calibri" w:hAnsi="Calibri"/>
-          <w:sz w:val="20"/>
-        </w:rPr>
-        <w:t>```json</w:t>
-      </w:r>
-    </w:p>
-    <w:p>
-      <w:r>
-        <w:rPr>
-          <w:rFonts w:ascii="Calibri" w:hAnsi="Calibri"/>
-          <w:sz w:val="20"/>
-        </w:rPr>
-        <w:t>{</w:t>
-      </w:r>
-    </w:p>
-    <w:p>
-      <w:r>
-        <w:rPr>
-          <w:rFonts w:ascii="Calibri" w:hAnsi="Calibri"/>
-          <w:sz w:val="20"/>
-        </w:rPr>
-        <w:t>"guestId": "a123e456-e89b-12d3-a456-426614174000",</w:t>
-      </w:r>
-    </w:p>
-    <w:p>
-      <w:r>
-        <w:rPr>
-          <w:rFonts w:ascii="Calibri" w:hAnsi="Calibri"/>
-          <w:sz w:val="20"/>
-        </w:rPr>
-        <w:t>"rsvpStatus": "Attending"</w:t>
-      </w:r>
-    </w:p>
-    <w:p>
-      <w:r>
-        <w:rPr>
-          <w:rFonts w:ascii="Calibri" w:hAnsi="Calibri"/>
-          <w:sz w:val="20"/>
-        </w:rPr>
-        <w:t>}</w:t>
-      </w:r>
-    </w:p>
-    <w:p>
-      <w:r>
-        <w:rPr>
-          <w:rFonts w:ascii="Calibri" w:hAnsi="Calibri"/>
-          <w:sz w:val="20"/>
-        </w:rPr>
-        <w:t>```</w:t>
-      </w:r>
-    </w:p>
-    <w:p>
-      <w:r>
-        <w:rPr>
-          <w:rFonts w:ascii="Calibri" w:hAnsi="Calibri"/>
-          <w:sz w:val="20"/>
-        </w:rPr>
-        <w:t>---</w:t>
-      </w:r>
-    </w:p>
-    <w:p>
-      <w:pPr>
-        <w:pStyle w:val="Heading2"/>
-      </w:pPr>
-      <w:r>
-        <w:rPr>
-          <w:rFonts w:ascii="Georgia" w:hAnsi="Georgia"/>
-          <w:b/>
-          <w:color w:val="721F3A"/>
-          <w:sz w:val="28"/>
-        </w:rPr>
-        <w:t>5. Multi-Vendor Commerce &amp; Cart Checkout</w:t>
-      </w:r>
-    </w:p>
-    <w:p>
-      <w:pPr>
-        <w:pStyle w:val="Heading3"/>
-      </w:pPr>
-      <w:r>
-        <w:rPr>
-          <w:rFonts w:ascii="Georgia" w:hAnsi="Georgia"/>
-          <w:b/>
-          <w:color w:val="444444"/>
-          <w:sz w:val="24"/>
-        </w:rPr>
-        <w:t>5.1 Finalize Booking Checkout</w:t>
-      </w:r>
-    </w:p>
-    <w:p>
-      <w:r>
-        <w:rPr>
-          <w:rFonts w:ascii="Calibri" w:hAnsi="Calibri"/>
-          <w:sz w:val="20"/>
-        </w:rPr>
-        <w:t>- Endpoint: `POST /api/v1/bookings/checkout`</w:t>
-      </w:r>
-    </w:p>
-    <w:p>
-      <w:r>
-        <w:rPr>
-          <w:rFonts w:ascii="Calibri" w:hAnsi="Calibri"/>
-          <w:sz w:val="20"/>
-        </w:rPr>
-        <w:t>- Auth Required: Yes (Bearer Token)</w:t>
-      </w:r>
-    </w:p>
-    <w:p>
-      <w:r>
-        <w:rPr>
-          <w:rFonts w:ascii="Calibri" w:hAnsi="Calibri"/>
-          <w:sz w:val="20"/>
-        </w:rPr>
-        <w:t>- Request Payload:</w:t>
-      </w:r>
-    </w:p>
-    <w:p>
-      <w:r>
-        <w:rPr>
-          <w:rFonts w:ascii="Calibri" w:hAnsi="Calibri"/>
-          <w:sz w:val="20"/>
-        </w:rPr>
-        <w:t>```json</w:t>
-      </w:r>
-    </w:p>
-    <w:p>
-      <w:r>
-        <w:rPr>
-          <w:rFonts w:ascii="Calibri" w:hAnsi="Calibri"/>
-          <w:sz w:val="20"/>
-        </w:rPr>
-        <w:t>{</w:t>
-      </w:r>
-    </w:p>
-    <w:p>
-      <w:r>
-        <w:rPr>
-          <w:rFonts w:ascii="Calibri" w:hAnsi="Calibri"/>
-          <w:sz w:val="20"/>
-        </w:rPr>
-        <w:t>"userId": 1,</w:t>
-      </w:r>
-    </w:p>
-    <w:p>
-      <w:r>
-        <w:rPr>
-          <w:rFonts w:ascii="Calibri" w:hAnsi="Calibri"/>
-          <w:sz w:val="20"/>
-        </w:rPr>
-        <w:t>"vendorIds": [1, 3, 7]</w:t>
-      </w:r>
-    </w:p>
-    <w:p>
-      <w:r>
-        <w:rPr>
-          <w:rFonts w:ascii="Calibri" w:hAnsi="Calibri"/>
-          <w:sz w:val="20"/>
-        </w:rPr>
-        <w:t>}</w:t>
-      </w:r>
-    </w:p>
-    <w:p>
-      <w:r>
-        <w:rPr>
-          <w:rFonts w:ascii="Calibri" w:hAnsi="Calibri"/>
-          <w:sz w:val="20"/>
-        </w:rPr>
-        <w:t>```</w:t>
-      </w:r>
-    </w:p>
-    <w:p>
-      <w:r>
-        <w:rPr>
-          <w:rFonts w:ascii="Calibri" w:hAnsi="Calibri"/>
-          <w:sz w:val="20"/>
-        </w:rPr>
-        <w:t>- Response Payload (201 Created):</w:t>
-      </w:r>
-    </w:p>
-    <w:p>
-      <w:r>
-        <w:rPr>
-          <w:rFonts w:ascii="Calibri" w:hAnsi="Calibri"/>
-          <w:sz w:val="20"/>
-        </w:rPr>
-        <w:t>```json</w:t>
-      </w:r>
-    </w:p>
-    <w:p>
-      <w:r>
-        <w:rPr>
-          <w:rFonts w:ascii="Calibri" w:hAnsi="Calibri"/>
-          <w:sz w:val="20"/>
-        </w:rPr>
-        <w:t>[</w:t>
-      </w:r>
-    </w:p>
-    <w:p>
-      <w:r>
-        <w:rPr>
-          <w:rFonts w:ascii="Calibri" w:hAnsi="Calibri"/>
-          <w:sz w:val="20"/>
-        </w:rPr>
-        <w:t>{</w:t>
-      </w:r>
-    </w:p>
-    <w:p>
-      <w:r>
-        <w:rPr>
-          <w:rFonts w:ascii="Calibri" w:hAnsi="Calibri"/>
-          <w:sz w:val="20"/>
-        </w:rPr>
-        <w:t>"bookingId": 101,</w:t>
-      </w:r>
-    </w:p>
-    <w:p>
-      <w:r>
-        <w:rPr>
-          <w:rFonts w:ascii="Calibri" w:hAnsi="Calibri"/>
-          <w:sz w:val="20"/>
-        </w:rPr>
-        <w:t>"vendorId": 1,</w:t>
-      </w:r>
-    </w:p>
-    <w:p>
-      <w:r>
-        <w:rPr>
-          <w:rFonts w:ascii="Calibri" w:hAnsi="Calibri"/>
-          <w:sz w:val="20"/>
-        </w:rPr>
-        <w:t>"vendorName": "Studio 3000DF",</w:t>
-      </w:r>
-    </w:p>
-    <w:p>
-      <w:r>
-        <w:rPr>
-          <w:rFonts w:ascii="Calibri" w:hAnsi="Calibri"/>
-          <w:sz w:val="20"/>
-        </w:rPr>
-        <w:t>"status": "CONFIRMED",</w:t>
-      </w:r>
-    </w:p>
-    <w:p>
-      <w:r>
-        <w:rPr>
-          <w:rFonts w:ascii="Calibri" w:hAnsi="Calibri"/>
-          <w:sz w:val="20"/>
-        </w:rPr>
-        <w:t>"bookedAt": "2026-09-01T12:00:00"</w:t>
-      </w:r>
-    </w:p>
-    <w:p>
-      <w:r>
-        <w:rPr>
-          <w:rFonts w:ascii="Calibri" w:hAnsi="Calibri"/>
-          <w:sz w:val="20"/>
-        </w:rPr>
-        <w:t>}</w:t>
-      </w:r>
-    </w:p>
-    <w:p>
-      <w:r>
-        <w:rPr>
-          <w:rFonts w:ascii="Calibri" w:hAnsi="Calibri"/>
-          <w:sz w:val="20"/>
-        </w:rPr>
-        <w:t>]</w:t>
-      </w:r>
-    </w:p>
-    <w:p>
-      <w:r>
-        <w:rPr>
-          <w:rFonts w:ascii="Calibri" w:hAnsi="Calibri"/>
-          <w:sz w:val="20"/>
-        </w:rPr>
-        <w:t>```</w:t>
+          <w:sz w:val="30"/>
+        </w:rPr>
+        <w:t>7. Standard Error Responses</w:t>
       </w:r>
     </w:p>
     <w:sectPr>
       <w:pgSz w:w="12240" w:h="15840"/>
-      <w:pgMar w:top="1440" w:right="1440" w:bottom="1440" w:left="1440" w:header="720" w:footer="720" w:gutter="0"/>
+      <w:pgMar w:top="1152" w:right="1296" w:bottom="1152" w:left="1296" w:header="720" w:footer="720" w:gutter="0"/>
       <w:cols w:space="720"/>
       <w:docGrid w:linePitch="360"/>
     </w:sectPr>
